--- a/pr-preview/pr-488/bayesian-examples-handout-tracked-changes.docx
+++ b/pr-preview/pr-488/bayesian-examples-handout-tracked-changes.docx
@@ -181,7 +181,7 @@
       </w:pPr>
       <w:ins w:id="30" w:author="PR Preview" w:date="2026-01-01T00:00:00Z">
         <w:r>
-          <w:t xml:space="preserve">Last modified: 2026-10-26 17:10:42 (PDT)</w:t>
+          <w:t xml:space="preserve">Last modified: 2026-10-26 17:35:11 (PDT)</w:t>
         </w:r>
       </w:ins>
     </w:p>
@@ -2076,7 +2076,7 @@
       </w:ins>
       <w:ins w:id="101" w:author="PR Preview" w:date="2026-01-01T00:00:00Z">
         <w:r>
-          <w:t xml:space="preserve">and slice sampling otherwise.</w:t>
+          <w:t xml:space="preserve">and slice or Metropolis steps otherwise.</w:t>
         </w:r>
       </w:ins>
       <w:ins w:id="102" w:author="PR Preview" w:date="2026-01-01T00:00:00Z">
@@ -2196,7 +2196,7 @@
       </w:ins>
       <w:ins w:id="123" w:author="PR Preview" w:date="2026-01-01T00:00:00Z">
         <w:r>
-          <w:t xml:space="preserve">A Stan model sums a discrete quantity out of the</w:t>
+          <w:t xml:space="preserve">A Stan model sums a discrete quantity out of the joint</w:t>
         </w:r>
       </w:ins>
       <w:ins w:id="124" w:author="PR Preview" w:date="2026-01-01T00:00:00Z">
@@ -2210,7 +2210,7 @@
             <w:rPr>
               <w:rStyle w:val="Hyperlink"/>
             </w:rPr>
-            <w:t xml:space="preserve">likelihood</w:t>
+            <w:t xml:space="preserve">density</w:t>
           </w:r>
         </w:ins>
       </w:hyperlink>
@@ -2221,7 +2221,7 @@
       </w:ins>
       <w:ins w:id="127" w:author="PR Preview" w:date="2026-01-01T00:00:00Z">
         <w:r>
-          <w:t xml:space="preserve">instead</w:t>
+          <w:t xml:space="preserve">of the data and the parameters instead</w:t>
         </w:r>
       </w:ins>
       <w:ins w:id="128" w:author="PR Preview" w:date="2026-01-01T00:00:00Z">
@@ -2355,9 +2355,9 @@
               <w:tblLook w:firstRow="1" w:lastRow="0" w:firstColumn="0" w:lastColumn="0" w:noHBand="0" w:noVBand="0" w:val="0020"/>
             </w:tblPr>
             <w:tblGrid>
-              <w:gridCol w:w="595"/>
-              <w:gridCol w:w="3811"/>
-              <w:gridCol w:w="3513"/>
+              <w:gridCol w:w="571"/>
+              <w:gridCol w:w="3974"/>
+              <w:gridCol w:w="3373"/>
             </w:tblGrid>
             <w:tr>
               <w:trPr>
@@ -2426,7 +2426,7 @@
                     <w:jc w:val="center"/>
                   </w:pPr>
                   <w:r>
-                    <w:t xml:space="preserve">Updates one node at a time, as in Gibbs sampling, with conjugate samplers where it recognizes them and slice sampling otherwise</w:t>
+                    <w:t xml:space="preserve">Updates one node at a time, as in Gibbs sampling, with conjugate samplers where it recognizes them and slice or Metropolis steps otherwise</w:t>
                   </w:r>
                 </w:p>
               </w:tc>
@@ -2601,7 +2601,7 @@
                     <w:jc w:val="center"/>
                   </w:pPr>
                   <w:r>
-                    <w:t xml:space="preserve">Not allowed; they are summed out of the likelihood</w:t>
+                    <w:t xml:space="preserve">Not allowed; they are summed out of the joint density</w:t>
                   </w:r>
                 </w:p>
               </w:tc>
@@ -2855,7 +2855,7 @@
       </w:pPr>
       <w:ins w:id="146" w:author="PR Preview" w:date="2026-01-01T00:00:00Z">
         <w:r>
-          <w:t xml:space="preserve">The table’s rows are in</w:t>
+          <w:t xml:space="preserve">The next example fits the model of</w:t>
         </w:r>
       </w:ins>
       <w:ins w:id="147" w:author="PR Preview" w:date="2026-01-01T00:00:00Z">
@@ -2863,38 +2863,8 @@
           <w:t xml:space="preserve"> </w:t>
         </w:r>
       </w:ins>
-      <w:hyperlink r:id="rId24">
+      <w:hyperlink w:anchor="exm-bayes-proportion">
         <w:ins w:id="148" w:author="PR Preview" w:date="2026-01-01T00:00:00Z">
-          <w:r>
-            <w:rPr>
-              <w:rStyle w:val="VerbatimChar"/>
-            </w:rPr>
-            <w:t xml:space="preserve">data/bayes-software.csv</w:t>
-          </w:r>
-        </w:ins>
-      </w:hyperlink>
-      <w:ins w:id="149" w:author="PR Preview" w:date="2026-01-01T00:00:00Z">
-        <w:r>
-          <w:t xml:space="preserve">.</w:t>
-        </w:r>
-      </w:ins>
-      <w:ins w:id="150" w:author="PR Preview" w:date="2026-01-01T00:00:00Z">
-        <w:r>
-          <w:t xml:space="preserve"> </w:t>
-        </w:r>
-      </w:ins>
-      <w:ins w:id="151" w:author="PR Preview" w:date="2026-01-01T00:00:00Z">
-        <w:r>
-          <w:t xml:space="preserve">The next example fits the model of</w:t>
-        </w:r>
-      </w:ins>
-      <w:ins w:id="152" w:author="PR Preview" w:date="2026-01-01T00:00:00Z">
-        <w:r>
-          <w:t xml:space="preserve"> </w:t>
-        </w:r>
-      </w:ins>
-      <w:hyperlink w:anchor="exm-bayes-proportion">
-        <w:ins w:id="153" w:author="PR Preview" w:date="2026-01-01T00:00:00Z">
           <w:r>
             <w:rPr>
               <w:rStyle w:val="Hyperlink"/>
@@ -2903,22 +2873,22 @@
           </w:r>
         </w:ins>
       </w:hyperlink>
-      <w:ins w:id="154" w:author="PR Preview" w:date="2026-01-01T00:00:00Z">
-        <w:r>
-          <w:t xml:space="preserve"> </w:t>
-        </w:r>
-      </w:ins>
-      <w:ins w:id="155" w:author="PR Preview" w:date="2026-01-01T00:00:00Z">
+      <w:ins w:id="149" w:author="PR Preview" w:date="2026-01-01T00:00:00Z">
+        <w:r>
+          <w:t xml:space="preserve"> </w:t>
+        </w:r>
+      </w:ins>
+      <w:ins w:id="150" w:author="PR Preview" w:date="2026-01-01T00:00:00Z">
         <w:r>
           <w:t xml:space="preserve">in Stan,</w:t>
         </w:r>
       </w:ins>
-      <w:ins w:id="156" w:author="PR Preview" w:date="2026-01-01T00:00:00Z">
-        <w:r>
-          <w:t xml:space="preserve"> </w:t>
-        </w:r>
-      </w:ins>
-      <w:ins w:id="157" w:author="PR Preview" w:date="2026-01-01T00:00:00Z">
+      <w:ins w:id="151" w:author="PR Preview" w:date="2026-01-01T00:00:00Z">
+        <w:r>
+          <w:t xml:space="preserve"> </w:t>
+        </w:r>
+      </w:ins>
+      <w:ins w:id="152" w:author="PR Preview" w:date="2026-01-01T00:00:00Z">
         <w:r>
           <w:t xml:space="preserve">so the two programs can be compared on one problem.</w:t>
         </w:r>
@@ -2929,7 +2899,7 @@
       <w:pPr>
         <w:pStyle w:val="BodyText"/>
       </w:pPr>
-      <w:ins w:id="158" w:author="PR Preview" w:date="2026-01-01T00:00:00Z">
+      <w:ins w:id="153" w:author="PR Preview" w:date="2026-01-01T00:00:00Z">
         <w:r>
           <w:rPr>
             <w:b/>
@@ -2938,23 +2908,23 @@
           <w:t xml:space="preserve">Example 2 (The Bernoulli model fitted with Stan)</w:t>
         </w:r>
       </w:ins>
-      <w:ins w:id="159" w:author="PR Preview" w:date="2026-01-01T00:00:00Z">
-        <w:r>
-          <w:t xml:space="preserve"> </w:t>
-        </w:r>
-      </w:ins>
-      <w:ins w:id="160" w:author="PR Preview" w:date="2026-01-01T00:00:00Z">
+      <w:ins w:id="154" w:author="PR Preview" w:date="2026-01-01T00:00:00Z">
+        <w:r>
+          <w:t xml:space="preserve"> </w:t>
+        </w:r>
+      </w:ins>
+      <w:ins w:id="155" w:author="PR Preview" w:date="2026-01-01T00:00:00Z">
         <w:r>
           <w:t xml:space="preserve">The data and the</w:t>
         </w:r>
       </w:ins>
-      <w:ins w:id="161" w:author="PR Preview" w:date="2026-01-01T00:00:00Z">
-        <w:r>
-          <w:t xml:space="preserve"> </w:t>
-        </w:r>
-      </w:ins>
-      <w:hyperlink r:id="rId25">
-        <w:ins w:id="162" w:author="PR Preview" w:date="2026-01-01T00:00:00Z">
+      <w:ins w:id="156" w:author="PR Preview" w:date="2026-01-01T00:00:00Z">
+        <w:r>
+          <w:t xml:space="preserve"> </w:t>
+        </w:r>
+      </w:ins>
+      <w:hyperlink r:id="rId24">
+        <w:ins w:id="157" w:author="PR Preview" w:date="2026-01-01T00:00:00Z">
           <w:r>
             <w:rPr>
               <w:rStyle w:val="Hyperlink"/>
@@ -2963,23 +2933,23 @@
           </w:r>
         </w:ins>
       </w:hyperlink>
-      <w:ins w:id="163" w:author="PR Preview" w:date="2026-01-01T00:00:00Z">
-        <w:r>
-          <w:t xml:space="preserve"> </w:t>
-        </w:r>
-      </w:ins>
-      <w:ins w:id="164" w:author="PR Preview" w:date="2026-01-01T00:00:00Z">
+      <w:ins w:id="158" w:author="PR Preview" w:date="2026-01-01T00:00:00Z">
+        <w:r>
+          <w:t xml:space="preserve"> </w:t>
+        </w:r>
+      </w:ins>
+      <w:ins w:id="159" w:author="PR Preview" w:date="2026-01-01T00:00:00Z">
         <w:r>
           <w:t xml:space="preserve">are those of</w:t>
         </w:r>
       </w:ins>
-      <w:ins w:id="165" w:author="PR Preview" w:date="2026-01-01T00:00:00Z">
+      <w:ins w:id="160" w:author="PR Preview" w:date="2026-01-01T00:00:00Z">
         <w:r>
           <w:t xml:space="preserve"> </w:t>
         </w:r>
       </w:ins>
       <w:hyperlink w:anchor="exm-bayes-proportion">
-        <w:ins w:id="166" w:author="PR Preview" w:date="2026-01-01T00:00:00Z">
+        <w:ins w:id="161" w:author="PR Preview" w:date="2026-01-01T00:00:00Z">
           <w:r>
             <w:rPr>
               <w:rStyle w:val="Hyperlink"/>
@@ -2988,37 +2958,37 @@
           </w:r>
         </w:ins>
       </w:hyperlink>
+      <w:ins w:id="162" w:author="PR Preview" w:date="2026-01-01T00:00:00Z">
+        <w:r>
+          <w:t xml:space="preserve">.</w:t>
+        </w:r>
+      </w:ins>
+      <w:ins w:id="163" w:author="PR Preview" w:date="2026-01-01T00:00:00Z">
+        <w:r>
+          <w:t xml:space="preserve"> </w:t>
+        </w:r>
+      </w:ins>
+      <w:ins w:id="164" w:author="PR Preview" w:date="2026-01-01T00:00:00Z">
+        <w:r>
+          <w:t xml:space="preserve">The Stan program declares the data and the parameter with their types and ranges,</w:t>
+        </w:r>
+      </w:ins>
+      <w:ins w:id="165" w:author="PR Preview" w:date="2026-01-01T00:00:00Z">
+        <w:r>
+          <w:t xml:space="preserve"> </w:t>
+        </w:r>
+      </w:ins>
+      <w:ins w:id="166" w:author="PR Preview" w:date="2026-01-01T00:00:00Z">
+        <w:r>
+          <w:t xml:space="preserve">and the</w:t>
+        </w:r>
+      </w:ins>
       <w:ins w:id="167" w:author="PR Preview" w:date="2026-01-01T00:00:00Z">
         <w:r>
-          <w:t xml:space="preserve">.</w:t>
+          <w:t xml:space="preserve"> </w:t>
         </w:r>
       </w:ins>
       <w:ins w:id="168" w:author="PR Preview" w:date="2026-01-01T00:00:00Z">
-        <w:r>
-          <w:t xml:space="preserve"> </w:t>
-        </w:r>
-      </w:ins>
-      <w:ins w:id="169" w:author="PR Preview" w:date="2026-01-01T00:00:00Z">
-        <w:r>
-          <w:t xml:space="preserve">The Stan program declares the data and the parameter with their types and ranges,</w:t>
-        </w:r>
-      </w:ins>
-      <w:ins w:id="170" w:author="PR Preview" w:date="2026-01-01T00:00:00Z">
-        <w:r>
-          <w:t xml:space="preserve"> </w:t>
-        </w:r>
-      </w:ins>
-      <w:ins w:id="171" w:author="PR Preview" w:date="2026-01-01T00:00:00Z">
-        <w:r>
-          <w:t xml:space="preserve">and the</w:t>
-        </w:r>
-      </w:ins>
-      <w:ins w:id="172" w:author="PR Preview" w:date="2026-01-01T00:00:00Z">
-        <w:r>
-          <w:t xml:space="preserve"> </w:t>
-        </w:r>
-      </w:ins>
-      <w:ins w:id="173" w:author="PR Preview" w:date="2026-01-01T00:00:00Z">
         <w:r>
           <w:rPr>
             <w:rStyle w:val="VerbatimChar"/>
@@ -3026,23 +2996,23 @@
           <w:t xml:space="preserve">model</w:t>
         </w:r>
       </w:ins>
-      <w:ins w:id="174" w:author="PR Preview" w:date="2026-01-01T00:00:00Z">
-        <w:r>
-          <w:t xml:space="preserve"> </w:t>
-        </w:r>
-      </w:ins>
-      <w:ins w:id="175" w:author="PR Preview" w:date="2026-01-01T00:00:00Z">
+      <w:ins w:id="169" w:author="PR Preview" w:date="2026-01-01T00:00:00Z">
+        <w:r>
+          <w:t xml:space="preserve"> </w:t>
+        </w:r>
+      </w:ins>
+      <w:ins w:id="170" w:author="PR Preview" w:date="2026-01-01T00:00:00Z">
         <w:r>
           <w:t xml:space="preserve">block states the</w:t>
         </w:r>
       </w:ins>
-      <w:ins w:id="176" w:author="PR Preview" w:date="2026-01-01T00:00:00Z">
-        <w:r>
-          <w:t xml:space="preserve"> </w:t>
-        </w:r>
-      </w:ins>
-      <w:hyperlink r:id="rId26">
-        <w:ins w:id="177" w:author="PR Preview" w:date="2026-01-01T00:00:00Z">
+      <w:ins w:id="171" w:author="PR Preview" w:date="2026-01-01T00:00:00Z">
+        <w:r>
+          <w:t xml:space="preserve"> </w:t>
+        </w:r>
+      </w:ins>
+      <w:hyperlink r:id="rId25">
+        <w:ins w:id="172" w:author="PR Preview" w:date="2026-01-01T00:00:00Z">
           <w:r>
             <w:rPr>
               <w:rStyle w:val="Hyperlink"/>
@@ -3051,23 +3021,23 @@
           </w:r>
         </w:ins>
       </w:hyperlink>
-      <w:ins w:id="178" w:author="PR Preview" w:date="2026-01-01T00:00:00Z">
-        <w:r>
-          <w:t xml:space="preserve"> </w:t>
-        </w:r>
-      </w:ins>
-      <w:ins w:id="179" w:author="PR Preview" w:date="2026-01-01T00:00:00Z">
+      <w:ins w:id="173" w:author="PR Preview" w:date="2026-01-01T00:00:00Z">
+        <w:r>
+          <w:t xml:space="preserve"> </w:t>
+        </w:r>
+      </w:ins>
+      <w:ins w:id="174" w:author="PR Preview" w:date="2026-01-01T00:00:00Z">
         <w:r>
           <w:t xml:space="preserve">and the</w:t>
         </w:r>
       </w:ins>
-      <w:ins w:id="180" w:author="PR Preview" w:date="2026-01-01T00:00:00Z">
-        <w:r>
-          <w:t xml:space="preserve"> </w:t>
-        </w:r>
-      </w:ins>
-      <w:hyperlink r:id="rId20">
-        <w:ins w:id="181" w:author="PR Preview" w:date="2026-01-01T00:00:00Z">
+      <w:ins w:id="175" w:author="PR Preview" w:date="2026-01-01T00:00:00Z">
+        <w:r>
+          <w:t xml:space="preserve"> </w:t>
+        </w:r>
+      </w:ins>
+      <w:hyperlink r:id="rId26">
+        <w:ins w:id="176" w:author="PR Preview" w:date="2026-01-01T00:00:00Z">
           <w:r>
             <w:rPr>
               <w:rStyle w:val="Hyperlink"/>
@@ -3076,7 +3046,7 @@
           </w:r>
         </w:ins>
       </w:hyperlink>
-      <w:ins w:id="182" w:author="PR Preview" w:date="2026-01-01T00:00:00Z">
+      <w:ins w:id="177" w:author="PR Preview" w:date="2026-01-01T00:00:00Z">
         <w:r>
           <w:t xml:space="preserve">:</w:t>
         </w:r>
@@ -3086,7 +3056,7 @@
       <w:pPr>
         <w:pStyle w:val="SourceCode"/>
       </w:pPr>
-      <w:ins w:id="183" w:author="PR Preview" w:date="2026-01-01T00:00:00Z">
+      <w:ins w:id="178" w:author="PR Preview" w:date="2026-01-01T00:00:00Z">
         <w:r>
           <w:rPr>
             <w:rStyle w:val="NormalTok"/>
@@ -3094,7 +3064,7 @@
           <w:t xml:space="preserve">bernoulli_stan </w:t>
         </w:r>
       </w:ins>
-      <w:ins w:id="184" w:author="PR Preview" w:date="2026-01-01T00:00:00Z">
+      <w:ins w:id="179" w:author="PR Preview" w:date="2026-01-01T00:00:00Z">
         <w:r>
           <w:rPr>
             <w:rStyle w:val="OtherTok"/>
@@ -3102,7 +3072,7 @@
           <w:t xml:space="preserve">&lt;-</w:t>
         </w:r>
       </w:ins>
-      <w:ins w:id="185" w:author="PR Preview" w:date="2026-01-01T00:00:00Z">
+      <w:ins w:id="180" w:author="PR Preview" w:date="2026-01-01T00:00:00Z">
         <w:r>
           <w:rPr>
             <w:rStyle w:val="NormalTok"/>
@@ -3110,7 +3080,7 @@
           <w:t xml:space="preserve"> </w:t>
         </w:r>
       </w:ins>
-      <w:ins w:id="186" w:author="PR Preview" w:date="2026-01-01T00:00:00Z">
+      <w:ins w:id="181" w:author="PR Preview" w:date="2026-01-01T00:00:00Z">
         <w:r>
           <w:rPr>
             <w:rStyle w:val="StringTok"/>
@@ -3118,12 +3088,12 @@
           <w:t xml:space="preserve">"</w:t>
         </w:r>
       </w:ins>
-      <w:ins w:id="187" w:author="PR Preview" w:date="2026-01-01T00:00:00Z">
+      <w:ins w:id="182" w:author="PR Preview" w:date="2026-01-01T00:00:00Z">
         <w:r>
           <w:br/>
         </w:r>
       </w:ins>
-      <w:ins w:id="188" w:author="PR Preview" w:date="2026-01-01T00:00:00Z">
+      <w:ins w:id="183" w:author="PR Preview" w:date="2026-01-01T00:00:00Z">
         <w:r>
           <w:rPr>
             <w:rStyle w:val="StringTok"/>
@@ -3131,12 +3101,12 @@
           <w:t xml:space="preserve">data {</w:t>
         </w:r>
       </w:ins>
-      <w:ins w:id="189" w:author="PR Preview" w:date="2026-01-01T00:00:00Z">
+      <w:ins w:id="184" w:author="PR Preview" w:date="2026-01-01T00:00:00Z">
         <w:r>
           <w:br/>
         </w:r>
       </w:ins>
-      <w:ins w:id="190" w:author="PR Preview" w:date="2026-01-01T00:00:00Z">
+      <w:ins w:id="185" w:author="PR Preview" w:date="2026-01-01T00:00:00Z">
         <w:r>
           <w:rPr>
             <w:rStyle w:val="StringTok"/>
@@ -3144,12 +3114,12 @@
           <w:t xml:space="preserve">  int&lt;lower=0&gt; N;</w:t>
         </w:r>
       </w:ins>
-      <w:ins w:id="191" w:author="PR Preview" w:date="2026-01-01T00:00:00Z">
+      <w:ins w:id="186" w:author="PR Preview" w:date="2026-01-01T00:00:00Z">
         <w:r>
           <w:br/>
         </w:r>
       </w:ins>
-      <w:ins w:id="192" w:author="PR Preview" w:date="2026-01-01T00:00:00Z">
+      <w:ins w:id="187" w:author="PR Preview" w:date="2026-01-01T00:00:00Z">
         <w:r>
           <w:rPr>
             <w:rStyle w:val="StringTok"/>
@@ -3157,12 +3127,12 @@
           <w:t xml:space="preserve">  array[N] int&lt;lower=0, upper=1&gt; y;</w:t>
         </w:r>
       </w:ins>
-      <w:ins w:id="193" w:author="PR Preview" w:date="2026-01-01T00:00:00Z">
+      <w:ins w:id="188" w:author="PR Preview" w:date="2026-01-01T00:00:00Z">
         <w:r>
           <w:br/>
         </w:r>
       </w:ins>
-      <w:ins w:id="194" w:author="PR Preview" w:date="2026-01-01T00:00:00Z">
+      <w:ins w:id="189" w:author="PR Preview" w:date="2026-01-01T00:00:00Z">
         <w:r>
           <w:rPr>
             <w:rStyle w:val="StringTok"/>
@@ -3170,12 +3140,12 @@
           <w:t xml:space="preserve">}</w:t>
         </w:r>
       </w:ins>
-      <w:ins w:id="195" w:author="PR Preview" w:date="2026-01-01T00:00:00Z">
+      <w:ins w:id="190" w:author="PR Preview" w:date="2026-01-01T00:00:00Z">
         <w:r>
           <w:br/>
         </w:r>
       </w:ins>
-      <w:ins w:id="196" w:author="PR Preview" w:date="2026-01-01T00:00:00Z">
+      <w:ins w:id="191" w:author="PR Preview" w:date="2026-01-01T00:00:00Z">
         <w:r>
           <w:rPr>
             <w:rStyle w:val="StringTok"/>
@@ -3183,12 +3153,12 @@
           <w:t xml:space="preserve">parameters {</w:t>
         </w:r>
       </w:ins>
-      <w:ins w:id="197" w:author="PR Preview" w:date="2026-01-01T00:00:00Z">
+      <w:ins w:id="192" w:author="PR Preview" w:date="2026-01-01T00:00:00Z">
         <w:r>
           <w:br/>
         </w:r>
       </w:ins>
-      <w:ins w:id="198" w:author="PR Preview" w:date="2026-01-01T00:00:00Z">
+      <w:ins w:id="193" w:author="PR Preview" w:date="2026-01-01T00:00:00Z">
         <w:r>
           <w:rPr>
             <w:rStyle w:val="StringTok"/>
@@ -3196,12 +3166,12 @@
           <w:t xml:space="preserve">  real&lt;lower=0, upper=1&gt; p;</w:t>
         </w:r>
       </w:ins>
-      <w:ins w:id="199" w:author="PR Preview" w:date="2026-01-01T00:00:00Z">
+      <w:ins w:id="194" w:author="PR Preview" w:date="2026-01-01T00:00:00Z">
         <w:r>
           <w:br/>
         </w:r>
       </w:ins>
-      <w:ins w:id="200" w:author="PR Preview" w:date="2026-01-01T00:00:00Z">
+      <w:ins w:id="195" w:author="PR Preview" w:date="2026-01-01T00:00:00Z">
         <w:r>
           <w:rPr>
             <w:rStyle w:val="StringTok"/>
@@ -3209,12 +3179,12 @@
           <w:t xml:space="preserve">}</w:t>
         </w:r>
       </w:ins>
-      <w:ins w:id="201" w:author="PR Preview" w:date="2026-01-01T00:00:00Z">
+      <w:ins w:id="196" w:author="PR Preview" w:date="2026-01-01T00:00:00Z">
         <w:r>
           <w:br/>
         </w:r>
       </w:ins>
-      <w:ins w:id="202" w:author="PR Preview" w:date="2026-01-01T00:00:00Z">
+      <w:ins w:id="197" w:author="PR Preview" w:date="2026-01-01T00:00:00Z">
         <w:r>
           <w:rPr>
             <w:rStyle w:val="StringTok"/>
@@ -3222,12 +3192,12 @@
           <w:t xml:space="preserve">model {</w:t>
         </w:r>
       </w:ins>
-      <w:ins w:id="203" w:author="PR Preview" w:date="2026-01-01T00:00:00Z">
+      <w:ins w:id="198" w:author="PR Preview" w:date="2026-01-01T00:00:00Z">
         <w:r>
           <w:br/>
         </w:r>
       </w:ins>
-      <w:ins w:id="204" w:author="PR Preview" w:date="2026-01-01T00:00:00Z">
+      <w:ins w:id="199" w:author="PR Preview" w:date="2026-01-01T00:00:00Z">
         <w:r>
           <w:rPr>
             <w:rStyle w:val="StringTok"/>
@@ -3235,12 +3205,12 @@
           <w:t xml:space="preserve">  p ~ beta(1, 1);</w:t>
         </w:r>
       </w:ins>
-      <w:ins w:id="205" w:author="PR Preview" w:date="2026-01-01T00:00:00Z">
+      <w:ins w:id="200" w:author="PR Preview" w:date="2026-01-01T00:00:00Z">
         <w:r>
           <w:br/>
         </w:r>
       </w:ins>
-      <w:ins w:id="206" w:author="PR Preview" w:date="2026-01-01T00:00:00Z">
+      <w:ins w:id="201" w:author="PR Preview" w:date="2026-01-01T00:00:00Z">
         <w:r>
           <w:rPr>
             <w:rStyle w:val="StringTok"/>
@@ -3248,12 +3218,12 @@
           <w:t xml:space="preserve">  y ~ bernoulli(p);</w:t>
         </w:r>
       </w:ins>
-      <w:ins w:id="207" w:author="PR Preview" w:date="2026-01-01T00:00:00Z">
+      <w:ins w:id="202" w:author="PR Preview" w:date="2026-01-01T00:00:00Z">
         <w:r>
           <w:br/>
         </w:r>
       </w:ins>
-      <w:ins w:id="208" w:author="PR Preview" w:date="2026-01-01T00:00:00Z">
+      <w:ins w:id="203" w:author="PR Preview" w:date="2026-01-01T00:00:00Z">
         <w:r>
           <w:rPr>
             <w:rStyle w:val="StringTok"/>
@@ -3261,12 +3231,12 @@
           <w:t xml:space="preserve">}</w:t>
         </w:r>
       </w:ins>
-      <w:ins w:id="209" w:author="PR Preview" w:date="2026-01-01T00:00:00Z">
+      <w:ins w:id="204" w:author="PR Preview" w:date="2026-01-01T00:00:00Z">
         <w:r>
           <w:br/>
         </w:r>
       </w:ins>
-      <w:ins w:id="210" w:author="PR Preview" w:date="2026-01-01T00:00:00Z">
+      <w:ins w:id="205" w:author="PR Preview" w:date="2026-01-01T00:00:00Z">
         <w:r>
           <w:rPr>
             <w:rStyle w:val="StringTok"/>
@@ -3274,12 +3244,12 @@
           <w:t xml:space="preserve">"</w:t>
         </w:r>
       </w:ins>
-      <w:ins w:id="211" w:author="PR Preview" w:date="2026-01-01T00:00:00Z">
+      <w:ins w:id="206" w:author="PR Preview" w:date="2026-01-01T00:00:00Z">
         <w:r>
           <w:br/>
         </w:r>
       </w:ins>
-      <w:ins w:id="212" w:author="PR Preview" w:date="2026-01-01T00:00:00Z">
+      <w:ins w:id="207" w:author="PR Preview" w:date="2026-01-01T00:00:00Z">
         <w:r>
           <w:rPr>
             <w:rStyle w:val="NormalTok"/>
@@ -3287,7 +3257,7 @@
           <w:t xml:space="preserve">stan_fit </w:t>
         </w:r>
       </w:ins>
-      <w:ins w:id="213" w:author="PR Preview" w:date="2026-01-01T00:00:00Z">
+      <w:ins w:id="208" w:author="PR Preview" w:date="2026-01-01T00:00:00Z">
         <w:r>
           <w:rPr>
             <w:rStyle w:val="OtherTok"/>
@@ -3295,7 +3265,7 @@
           <w:t xml:space="preserve">&lt;-</w:t>
         </w:r>
       </w:ins>
-      <w:ins w:id="214" w:author="PR Preview" w:date="2026-01-01T00:00:00Z">
+      <w:ins w:id="209" w:author="PR Preview" w:date="2026-01-01T00:00:00Z">
         <w:r>
           <w:rPr>
             <w:rStyle w:val="NormalTok"/>
@@ -3303,7 +3273,7 @@
           <w:t xml:space="preserve"> rstan</w:t>
         </w:r>
       </w:ins>
-      <w:ins w:id="215" w:author="PR Preview" w:date="2026-01-01T00:00:00Z">
+      <w:ins w:id="210" w:author="PR Preview" w:date="2026-01-01T00:00:00Z">
         <w:r>
           <w:rPr>
             <w:rStyle w:val="SpecialCharTok"/>
@@ -3311,7 +3281,7 @@
           <w:t xml:space="preserve">::</w:t>
         </w:r>
       </w:ins>
-      <w:ins w:id="216" w:author="PR Preview" w:date="2026-01-01T00:00:00Z">
+      <w:ins w:id="211" w:author="PR Preview" w:date="2026-01-01T00:00:00Z">
         <w:r>
           <w:rPr>
             <w:rStyle w:val="FunctionTok"/>
@@ -3319,7 +3289,7 @@
           <w:t xml:space="preserve">stan</w:t>
         </w:r>
       </w:ins>
-      <w:ins w:id="217" w:author="PR Preview" w:date="2026-01-01T00:00:00Z">
+      <w:ins w:id="212" w:author="PR Preview" w:date="2026-01-01T00:00:00Z">
         <w:r>
           <w:rPr>
             <w:rStyle w:val="NormalTok"/>
@@ -3327,12 +3297,12 @@
           <w:t xml:space="preserve">(</w:t>
         </w:r>
       </w:ins>
-      <w:ins w:id="218" w:author="PR Preview" w:date="2026-01-01T00:00:00Z">
+      <w:ins w:id="213" w:author="PR Preview" w:date="2026-01-01T00:00:00Z">
         <w:r>
           <w:br/>
         </w:r>
       </w:ins>
-      <w:ins w:id="219" w:author="PR Preview" w:date="2026-01-01T00:00:00Z">
+      <w:ins w:id="214" w:author="PR Preview" w:date="2026-01-01T00:00:00Z">
         <w:r>
           <w:rPr>
             <w:rStyle w:val="NormalTok"/>
@@ -3340,7 +3310,7 @@
           <w:t xml:space="preserve">  </w:t>
         </w:r>
       </w:ins>
-      <w:ins w:id="220" w:author="PR Preview" w:date="2026-01-01T00:00:00Z">
+      <w:ins w:id="215" w:author="PR Preview" w:date="2026-01-01T00:00:00Z">
         <w:r>
           <w:rPr>
             <w:rStyle w:val="AttributeTok"/>
@@ -3348,7 +3318,7 @@
           <w:t xml:space="preserve">model_code =</w:t>
         </w:r>
       </w:ins>
-      <w:ins w:id="221" w:author="PR Preview" w:date="2026-01-01T00:00:00Z">
+      <w:ins w:id="216" w:author="PR Preview" w:date="2026-01-01T00:00:00Z">
         <w:r>
           <w:rPr>
             <w:rStyle w:val="NormalTok"/>
@@ -3356,12 +3326,12 @@
           <w:t xml:space="preserve"> bernoulli_stan,</w:t>
         </w:r>
       </w:ins>
-      <w:ins w:id="222" w:author="PR Preview" w:date="2026-01-01T00:00:00Z">
+      <w:ins w:id="217" w:author="PR Preview" w:date="2026-01-01T00:00:00Z">
         <w:r>
           <w:br/>
         </w:r>
       </w:ins>
-      <w:ins w:id="223" w:author="PR Preview" w:date="2026-01-01T00:00:00Z">
+      <w:ins w:id="218" w:author="PR Preview" w:date="2026-01-01T00:00:00Z">
         <w:r>
           <w:rPr>
             <w:rStyle w:val="NormalTok"/>
@@ -3369,7 +3339,7 @@
           <w:t xml:space="preserve">  </w:t>
         </w:r>
       </w:ins>
-      <w:ins w:id="224" w:author="PR Preview" w:date="2026-01-01T00:00:00Z">
+      <w:ins w:id="219" w:author="PR Preview" w:date="2026-01-01T00:00:00Z">
         <w:r>
           <w:rPr>
             <w:rStyle w:val="AttributeTok"/>
@@ -3377,7 +3347,7 @@
           <w:t xml:space="preserve">data =</w:t>
         </w:r>
       </w:ins>
-      <w:ins w:id="225" w:author="PR Preview" w:date="2026-01-01T00:00:00Z">
+      <w:ins w:id="220" w:author="PR Preview" w:date="2026-01-01T00:00:00Z">
         <w:r>
           <w:rPr>
             <w:rStyle w:val="NormalTok"/>
@@ -3385,7 +3355,7 @@
           <w:t xml:space="preserve"> </w:t>
         </w:r>
       </w:ins>
-      <w:ins w:id="226" w:author="PR Preview" w:date="2026-01-01T00:00:00Z">
+      <w:ins w:id="221" w:author="PR Preview" w:date="2026-01-01T00:00:00Z">
         <w:r>
           <w:rPr>
             <w:rStyle w:val="FunctionTok"/>
@@ -3393,7 +3363,7 @@
           <w:t xml:space="preserve">list</w:t>
         </w:r>
       </w:ins>
-      <w:ins w:id="227" w:author="PR Preview" w:date="2026-01-01T00:00:00Z">
+      <w:ins w:id="222" w:author="PR Preview" w:date="2026-01-01T00:00:00Z">
         <w:r>
           <w:rPr>
             <w:rStyle w:val="NormalTok"/>
@@ -3401,7 +3371,7 @@
           <w:t xml:space="preserve">(</w:t>
         </w:r>
       </w:ins>
-      <w:ins w:id="228" w:author="PR Preview" w:date="2026-01-01T00:00:00Z">
+      <w:ins w:id="223" w:author="PR Preview" w:date="2026-01-01T00:00:00Z">
         <w:r>
           <w:rPr>
             <w:rStyle w:val="AttributeTok"/>
@@ -3409,7 +3379,7 @@
           <w:t xml:space="preserve">N =</w:t>
         </w:r>
       </w:ins>
-      <w:ins w:id="229" w:author="PR Preview" w:date="2026-01-01T00:00:00Z">
+      <w:ins w:id="224" w:author="PR Preview" w:date="2026-01-01T00:00:00Z">
         <w:r>
           <w:rPr>
             <w:rStyle w:val="NormalTok"/>
@@ -3417,7 +3387,7 @@
           <w:t xml:space="preserve"> </w:t>
         </w:r>
       </w:ins>
-      <w:ins w:id="230" w:author="PR Preview" w:date="2026-01-01T00:00:00Z">
+      <w:ins w:id="225" w:author="PR Preview" w:date="2026-01-01T00:00:00Z">
         <w:r>
           <w:rPr>
             <w:rStyle w:val="FunctionTok"/>
@@ -3425,7 +3395,7 @@
           <w:t xml:space="preserve">length</w:t>
         </w:r>
       </w:ins>
-      <w:ins w:id="231" w:author="PR Preview" w:date="2026-01-01T00:00:00Z">
+      <w:ins w:id="226" w:author="PR Preview" w:date="2026-01-01T00:00:00Z">
         <w:r>
           <w:rPr>
             <w:rStyle w:val="NormalTok"/>
@@ -3433,7 +3403,7 @@
           <w:t xml:space="preserve">(y), </w:t>
         </w:r>
       </w:ins>
-      <w:ins w:id="232" w:author="PR Preview" w:date="2026-01-01T00:00:00Z">
+      <w:ins w:id="227" w:author="PR Preview" w:date="2026-01-01T00:00:00Z">
         <w:r>
           <w:rPr>
             <w:rStyle w:val="AttributeTok"/>
@@ -3441,7 +3411,7 @@
           <w:t xml:space="preserve">y =</w:t>
         </w:r>
       </w:ins>
-      <w:ins w:id="233" w:author="PR Preview" w:date="2026-01-01T00:00:00Z">
+      <w:ins w:id="228" w:author="PR Preview" w:date="2026-01-01T00:00:00Z">
         <w:r>
           <w:rPr>
             <w:rStyle w:val="NormalTok"/>
@@ -3449,12 +3419,12 @@
           <w:t xml:space="preserve"> y),</w:t>
         </w:r>
       </w:ins>
-      <w:ins w:id="234" w:author="PR Preview" w:date="2026-01-01T00:00:00Z">
+      <w:ins w:id="229" w:author="PR Preview" w:date="2026-01-01T00:00:00Z">
         <w:r>
           <w:br/>
         </w:r>
       </w:ins>
-      <w:ins w:id="235" w:author="PR Preview" w:date="2026-01-01T00:00:00Z">
+      <w:ins w:id="230" w:author="PR Preview" w:date="2026-01-01T00:00:00Z">
         <w:r>
           <w:rPr>
             <w:rStyle w:val="NormalTok"/>
@@ -3462,7 +3432,7 @@
           <w:t xml:space="preserve">  </w:t>
         </w:r>
       </w:ins>
-      <w:ins w:id="236" w:author="PR Preview" w:date="2026-01-01T00:00:00Z">
+      <w:ins w:id="231" w:author="PR Preview" w:date="2026-01-01T00:00:00Z">
         <w:r>
           <w:rPr>
             <w:rStyle w:val="AttributeTok"/>
@@ -3470,7 +3440,7 @@
           <w:t xml:space="preserve">chains =</w:t>
         </w:r>
       </w:ins>
-      <w:ins w:id="237" w:author="PR Preview" w:date="2026-01-01T00:00:00Z">
+      <w:ins w:id="232" w:author="PR Preview" w:date="2026-01-01T00:00:00Z">
         <w:r>
           <w:rPr>
             <w:rStyle w:val="NormalTok"/>
@@ -3478,7 +3448,7 @@
           <w:t xml:space="preserve"> </w:t>
         </w:r>
       </w:ins>
-      <w:ins w:id="238" w:author="PR Preview" w:date="2026-01-01T00:00:00Z">
+      <w:ins w:id="233" w:author="PR Preview" w:date="2026-01-01T00:00:00Z">
         <w:r>
           <w:rPr>
             <w:rStyle w:val="DecValTok"/>
@@ -3486,7 +3456,7 @@
           <w:t xml:space="preserve">2</w:t>
         </w:r>
       </w:ins>
-      <w:ins w:id="239" w:author="PR Preview" w:date="2026-01-01T00:00:00Z">
+      <w:ins w:id="234" w:author="PR Preview" w:date="2026-01-01T00:00:00Z">
         <w:r>
           <w:rPr>
             <w:rStyle w:val="NormalTok"/>
@@ -3494,12 +3464,12 @@
           <w:t xml:space="preserve">,</w:t>
         </w:r>
       </w:ins>
-      <w:ins w:id="240" w:author="PR Preview" w:date="2026-01-01T00:00:00Z">
+      <w:ins w:id="235" w:author="PR Preview" w:date="2026-01-01T00:00:00Z">
         <w:r>
           <w:br/>
         </w:r>
       </w:ins>
-      <w:ins w:id="241" w:author="PR Preview" w:date="2026-01-01T00:00:00Z">
+      <w:ins w:id="236" w:author="PR Preview" w:date="2026-01-01T00:00:00Z">
         <w:r>
           <w:rPr>
             <w:rStyle w:val="NormalTok"/>
@@ -3507,7 +3477,7 @@
           <w:t xml:space="preserve">  </w:t>
         </w:r>
       </w:ins>
-      <w:ins w:id="242" w:author="PR Preview" w:date="2026-01-01T00:00:00Z">
+      <w:ins w:id="237" w:author="PR Preview" w:date="2026-01-01T00:00:00Z">
         <w:r>
           <w:rPr>
             <w:rStyle w:val="AttributeTok"/>
@@ -3515,7 +3485,7 @@
           <w:t xml:space="preserve">warmup =</w:t>
         </w:r>
       </w:ins>
-      <w:ins w:id="243" w:author="PR Preview" w:date="2026-01-01T00:00:00Z">
+      <w:ins w:id="238" w:author="PR Preview" w:date="2026-01-01T00:00:00Z">
         <w:r>
           <w:rPr>
             <w:rStyle w:val="NormalTok"/>
@@ -3523,7 +3493,7 @@
           <w:t xml:space="preserve"> </w:t>
         </w:r>
       </w:ins>
-      <w:ins w:id="244" w:author="PR Preview" w:date="2026-01-01T00:00:00Z">
+      <w:ins w:id="239" w:author="PR Preview" w:date="2026-01-01T00:00:00Z">
         <w:r>
           <w:rPr>
             <w:rStyle w:val="DecValTok"/>
@@ -3531,7 +3501,7 @@
           <w:t xml:space="preserve">1000</w:t>
         </w:r>
       </w:ins>
-      <w:ins w:id="245" w:author="PR Preview" w:date="2026-01-01T00:00:00Z">
+      <w:ins w:id="240" w:author="PR Preview" w:date="2026-01-01T00:00:00Z">
         <w:r>
           <w:rPr>
             <w:rStyle w:val="NormalTok"/>
@@ -3539,12 +3509,12 @@
           <w:t xml:space="preserve">,</w:t>
         </w:r>
       </w:ins>
-      <w:ins w:id="246" w:author="PR Preview" w:date="2026-01-01T00:00:00Z">
+      <w:ins w:id="241" w:author="PR Preview" w:date="2026-01-01T00:00:00Z">
         <w:r>
           <w:br/>
         </w:r>
       </w:ins>
-      <w:ins w:id="247" w:author="PR Preview" w:date="2026-01-01T00:00:00Z">
+      <w:ins w:id="242" w:author="PR Preview" w:date="2026-01-01T00:00:00Z">
         <w:r>
           <w:rPr>
             <w:rStyle w:val="NormalTok"/>
@@ -3552,7 +3522,7 @@
           <w:t xml:space="preserve">  </w:t>
         </w:r>
       </w:ins>
-      <w:ins w:id="248" w:author="PR Preview" w:date="2026-01-01T00:00:00Z">
+      <w:ins w:id="243" w:author="PR Preview" w:date="2026-01-01T00:00:00Z">
         <w:r>
           <w:rPr>
             <w:rStyle w:val="AttributeTok"/>
@@ -3560,7 +3530,7 @@
           <w:t xml:space="preserve">iter =</w:t>
         </w:r>
       </w:ins>
-      <w:ins w:id="249" w:author="PR Preview" w:date="2026-01-01T00:00:00Z">
+      <w:ins w:id="244" w:author="PR Preview" w:date="2026-01-01T00:00:00Z">
         <w:r>
           <w:rPr>
             <w:rStyle w:val="NormalTok"/>
@@ -3568,7 +3538,7 @@
           <w:t xml:space="preserve"> </w:t>
         </w:r>
       </w:ins>
-      <w:ins w:id="250" w:author="PR Preview" w:date="2026-01-01T00:00:00Z">
+      <w:ins w:id="245" w:author="PR Preview" w:date="2026-01-01T00:00:00Z">
         <w:r>
           <w:rPr>
             <w:rStyle w:val="DecValTok"/>
@@ -3576,7 +3546,7 @@
           <w:t xml:space="preserve">5000</w:t>
         </w:r>
       </w:ins>
-      <w:ins w:id="251" w:author="PR Preview" w:date="2026-01-01T00:00:00Z">
+      <w:ins w:id="246" w:author="PR Preview" w:date="2026-01-01T00:00:00Z">
         <w:r>
           <w:rPr>
             <w:rStyle w:val="NormalTok"/>
@@ -3584,12 +3554,12 @@
           <w:t xml:space="preserve">,</w:t>
         </w:r>
       </w:ins>
-      <w:ins w:id="252" w:author="PR Preview" w:date="2026-01-01T00:00:00Z">
+      <w:ins w:id="247" w:author="PR Preview" w:date="2026-01-01T00:00:00Z">
         <w:r>
           <w:br/>
         </w:r>
       </w:ins>
-      <w:ins w:id="253" w:author="PR Preview" w:date="2026-01-01T00:00:00Z">
+      <w:ins w:id="248" w:author="PR Preview" w:date="2026-01-01T00:00:00Z">
         <w:r>
           <w:rPr>
             <w:rStyle w:val="NormalTok"/>
@@ -3597,7 +3567,7 @@
           <w:t xml:space="preserve">  </w:t>
         </w:r>
       </w:ins>
-      <w:ins w:id="254" w:author="PR Preview" w:date="2026-01-01T00:00:00Z">
+      <w:ins w:id="249" w:author="PR Preview" w:date="2026-01-01T00:00:00Z">
         <w:r>
           <w:rPr>
             <w:rStyle w:val="AttributeTok"/>
@@ -3605,7 +3575,7 @@
           <w:t xml:space="preserve">seed =</w:t>
         </w:r>
       </w:ins>
-      <w:ins w:id="255" w:author="PR Preview" w:date="2026-01-01T00:00:00Z">
+      <w:ins w:id="250" w:author="PR Preview" w:date="2026-01-01T00:00:00Z">
         <w:r>
           <w:rPr>
             <w:rStyle w:val="NormalTok"/>
@@ -3613,7 +3583,7 @@
           <w:t xml:space="preserve"> </w:t>
         </w:r>
       </w:ins>
-      <w:ins w:id="256" w:author="PR Preview" w:date="2026-01-01T00:00:00Z">
+      <w:ins w:id="251" w:author="PR Preview" w:date="2026-01-01T00:00:00Z">
         <w:r>
           <w:rPr>
             <w:rStyle w:val="DecValTok"/>
@@ -3621,7 +3591,7 @@
           <w:t xml:space="preserve">1</w:t>
         </w:r>
       </w:ins>
-      <w:ins w:id="257" w:author="PR Preview" w:date="2026-01-01T00:00:00Z">
+      <w:ins w:id="252" w:author="PR Preview" w:date="2026-01-01T00:00:00Z">
         <w:r>
           <w:rPr>
             <w:rStyle w:val="NormalTok"/>
@@ -3629,12 +3599,12 @@
           <w:t xml:space="preserve">,</w:t>
         </w:r>
       </w:ins>
-      <w:ins w:id="258" w:author="PR Preview" w:date="2026-01-01T00:00:00Z">
+      <w:ins w:id="253" w:author="PR Preview" w:date="2026-01-01T00:00:00Z">
         <w:r>
           <w:br/>
         </w:r>
       </w:ins>
-      <w:ins w:id="259" w:author="PR Preview" w:date="2026-01-01T00:00:00Z">
+      <w:ins w:id="254" w:author="PR Preview" w:date="2026-01-01T00:00:00Z">
         <w:r>
           <w:rPr>
             <w:rStyle w:val="NormalTok"/>
@@ -3642,7 +3612,7 @@
           <w:t xml:space="preserve">  </w:t>
         </w:r>
       </w:ins>
-      <w:ins w:id="260" w:author="PR Preview" w:date="2026-01-01T00:00:00Z">
+      <w:ins w:id="255" w:author="PR Preview" w:date="2026-01-01T00:00:00Z">
         <w:r>
           <w:rPr>
             <w:rStyle w:val="AttributeTok"/>
@@ -3650,7 +3620,7 @@
           <w:t xml:space="preserve">refresh =</w:t>
         </w:r>
       </w:ins>
-      <w:ins w:id="261" w:author="PR Preview" w:date="2026-01-01T00:00:00Z">
+      <w:ins w:id="256" w:author="PR Preview" w:date="2026-01-01T00:00:00Z">
         <w:r>
           <w:rPr>
             <w:rStyle w:val="NormalTok"/>
@@ -3658,7 +3628,7 @@
           <w:t xml:space="preserve"> </w:t>
         </w:r>
       </w:ins>
-      <w:ins w:id="262" w:author="PR Preview" w:date="2026-01-01T00:00:00Z">
+      <w:ins w:id="257" w:author="PR Preview" w:date="2026-01-01T00:00:00Z">
         <w:r>
           <w:rPr>
             <w:rStyle w:val="DecValTok"/>
@@ -3666,12 +3636,12 @@
           <w:t xml:space="preserve">0</w:t>
         </w:r>
       </w:ins>
-      <w:ins w:id="263" w:author="PR Preview" w:date="2026-01-01T00:00:00Z">
+      <w:ins w:id="258" w:author="PR Preview" w:date="2026-01-01T00:00:00Z">
         <w:r>
           <w:br/>
         </w:r>
       </w:ins>
-      <w:ins w:id="264" w:author="PR Preview" w:date="2026-01-01T00:00:00Z">
+      <w:ins w:id="259" w:author="PR Preview" w:date="2026-01-01T00:00:00Z">
         <w:r>
           <w:rPr>
             <w:rStyle w:val="NormalTok"/>
@@ -3679,12 +3649,12 @@
           <w:t xml:space="preserve">)</w:t>
         </w:r>
       </w:ins>
-      <w:ins w:id="265" w:author="PR Preview" w:date="2026-01-01T00:00:00Z">
+      <w:ins w:id="260" w:author="PR Preview" w:date="2026-01-01T00:00:00Z">
         <w:r>
           <w:br/>
         </w:r>
       </w:ins>
-      <w:ins w:id="266" w:author="PR Preview" w:date="2026-01-01T00:00:00Z">
+      <w:ins w:id="261" w:author="PR Preview" w:date="2026-01-01T00:00:00Z">
         <w:r>
           <w:rPr>
             <w:rStyle w:val="NormalTok"/>
@@ -3692,7 +3662,7 @@
           <w:t xml:space="preserve">stan_draws </w:t>
         </w:r>
       </w:ins>
-      <w:ins w:id="267" w:author="PR Preview" w:date="2026-01-01T00:00:00Z">
+      <w:ins w:id="262" w:author="PR Preview" w:date="2026-01-01T00:00:00Z">
         <w:r>
           <w:rPr>
             <w:rStyle w:val="OtherTok"/>
@@ -3700,7 +3670,7 @@
           <w:t xml:space="preserve">&lt;-</w:t>
         </w:r>
       </w:ins>
-      <w:ins w:id="268" w:author="PR Preview" w:date="2026-01-01T00:00:00Z">
+      <w:ins w:id="263" w:author="PR Preview" w:date="2026-01-01T00:00:00Z">
         <w:r>
           <w:rPr>
             <w:rStyle w:val="NormalTok"/>
@@ -3708,7 +3678,7 @@
           <w:t xml:space="preserve"> </w:t>
         </w:r>
       </w:ins>
-      <w:ins w:id="269" w:author="PR Preview" w:date="2026-01-01T00:00:00Z">
+      <w:ins w:id="264" w:author="PR Preview" w:date="2026-01-01T00:00:00Z">
         <w:r>
           <w:rPr>
             <w:rStyle w:val="FunctionTok"/>
@@ -3716,7 +3686,7 @@
           <w:t xml:space="preserve">as.matrix</w:t>
         </w:r>
       </w:ins>
-      <w:ins w:id="270" w:author="PR Preview" w:date="2026-01-01T00:00:00Z">
+      <w:ins w:id="265" w:author="PR Preview" w:date="2026-01-01T00:00:00Z">
         <w:r>
           <w:rPr>
             <w:rStyle w:val="NormalTok"/>
@@ -3724,7 +3694,7 @@
           <w:t xml:space="preserve">(stan_fit, </w:t>
         </w:r>
       </w:ins>
-      <w:ins w:id="271" w:author="PR Preview" w:date="2026-01-01T00:00:00Z">
+      <w:ins w:id="266" w:author="PR Preview" w:date="2026-01-01T00:00:00Z">
         <w:r>
           <w:rPr>
             <w:rStyle w:val="AttributeTok"/>
@@ -3732,7 +3702,7 @@
           <w:t xml:space="preserve">pars =</w:t>
         </w:r>
       </w:ins>
-      <w:ins w:id="272" w:author="PR Preview" w:date="2026-01-01T00:00:00Z">
+      <w:ins w:id="267" w:author="PR Preview" w:date="2026-01-01T00:00:00Z">
         <w:r>
           <w:rPr>
             <w:rStyle w:val="NormalTok"/>
@@ -3740,7 +3710,7 @@
           <w:t xml:space="preserve"> </w:t>
         </w:r>
       </w:ins>
-      <w:ins w:id="273" w:author="PR Preview" w:date="2026-01-01T00:00:00Z">
+      <w:ins w:id="268" w:author="PR Preview" w:date="2026-01-01T00:00:00Z">
         <w:r>
           <w:rPr>
             <w:rStyle w:val="StringTok"/>
@@ -3748,7 +3718,7 @@
           <w:t xml:space="preserve">"p"</w:t>
         </w:r>
       </w:ins>
-      <w:ins w:id="274" w:author="PR Preview" w:date="2026-01-01T00:00:00Z">
+      <w:ins w:id="269" w:author="PR Preview" w:date="2026-01-01T00:00:00Z">
         <w:r>
           <w:rPr>
             <w:rStyle w:val="NormalTok"/>
@@ -3756,7 +3726,7 @@
           <w:t xml:space="preserve">)[, </w:t>
         </w:r>
       </w:ins>
-      <w:ins w:id="275" w:author="PR Preview" w:date="2026-01-01T00:00:00Z">
+      <w:ins w:id="270" w:author="PR Preview" w:date="2026-01-01T00:00:00Z">
         <w:r>
           <w:rPr>
             <w:rStyle w:val="StringTok"/>
@@ -3764,7 +3734,7 @@
           <w:t xml:space="preserve">"p"</w:t>
         </w:r>
       </w:ins>
-      <w:ins w:id="276" w:author="PR Preview" w:date="2026-01-01T00:00:00Z">
+      <w:ins w:id="271" w:author="PR Preview" w:date="2026-01-01T00:00:00Z">
         <w:r>
           <w:rPr>
             <w:rStyle w:val="NormalTok"/>
@@ -3772,12 +3742,12 @@
           <w:t xml:space="preserve">]</w:t>
         </w:r>
       </w:ins>
-      <w:ins w:id="277" w:author="PR Preview" w:date="2026-01-01T00:00:00Z">
+      <w:ins w:id="272" w:author="PR Preview" w:date="2026-01-01T00:00:00Z">
         <w:r>
           <w:br/>
         </w:r>
       </w:ins>
-      <w:ins w:id="278" w:author="PR Preview" w:date="2026-01-01T00:00:00Z">
+      <w:ins w:id="273" w:author="PR Preview" w:date="2026-01-01T00:00:00Z">
         <w:r>
           <w:rPr>
             <w:rStyle w:val="NormalTok"/>
@@ -3785,7 +3755,7 @@
           <w:t xml:space="preserve">stan_summary </w:t>
         </w:r>
       </w:ins>
-      <w:ins w:id="279" w:author="PR Preview" w:date="2026-01-01T00:00:00Z">
+      <w:ins w:id="274" w:author="PR Preview" w:date="2026-01-01T00:00:00Z">
         <w:r>
           <w:rPr>
             <w:rStyle w:val="OtherTok"/>
@@ -3793,7 +3763,7 @@
           <w:t xml:space="preserve">&lt;-</w:t>
         </w:r>
       </w:ins>
-      <w:ins w:id="280" w:author="PR Preview" w:date="2026-01-01T00:00:00Z">
+      <w:ins w:id="275" w:author="PR Preview" w:date="2026-01-01T00:00:00Z">
         <w:r>
           <w:rPr>
             <w:rStyle w:val="NormalTok"/>
@@ -3801,7 +3771,7 @@
           <w:t xml:space="preserve"> rstan</w:t>
         </w:r>
       </w:ins>
-      <w:ins w:id="281" w:author="PR Preview" w:date="2026-01-01T00:00:00Z">
+      <w:ins w:id="276" w:author="PR Preview" w:date="2026-01-01T00:00:00Z">
         <w:r>
           <w:rPr>
             <w:rStyle w:val="SpecialCharTok"/>
@@ -3809,7 +3779,7 @@
           <w:t xml:space="preserve">::</w:t>
         </w:r>
       </w:ins>
-      <w:ins w:id="282" w:author="PR Preview" w:date="2026-01-01T00:00:00Z">
+      <w:ins w:id="277" w:author="PR Preview" w:date="2026-01-01T00:00:00Z">
         <w:r>
           <w:rPr>
             <w:rStyle w:val="FunctionTok"/>
@@ -3817,7 +3787,7 @@
           <w:t xml:space="preserve">summary</w:t>
         </w:r>
       </w:ins>
-      <w:ins w:id="283" w:author="PR Preview" w:date="2026-01-01T00:00:00Z">
+      <w:ins w:id="278" w:author="PR Preview" w:date="2026-01-01T00:00:00Z">
         <w:r>
           <w:rPr>
             <w:rStyle w:val="NormalTok"/>
@@ -3825,7 +3795,7 @@
           <w:t xml:space="preserve">(stan_fit, </w:t>
         </w:r>
       </w:ins>
-      <w:ins w:id="284" w:author="PR Preview" w:date="2026-01-01T00:00:00Z">
+      <w:ins w:id="279" w:author="PR Preview" w:date="2026-01-01T00:00:00Z">
         <w:r>
           <w:rPr>
             <w:rStyle w:val="AttributeTok"/>
@@ -3833,7 +3803,7 @@
           <w:t xml:space="preserve">pars =</w:t>
         </w:r>
       </w:ins>
-      <w:ins w:id="285" w:author="PR Preview" w:date="2026-01-01T00:00:00Z">
+      <w:ins w:id="280" w:author="PR Preview" w:date="2026-01-01T00:00:00Z">
         <w:r>
           <w:rPr>
             <w:rStyle w:val="NormalTok"/>
@@ -3841,7 +3811,7 @@
           <w:t xml:space="preserve"> </w:t>
         </w:r>
       </w:ins>
-      <w:ins w:id="286" w:author="PR Preview" w:date="2026-01-01T00:00:00Z">
+      <w:ins w:id="281" w:author="PR Preview" w:date="2026-01-01T00:00:00Z">
         <w:r>
           <w:rPr>
             <w:rStyle w:val="StringTok"/>
@@ -3849,7 +3819,7 @@
           <w:t xml:space="preserve">"p"</w:t>
         </w:r>
       </w:ins>
-      <w:ins w:id="287" w:author="PR Preview" w:date="2026-01-01T00:00:00Z">
+      <w:ins w:id="282" w:author="PR Preview" w:date="2026-01-01T00:00:00Z">
         <w:r>
           <w:rPr>
             <w:rStyle w:val="NormalTok"/>
@@ -3857,7 +3827,7 @@
           <w:t xml:space="preserve">)</w:t>
         </w:r>
       </w:ins>
-      <w:ins w:id="288" w:author="PR Preview" w:date="2026-01-01T00:00:00Z">
+      <w:ins w:id="283" w:author="PR Preview" w:date="2026-01-01T00:00:00Z">
         <w:r>
           <w:rPr>
             <w:rStyle w:val="SpecialCharTok"/>
@@ -3865,7 +3835,7 @@
           <w:t xml:space="preserve">$</w:t>
         </w:r>
       </w:ins>
-      <w:ins w:id="289" w:author="PR Preview" w:date="2026-01-01T00:00:00Z">
+      <w:ins w:id="284" w:author="PR Preview" w:date="2026-01-01T00:00:00Z">
         <w:r>
           <w:rPr>
             <w:rStyle w:val="NormalTok"/>
@@ -3873,12 +3843,12 @@
           <w:t xml:space="preserve">summary</w:t>
         </w:r>
       </w:ins>
-      <w:ins w:id="290" w:author="PR Preview" w:date="2026-01-01T00:00:00Z">
+      <w:ins w:id="285" w:author="PR Preview" w:date="2026-01-01T00:00:00Z">
         <w:r>
           <w:br/>
         </w:r>
       </w:ins>
-      <w:ins w:id="291" w:author="PR Preview" w:date="2026-01-01T00:00:00Z">
+      <w:ins w:id="286" w:author="PR Preview" w:date="2026-01-01T00:00:00Z">
         <w:r>
           <w:rPr>
             <w:rStyle w:val="FunctionTok"/>
@@ -3886,7 +3856,7 @@
           <w:t xml:space="preserve">round</w:t>
         </w:r>
       </w:ins>
-      <w:ins w:id="292" w:author="PR Preview" w:date="2026-01-01T00:00:00Z">
+      <w:ins w:id="287" w:author="PR Preview" w:date="2026-01-01T00:00:00Z">
         <w:r>
           <w:rPr>
             <w:rStyle w:val="NormalTok"/>
@@ -3894,7 +3864,7 @@
           <w:t xml:space="preserve">(stan_summary[, </w:t>
         </w:r>
       </w:ins>
-      <w:ins w:id="293" w:author="PR Preview" w:date="2026-01-01T00:00:00Z">
+      <w:ins w:id="288" w:author="PR Preview" w:date="2026-01-01T00:00:00Z">
         <w:r>
           <w:rPr>
             <w:rStyle w:val="FunctionTok"/>
@@ -3902,7 +3872,7 @@
           <w:t xml:space="preserve">c</w:t>
         </w:r>
       </w:ins>
-      <w:ins w:id="294" w:author="PR Preview" w:date="2026-01-01T00:00:00Z">
+      <w:ins w:id="289" w:author="PR Preview" w:date="2026-01-01T00:00:00Z">
         <w:r>
           <w:rPr>
             <w:rStyle w:val="NormalTok"/>
@@ -3910,7 +3880,7 @@
           <w:t xml:space="preserve">(</w:t>
         </w:r>
       </w:ins>
-      <w:ins w:id="295" w:author="PR Preview" w:date="2026-01-01T00:00:00Z">
+      <w:ins w:id="290" w:author="PR Preview" w:date="2026-01-01T00:00:00Z">
         <w:r>
           <w:rPr>
             <w:rStyle w:val="StringTok"/>
@@ -3918,7 +3888,7 @@
           <w:t xml:space="preserve">"mean"</w:t>
         </w:r>
       </w:ins>
-      <w:ins w:id="296" w:author="PR Preview" w:date="2026-01-01T00:00:00Z">
+      <w:ins w:id="291" w:author="PR Preview" w:date="2026-01-01T00:00:00Z">
         <w:r>
           <w:rPr>
             <w:rStyle w:val="NormalTok"/>
@@ -3926,7 +3896,7 @@
           <w:t xml:space="preserve">, </w:t>
         </w:r>
       </w:ins>
-      <w:ins w:id="297" w:author="PR Preview" w:date="2026-01-01T00:00:00Z">
+      <w:ins w:id="292" w:author="PR Preview" w:date="2026-01-01T00:00:00Z">
         <w:r>
           <w:rPr>
             <w:rStyle w:val="StringTok"/>
@@ -3934,7 +3904,7 @@
           <w:t xml:space="preserve">"2.5%"</w:t>
         </w:r>
       </w:ins>
-      <w:ins w:id="298" w:author="PR Preview" w:date="2026-01-01T00:00:00Z">
+      <w:ins w:id="293" w:author="PR Preview" w:date="2026-01-01T00:00:00Z">
         <w:r>
           <w:rPr>
             <w:rStyle w:val="NormalTok"/>
@@ -3942,7 +3912,7 @@
           <w:t xml:space="preserve">, </w:t>
         </w:r>
       </w:ins>
-      <w:ins w:id="299" w:author="PR Preview" w:date="2026-01-01T00:00:00Z">
+      <w:ins w:id="294" w:author="PR Preview" w:date="2026-01-01T00:00:00Z">
         <w:r>
           <w:rPr>
             <w:rStyle w:val="StringTok"/>
@@ -3950,7 +3920,7 @@
           <w:t xml:space="preserve">"97.5%"</w:t>
         </w:r>
       </w:ins>
-      <w:ins w:id="300" w:author="PR Preview" w:date="2026-01-01T00:00:00Z">
+      <w:ins w:id="295" w:author="PR Preview" w:date="2026-01-01T00:00:00Z">
         <w:r>
           <w:rPr>
             <w:rStyle w:val="NormalTok"/>
@@ -3958,7 +3928,7 @@
           <w:t xml:space="preserve">, </w:t>
         </w:r>
       </w:ins>
-      <w:ins w:id="301" w:author="PR Preview" w:date="2026-01-01T00:00:00Z">
+      <w:ins w:id="296" w:author="PR Preview" w:date="2026-01-01T00:00:00Z">
         <w:r>
           <w:rPr>
             <w:rStyle w:val="StringTok"/>
@@ -3966,7 +3936,7 @@
           <w:t xml:space="preserve">"Rhat"</w:t>
         </w:r>
       </w:ins>
-      <w:ins w:id="302" w:author="PR Preview" w:date="2026-01-01T00:00:00Z">
+      <w:ins w:id="297" w:author="PR Preview" w:date="2026-01-01T00:00:00Z">
         <w:r>
           <w:rPr>
             <w:rStyle w:val="NormalTok"/>
@@ -3974,7 +3944,7 @@
           <w:t xml:space="preserve">)], </w:t>
         </w:r>
       </w:ins>
-      <w:ins w:id="303" w:author="PR Preview" w:date="2026-01-01T00:00:00Z">
+      <w:ins w:id="298" w:author="PR Preview" w:date="2026-01-01T00:00:00Z">
         <w:r>
           <w:rPr>
             <w:rStyle w:val="DecValTok"/>
@@ -3982,7 +3952,7 @@
           <w:t xml:space="preserve">3</w:t>
         </w:r>
       </w:ins>
-      <w:ins w:id="304" w:author="PR Preview" w:date="2026-01-01T00:00:00Z">
+      <w:ins w:id="299" w:author="PR Preview" w:date="2026-01-01T00:00:00Z">
         <w:r>
           <w:rPr>
             <w:rStyle w:val="NormalTok"/>
@@ -3990,12 +3960,12 @@
           <w:t xml:space="preserve">)</w:t>
         </w:r>
       </w:ins>
-      <w:ins w:id="305" w:author="PR Preview" w:date="2026-01-01T00:00:00Z">
+      <w:ins w:id="300" w:author="PR Preview" w:date="2026-01-01T00:00:00Z">
         <w:r>
           <w:br/>
         </w:r>
       </w:ins>
-      <w:ins w:id="306" w:author="PR Preview" w:date="2026-01-01T00:00:00Z">
+      <w:ins w:id="301" w:author="PR Preview" w:date="2026-01-01T00:00:00Z">
         <w:r>
           <w:rPr>
             <w:rStyle w:val="CommentTok"/>
@@ -4003,12 +3973,12 @@
           <w:t xml:space="preserve">#&gt;  mean  2.5% 97.5%  Rhat </w:t>
         </w:r>
       </w:ins>
-      <w:ins w:id="307" w:author="PR Preview" w:date="2026-01-01T00:00:00Z">
+      <w:ins w:id="302" w:author="PR Preview" w:date="2026-01-01T00:00:00Z">
         <w:r>
           <w:br/>
         </w:r>
       </w:ins>
-      <w:ins w:id="308" w:author="PR Preview" w:date="2026-01-01T00:00:00Z">
+      <w:ins w:id="303" w:author="PR Preview" w:date="2026-01-01T00:00:00Z">
         <w:r>
           <w:rPr>
             <w:rStyle w:val="CommentTok"/>
@@ -4023,7 +3993,7 @@
         <w:pStyle w:val="FirstParagraph"/>
       </w:pPr>
       <w:hyperlink w:anchor="tbl-stan-jags-proportion">
-        <w:ins w:id="309" w:author="PR Preview" w:date="2026-01-01T00:00:00Z">
+        <w:ins w:id="304" w:author="PR Preview" w:date="2026-01-01T00:00:00Z">
           <w:r>
             <w:rPr>
               <w:rStyle w:val="Hyperlink"/>
@@ -4032,23 +4002,23 @@
           </w:r>
         </w:ins>
       </w:hyperlink>
-      <w:ins w:id="310" w:author="PR Preview" w:date="2026-01-01T00:00:00Z">
-        <w:r>
-          <w:t xml:space="preserve"> </w:t>
-        </w:r>
-      </w:ins>
-      <w:ins w:id="311" w:author="PR Preview" w:date="2026-01-01T00:00:00Z">
+      <w:ins w:id="305" w:author="PR Preview" w:date="2026-01-01T00:00:00Z">
+        <w:r>
+          <w:t xml:space="preserve"> </w:t>
+        </w:r>
+      </w:ins>
+      <w:ins w:id="306" w:author="PR Preview" w:date="2026-01-01T00:00:00Z">
         <w:r>
           <w:t xml:space="preserve">puts the two programs beside the</w:t>
         </w:r>
       </w:ins>
-      <w:ins w:id="312" w:author="PR Preview" w:date="2026-01-01T00:00:00Z">
+      <w:ins w:id="307" w:author="PR Preview" w:date="2026-01-01T00:00:00Z">
         <w:r>
           <w:t xml:space="preserve"> </w:t>
         </w:r>
       </w:ins>
       <w:hyperlink r:id="rId15">
-        <w:ins w:id="313" w:author="PR Preview" w:date="2026-01-01T00:00:00Z">
+        <w:ins w:id="308" w:author="PR Preview" w:date="2026-01-01T00:00:00Z">
           <w:r>
             <w:rPr>
               <w:rStyle w:val="Hyperlink"/>
@@ -4057,23 +4027,23 @@
           </w:r>
         </w:ins>
       </w:hyperlink>
-      <w:ins w:id="314" w:author="PR Preview" w:date="2026-01-01T00:00:00Z">
-        <w:r>
-          <w:t xml:space="preserve"> </w:t>
-        </w:r>
-      </w:ins>
-      <w:ins w:id="315" w:author="PR Preview" w:date="2026-01-01T00:00:00Z">
+      <w:ins w:id="309" w:author="PR Preview" w:date="2026-01-01T00:00:00Z">
+        <w:r>
+          <w:t xml:space="preserve"> </w:t>
+        </w:r>
+      </w:ins>
+      <w:ins w:id="310" w:author="PR Preview" w:date="2026-01-01T00:00:00Z">
         <w:r>
           <w:t xml:space="preserve">of</w:t>
         </w:r>
       </w:ins>
-      <w:ins w:id="316" w:author="PR Preview" w:date="2026-01-01T00:00:00Z">
+      <w:ins w:id="311" w:author="PR Preview" w:date="2026-01-01T00:00:00Z">
         <w:r>
           <w:t xml:space="preserve"> </w:t>
         </w:r>
       </w:ins>
       <w:hyperlink r:id="rId11">
-        <w:ins w:id="317" w:author="PR Preview" w:date="2026-01-01T00:00:00Z">
+        <w:ins w:id="312" w:author="PR Preview" w:date="2026-01-01T00:00:00Z">
           <w:r>
             <w:rPr>
               <w:rStyle w:val="Hyperlink"/>
@@ -4082,17 +4052,17 @@
           </w:r>
         </w:ins>
       </w:hyperlink>
-      <w:ins w:id="318" w:author="PR Preview" w:date="2026-01-01T00:00:00Z">
+      <w:ins w:id="313" w:author="PR Preview" w:date="2026-01-01T00:00:00Z">
         <w:r>
           <w:t xml:space="preserve">,</w:t>
         </w:r>
       </w:ins>
-      <w:ins w:id="319" w:author="PR Preview" w:date="2026-01-01T00:00:00Z">
-        <w:r>
-          <w:t xml:space="preserve"> </w:t>
-        </w:r>
-      </w:ins>
-      <w:ins w:id="320" w:author="PR Preview" w:date="2026-01-01T00:00:00Z">
+      <w:ins w:id="314" w:author="PR Preview" w:date="2026-01-01T00:00:00Z">
+        <w:r>
+          <w:t xml:space="preserve"> </w:t>
+        </w:r>
+      </w:ins>
+      <w:ins w:id="315" w:author="PR Preview" w:date="2026-01-01T00:00:00Z">
         <w:r>
           <w:t xml:space="preserve">whose Beta parameters come from the number of successes and failures:</w:t>
         </w:r>
@@ -4361,18 +4331,18 @@
       <w:pPr>
         <w:pStyle w:val="BodyText"/>
       </w:pPr>
-      <w:ins w:id="321" w:author="PR Preview" w:date="2026-01-01T00:00:00Z">
+      <w:ins w:id="316" w:author="PR Preview" w:date="2026-01-01T00:00:00Z">
         <w:r>
           <w:t xml:space="preserve">Stan’s split</w:t>
         </w:r>
       </w:ins>
-      <w:ins w:id="322" w:author="PR Preview" w:date="2026-01-01T00:00:00Z">
+      <w:ins w:id="317" w:author="PR Preview" w:date="2026-01-01T00:00:00Z">
         <w:r>
           <w:t xml:space="preserve"> </w:t>
         </w:r>
       </w:ins>
       <w:hyperlink r:id="rId12">
-        <w:ins w:id="323" w:author="PR Preview" w:date="2026-01-01T00:00:00Z">
+        <w:ins w:id="318" w:author="PR Preview" w:date="2026-01-01T00:00:00Z">
           <w:r>
             <w:rPr>
               <w:rStyle w:val="Hyperlink"/>
@@ -4381,73 +4351,73 @@
           </w:r>
         </w:ins>
       </w:hyperlink>
+      <w:ins w:id="319" w:author="PR Preview" w:date="2026-01-01T00:00:00Z">
+        <w:r>
+          <w:t xml:space="preserve"> </w:t>
+        </w:r>
+      </w:ins>
+      <w:ins w:id="320" w:author="PR Preview" w:date="2026-01-01T00:00:00Z">
+        <w:r>
+          <w:t xml:space="preserve">is</w:t>
+        </w:r>
+      </w:ins>
+      <w:ins w:id="321" w:author="PR Preview" w:date="2026-01-01T00:00:00Z">
+        <w:r>
+          <w:t xml:space="preserve"> </w:t>
+        </w:r>
+      </w:ins>
+      <w:ins w:id="322" w:author="PR Preview" w:date="2026-01-01T00:00:00Z">
+        <w:r>
+          <w:t xml:space="preserve">1,</w:t>
+        </w:r>
+      </w:ins>
+      <w:ins w:id="323" w:author="PR Preview" w:date="2026-01-01T00:00:00Z">
+        <w:r>
+          <w:t xml:space="preserve"> </w:t>
+        </w:r>
+      </w:ins>
       <w:ins w:id="324" w:author="PR Preview" w:date="2026-01-01T00:00:00Z">
         <w:r>
-          <w:t xml:space="preserve"> </w:t>
+          <w:t xml:space="preserve">and the sampler reports</w:t>
         </w:r>
       </w:ins>
       <w:ins w:id="325" w:author="PR Preview" w:date="2026-01-01T00:00:00Z">
         <w:r>
-          <w:t xml:space="preserve">is</w:t>
+          <w:t xml:space="preserve"> </w:t>
         </w:r>
       </w:ins>
       <w:ins w:id="326" w:author="PR Preview" w:date="2026-01-01T00:00:00Z">
         <w:r>
-          <w:t xml:space="preserve"> </w:t>
+          <w:t xml:space="preserve">0</w:t>
         </w:r>
       </w:ins>
       <w:ins w:id="327" w:author="PR Preview" w:date="2026-01-01T00:00:00Z">
         <w:r>
-          <w:t xml:space="preserve">1,</w:t>
+          <w:t xml:space="preserve"> </w:t>
         </w:r>
       </w:ins>
       <w:ins w:id="328" w:author="PR Preview" w:date="2026-01-01T00:00:00Z">
         <w:r>
-          <w:t xml:space="preserve"> </w:t>
+          <w:t xml:space="preserve">divergent transitions.</w:t>
         </w:r>
       </w:ins>
       <w:ins w:id="329" w:author="PR Preview" w:date="2026-01-01T00:00:00Z">
         <w:r>
-          <w:t xml:space="preserve">and the sampler reports</w:t>
+          <w:t xml:space="preserve"> </w:t>
         </w:r>
       </w:ins>
       <w:ins w:id="330" w:author="PR Preview" w:date="2026-01-01T00:00:00Z">
         <w:r>
-          <w:t xml:space="preserve"> </w:t>
+          <w:t xml:space="preserve">As</w:t>
         </w:r>
       </w:ins>
       <w:ins w:id="331" w:author="PR Preview" w:date="2026-01-01T00:00:00Z">
         <w:r>
-          <w:t xml:space="preserve">0</w:t>
-        </w:r>
-      </w:ins>
-      <w:ins w:id="332" w:author="PR Preview" w:date="2026-01-01T00:00:00Z">
-        <w:r>
-          <w:t xml:space="preserve"> </w:t>
-        </w:r>
-      </w:ins>
-      <w:ins w:id="333" w:author="PR Preview" w:date="2026-01-01T00:00:00Z">
-        <w:r>
-          <w:t xml:space="preserve">divergent transitions.</w:t>
-        </w:r>
-      </w:ins>
-      <w:ins w:id="334" w:author="PR Preview" w:date="2026-01-01T00:00:00Z">
-        <w:r>
-          <w:t xml:space="preserve"> </w:t>
-        </w:r>
-      </w:ins>
-      <w:ins w:id="335" w:author="PR Preview" w:date="2026-01-01T00:00:00Z">
-        <w:r>
-          <w:t xml:space="preserve">As</w:t>
-        </w:r>
-      </w:ins>
-      <w:ins w:id="336" w:author="PR Preview" w:date="2026-01-01T00:00:00Z">
-        <w:r>
           <w:t xml:space="preserve"> </w:t>
         </w:r>
       </w:ins>
       <w:hyperlink w:anchor="tbl-stan-jags-proportion">
-        <w:ins w:id="337" w:author="PR Preview" w:date="2026-01-01T00:00:00Z">
+        <w:ins w:id="332" w:author="PR Preview" w:date="2026-01-01T00:00:00Z">
           <w:r>
             <w:rPr>
               <w:rStyle w:val="Hyperlink"/>
@@ -4456,33 +4426,33 @@
           </w:r>
         </w:ins>
       </w:hyperlink>
-      <w:ins w:id="338" w:author="PR Preview" w:date="2026-01-01T00:00:00Z">
-        <w:r>
-          <w:t xml:space="preserve"> </w:t>
-        </w:r>
-      </w:ins>
-      <w:ins w:id="339" w:author="PR Preview" w:date="2026-01-01T00:00:00Z">
+      <w:ins w:id="333" w:author="PR Preview" w:date="2026-01-01T00:00:00Z">
+        <w:r>
+          <w:t xml:space="preserve"> </w:t>
+        </w:r>
+      </w:ins>
+      <w:ins w:id="334" w:author="PR Preview" w:date="2026-01-01T00:00:00Z">
         <w:r>
           <w:t xml:space="preserve">shows,</w:t>
         </w:r>
       </w:ins>
-      <w:ins w:id="340" w:author="PR Preview" w:date="2026-01-01T00:00:00Z">
-        <w:r>
-          <w:t xml:space="preserve"> </w:t>
-        </w:r>
-      </w:ins>
-      <w:ins w:id="341" w:author="PR Preview" w:date="2026-01-01T00:00:00Z">
-        <w:r>
-          <w:t xml:space="preserve">the mean and interval from each program differ from the Beta</w:t>
-        </w:r>
-      </w:ins>
-      <w:ins w:id="342" w:author="PR Preview" w:date="2026-01-01T00:00:00Z">
+      <w:ins w:id="335" w:author="PR Preview" w:date="2026-01-01T00:00:00Z">
+        <w:r>
+          <w:t xml:space="preserve"> </w:t>
+        </w:r>
+      </w:ins>
+      <w:ins w:id="336" w:author="PR Preview" w:date="2026-01-01T00:00:00Z">
+        <w:r>
+          <w:t xml:space="preserve">the mean and the interval endpoints from each program differ from those of the Beta</w:t>
+        </w:r>
+      </w:ins>
+      <w:ins w:id="337" w:author="PR Preview" w:date="2026-01-01T00:00:00Z">
         <w:r>
           <w:t xml:space="preserve"> </w:t>
         </w:r>
       </w:ins>
       <w:hyperlink r:id="rId15">
-        <w:ins w:id="343" w:author="PR Preview" w:date="2026-01-01T00:00:00Z">
+        <w:ins w:id="338" w:author="PR Preview" w:date="2026-01-01T00:00:00Z">
           <w:r>
             <w:rPr>
               <w:rStyle w:val="Hyperlink"/>
@@ -4491,9 +4461,34 @@
           </w:r>
         </w:ins>
       </w:hyperlink>
+      <w:ins w:id="339" w:author="PR Preview" w:date="2026-01-01T00:00:00Z">
+        <w:r>
+          <w:t xml:space="preserve"> </w:t>
+        </w:r>
+      </w:ins>
+      <w:ins w:id="340" w:author="PR Preview" w:date="2026-01-01T00:00:00Z">
+        <w:r>
+          <w:t xml:space="preserve">by at most 0.002.</w:t>
+        </w:r>
+      </w:ins>
+      <w:ins w:id="341" w:author="PR Preview" w:date="2026-01-01T00:00:00Z">
+        <w:r>
+          <w:t xml:space="preserve"> </w:t>
+        </w:r>
+      </w:ins>
+      <w:ins w:id="342" w:author="PR Preview" w:date="2026-01-01T00:00:00Z">
+        <w:r>
+          <w:t xml:space="preserve">The programs differ in the model code:</w:t>
+        </w:r>
+      </w:ins>
+      <w:ins w:id="343" w:author="PR Preview" w:date="2026-01-01T00:00:00Z">
+        <w:r>
+          <w:t xml:space="preserve"> </w:t>
+        </w:r>
+      </w:ins>
       <w:ins w:id="344" w:author="PR Preview" w:date="2026-01-01T00:00:00Z">
         <w:r>
-          <w:t xml:space="preserve">’s</w:t>
+          <w:t xml:space="preserve">the Stan program carries the types and ranges of its variables,</w:t>
         </w:r>
       </w:ins>
       <w:ins w:id="345" w:author="PR Preview" w:date="2026-01-01T00:00:00Z">
@@ -4502,36 +4497,6 @@
         </w:r>
       </w:ins>
       <w:ins w:id="346" w:author="PR Preview" w:date="2026-01-01T00:00:00Z">
-        <w:r>
-          <w:t xml:space="preserve">by at most 0.002.</w:t>
-        </w:r>
-      </w:ins>
-      <w:ins w:id="347" w:author="PR Preview" w:date="2026-01-01T00:00:00Z">
-        <w:r>
-          <w:t xml:space="preserve"> </w:t>
-        </w:r>
-      </w:ins>
-      <w:ins w:id="348" w:author="PR Preview" w:date="2026-01-01T00:00:00Z">
-        <w:r>
-          <w:t xml:space="preserve">The programs differ in the model code:</w:t>
-        </w:r>
-      </w:ins>
-      <w:ins w:id="349" w:author="PR Preview" w:date="2026-01-01T00:00:00Z">
-        <w:r>
-          <w:t xml:space="preserve"> </w:t>
-        </w:r>
-      </w:ins>
-      <w:ins w:id="350" w:author="PR Preview" w:date="2026-01-01T00:00:00Z">
-        <w:r>
-          <w:t xml:space="preserve">the Stan program carries the types and ranges of its variables,</w:t>
-        </w:r>
-      </w:ins>
-      <w:ins w:id="351" w:author="PR Preview" w:date="2026-01-01T00:00:00Z">
-        <w:r>
-          <w:t xml:space="preserve"> </w:t>
-        </w:r>
-      </w:ins>
-      <w:ins w:id="352" w:author="PR Preview" w:date="2026-01-01T00:00:00Z">
         <w:r>
           <w:t xml:space="preserve">and it is compiled before it draws.</w:t>
         </w:r>
@@ -4543,7 +4508,7 @@
       <w:pPr>
         <w:pStyle w:val="Heading2"/>
       </w:pPr>
-      <w:ins w:id="353" w:author="PR Preview" w:date="2026-01-01T00:00:00Z">
+      <w:ins w:id="347" w:author="PR Preview" w:date="2026-01-01T00:00:00Z">
         <w:r>
           <w:t xml:space="preserve">3 Binary outcomes: logistic regression</w:t>
         </w:r>
@@ -4832,7 +4797,7 @@
       <w:pPr>
         <w:pStyle w:val="BodyText"/>
       </w:pPr>
-      <w:del w:id="354" w:author="PR Preview" w:date="2026-01-01T00:00:00Z">
+      <w:del w:id="348" w:author="PR Preview" w:date="2026-01-01T00:00:00Z">
         <w:r>
           <w:rPr>
             <w:b/>
@@ -4841,17 +4806,17 @@
           <w:delText xml:space="preserve">Example 2 (Logistic regression fitted by Bayesian inference)</w:delText>
         </w:r>
       </w:del>
-      <w:del w:id="355" w:author="PR Preview" w:date="2026-01-01T00:00:00Z">
+      <w:del w:id="349" w:author="PR Preview" w:date="2026-01-01T00:00:00Z">
         <w:r>
           <w:delText xml:space="preserve"> </w:delText>
         </w:r>
       </w:del>
-      <w:del w:id="356" w:author="PR Preview" w:date="2026-01-01T00:00:00Z">
+      <w:del w:id="350" w:author="PR Preview" w:date="2026-01-01T00:00:00Z">
         <w:r>
           <w:delText xml:space="preserve">We simulate</w:delText>
         </w:r>
       </w:del>
-      <w:del w:id="357" w:author="PR Preview" w:date="2026-01-01T00:00:00Z">
+      <w:del w:id="351" w:author="PR Preview" w:date="2026-01-01T00:00:00Z">
         <w:r>
           <w:delText xml:space="preserve"> </w:delText>
         </w:r>
@@ -4870,37 +4835,37 @@
           <m:t>200</m:t>
         </m:r>
       </m:oMath>
+      <w:del w:id="352" w:author="PR Preview" w:date="2026-01-01T00:00:00Z">
+        <w:r>
+          <w:delText xml:space="preserve"> </w:delText>
+        </w:r>
+      </w:del>
+      <w:del w:id="353" w:author="PR Preview" w:date="2026-01-01T00:00:00Z">
+        <w:r>
+          <w:delText xml:space="preserve">observations from a logistic model</w:delText>
+        </w:r>
+      </w:del>
+      <w:del w:id="354" w:author="PR Preview" w:date="2026-01-01T00:00:00Z">
+        <w:r>
+          <w:delText xml:space="preserve"> </w:delText>
+        </w:r>
+      </w:del>
+      <w:del w:id="355" w:author="PR Preview" w:date="2026-01-01T00:00:00Z">
+        <w:r>
+          <w:delText xml:space="preserve">with one continuous predictor,</w:delText>
+        </w:r>
+      </w:del>
+      <w:del w:id="356" w:author="PR Preview" w:date="2026-01-01T00:00:00Z">
+        <w:r>
+          <w:delText xml:space="preserve"> </w:delText>
+        </w:r>
+      </w:del>
+      <w:del w:id="357" w:author="PR Preview" w:date="2026-01-01T00:00:00Z">
+        <w:r>
+          <w:delText xml:space="preserve">intercept</w:delText>
+        </w:r>
+      </w:del>
       <w:del w:id="358" w:author="PR Preview" w:date="2026-01-01T00:00:00Z">
-        <w:r>
-          <w:delText xml:space="preserve"> </w:delText>
-        </w:r>
-      </w:del>
-      <w:del w:id="359" w:author="PR Preview" w:date="2026-01-01T00:00:00Z">
-        <w:r>
-          <w:delText xml:space="preserve">observations from a logistic model</w:delText>
-        </w:r>
-      </w:del>
-      <w:del w:id="360" w:author="PR Preview" w:date="2026-01-01T00:00:00Z">
-        <w:r>
-          <w:delText xml:space="preserve"> </w:delText>
-        </w:r>
-      </w:del>
-      <w:del w:id="361" w:author="PR Preview" w:date="2026-01-01T00:00:00Z">
-        <w:r>
-          <w:delText xml:space="preserve">with one continuous predictor,</w:delText>
-        </w:r>
-      </w:del>
-      <w:del w:id="362" w:author="PR Preview" w:date="2026-01-01T00:00:00Z">
-        <w:r>
-          <w:delText xml:space="preserve"> </w:delText>
-        </w:r>
-      </w:del>
-      <w:del w:id="363" w:author="PR Preview" w:date="2026-01-01T00:00:00Z">
-        <w:r>
-          <w:delText xml:space="preserve">intercept</w:delText>
-        </w:r>
-      </w:del>
-      <w:del w:id="364" w:author="PR Preview" w:date="2026-01-01T00:00:00Z">
         <w:r>
           <w:delText xml:space="preserve"> </w:delText>
         </w:r>
@@ -4934,17 +4899,17 @@
           <m:t>0.5</m:t>
         </m:r>
       </m:oMath>
-      <w:del w:id="365" w:author="PR Preview" w:date="2026-01-01T00:00:00Z">
+      <w:del w:id="359" w:author="PR Preview" w:date="2026-01-01T00:00:00Z">
         <w:r>
           <w:delText xml:space="preserve"> </w:delText>
         </w:r>
       </w:del>
-      <w:del w:id="366" w:author="PR Preview" w:date="2026-01-01T00:00:00Z">
+      <w:del w:id="360" w:author="PR Preview" w:date="2026-01-01T00:00:00Z">
         <w:r>
           <w:delText xml:space="preserve">and slope</w:delText>
         </w:r>
       </w:del>
-      <w:del w:id="367" w:author="PR Preview" w:date="2026-01-01T00:00:00Z">
+      <w:del w:id="361" w:author="PR Preview" w:date="2026-01-01T00:00:00Z">
         <w:r>
           <w:delText xml:space="preserve"> </w:delText>
         </w:r>
@@ -4972,22 +4937,22 @@
           <m:t>1.2</m:t>
         </m:r>
       </m:oMath>
-      <w:del w:id="368" w:author="PR Preview" w:date="2026-01-01T00:00:00Z">
+      <w:del w:id="362" w:author="PR Preview" w:date="2026-01-01T00:00:00Z">
         <w:r>
           <w:delText xml:space="preserve">,</w:delText>
         </w:r>
       </w:del>
-      <w:del w:id="369" w:author="PR Preview" w:date="2026-01-01T00:00:00Z">
+      <w:del w:id="363" w:author="PR Preview" w:date="2026-01-01T00:00:00Z">
         <w:r>
           <w:delText xml:space="preserve"> </w:delText>
         </w:r>
       </w:del>
-      <w:del w:id="370" w:author="PR Preview" w:date="2026-01-01T00:00:00Z">
+      <w:del w:id="364" w:author="PR Preview" w:date="2026-01-01T00:00:00Z">
         <w:r>
           <w:delText xml:space="preserve">and place a diffuse</w:delText>
         </w:r>
       </w:del>
-      <w:del w:id="371" w:author="PR Preview" w:date="2026-01-01T00:00:00Z">
+      <w:del w:id="365" w:author="PR Preview" w:date="2026-01-01T00:00:00Z">
         <w:r>
           <w:delText xml:space="preserve"> </w:delText>
         </w:r>
@@ -5037,27 +5002,27 @@
           <m:t>​</m:t>
         </m:r>
       </m:oMath>
-      <w:del w:id="372" w:author="PR Preview" w:date="2026-01-01T00:00:00Z">
+      <w:del w:id="366" w:author="PR Preview" w:date="2026-01-01T00:00:00Z">
         <w:r>
           <w:delText xml:space="preserve"> </w:delText>
         </w:r>
       </w:del>
-      <w:del w:id="373" w:author="PR Preview" w:date="2026-01-01T00:00:00Z">
+      <w:del w:id="367" w:author="PR Preview" w:date="2026-01-01T00:00:00Z">
         <w:r>
           <w:delText xml:space="preserve">prior on each coefficient</w:delText>
         </w:r>
       </w:del>
-      <w:del w:id="374" w:author="PR Preview" w:date="2026-01-01T00:00:00Z">
+      <w:del w:id="368" w:author="PR Preview" w:date="2026-01-01T00:00:00Z">
         <w:r>
           <w:delText xml:space="preserve"> </w:delText>
         </w:r>
       </w:del>
-      <w:del w:id="375" w:author="PR Preview" w:date="2026-01-01T00:00:00Z">
+      <w:del w:id="369" w:author="PR Preview" w:date="2026-01-01T00:00:00Z">
         <w:r>
           <w:delText xml:space="preserve">(precision</w:delText>
         </w:r>
       </w:del>
-      <w:del w:id="376" w:author="PR Preview" w:date="2026-01-01T00:00:00Z">
+      <w:del w:id="370" w:author="PR Preview" w:date="2026-01-01T00:00:00Z">
         <w:r>
           <w:delText xml:space="preserve"> </w:delText>
         </w:r>
@@ -5067,27 +5032,27 @@
           <m:t>0.01</m:t>
         </m:r>
       </m:oMath>
-      <w:del w:id="377" w:author="PR Preview" w:date="2026-01-01T00:00:00Z">
+      <w:del w:id="371" w:author="PR Preview" w:date="2026-01-01T00:00:00Z">
         <w:r>
           <w:delText xml:space="preserve"> </w:delText>
         </w:r>
       </w:del>
-      <w:del w:id="378" w:author="PR Preview" w:date="2026-01-01T00:00:00Z">
+      <w:del w:id="372" w:author="PR Preview" w:date="2026-01-01T00:00:00Z">
         <w:r>
           <w:delText xml:space="preserve">in JAGS).</w:delText>
         </w:r>
       </w:del>
-      <w:del w:id="379" w:author="PR Preview" w:date="2026-01-01T00:00:00Z">
+      <w:del w:id="373" w:author="PR Preview" w:date="2026-01-01T00:00:00Z">
         <w:r>
           <w:delText xml:space="preserve"> </w:delText>
         </w:r>
       </w:del>
-      <w:del w:id="380" w:author="PR Preview" w:date="2026-01-01T00:00:00Z">
+      <w:del w:id="374" w:author="PR Preview" w:date="2026-01-01T00:00:00Z">
         <w:r>
           <w:delText xml:space="preserve">The JAGS program also monitors the odds ratio</w:delText>
         </w:r>
       </w:del>
-      <w:del w:id="381" w:author="PR Preview" w:date="2026-01-01T00:00:00Z">
+      <w:del w:id="375" w:author="PR Preview" w:date="2026-01-01T00:00:00Z">
         <w:r>
           <w:delText xml:space="preserve"> </w:delText>
         </w:r>
@@ -5115,17 +5080,17 @@
           </m:sup>
         </m:sSup>
       </m:oMath>
-      <w:del w:id="382" w:author="PR Preview" w:date="2026-01-01T00:00:00Z">
+      <w:del w:id="376" w:author="PR Preview" w:date="2026-01-01T00:00:00Z">
         <w:r>
           <w:delText xml:space="preserve"> </w:delText>
         </w:r>
       </w:del>
-      <w:del w:id="383" w:author="PR Preview" w:date="2026-01-01T00:00:00Z">
+      <w:del w:id="377" w:author="PR Preview" w:date="2026-01-01T00:00:00Z">
         <w:r>
           <w:delText xml:space="preserve">for a one-unit increase in</w:delText>
         </w:r>
       </w:del>
-      <w:del w:id="384" w:author="PR Preview" w:date="2026-01-01T00:00:00Z">
+      <w:del w:id="378" w:author="PR Preview" w:date="2026-01-01T00:00:00Z">
         <w:r>
           <w:delText xml:space="preserve"> </w:delText>
         </w:r>
@@ -5135,27 +5100,27 @@
           <m:t>x</m:t>
         </m:r>
       </m:oMath>
-      <w:del w:id="385" w:author="PR Preview" w:date="2026-01-01T00:00:00Z">
+      <w:del w:id="379" w:author="PR Preview" w:date="2026-01-01T00:00:00Z">
         <w:r>
           <w:delText xml:space="preserve">.</w:delText>
         </w:r>
       </w:del>
-      <w:del w:id="386" w:author="PR Preview" w:date="2026-01-01T00:00:00Z">
+      <w:del w:id="380" w:author="PR Preview" w:date="2026-01-01T00:00:00Z">
         <w:r>
           <w:delText xml:space="preserve"> </w:delText>
         </w:r>
       </w:del>
-      <w:del w:id="387" w:author="PR Preview" w:date="2026-01-01T00:00:00Z">
+      <w:del w:id="381" w:author="PR Preview" w:date="2026-01-01T00:00:00Z">
         <w:r>
           <w:delText xml:space="preserve">In the code,</w:delText>
         </w:r>
       </w:del>
-      <w:del w:id="388" w:author="PR Preview" w:date="2026-01-01T00:00:00Z">
+      <w:del w:id="382" w:author="PR Preview" w:date="2026-01-01T00:00:00Z">
         <w:r>
           <w:delText xml:space="preserve"> </w:delText>
         </w:r>
       </w:del>
-      <w:del w:id="389" w:author="PR Preview" w:date="2026-01-01T00:00:00Z">
+      <w:del w:id="383" w:author="PR Preview" w:date="2026-01-01T00:00:00Z">
         <w:r>
           <w:rPr>
             <w:rStyle w:val="VerbatimChar"/>
@@ -5163,22 +5128,22 @@
           <w:delText xml:space="preserve">beta0</w:delText>
         </w:r>
       </w:del>
-      <w:del w:id="390" w:author="PR Preview" w:date="2026-01-01T00:00:00Z">
+      <w:del w:id="384" w:author="PR Preview" w:date="2026-01-01T00:00:00Z">
         <w:r>
           <w:delText xml:space="preserve"> </w:delText>
         </w:r>
       </w:del>
-      <w:del w:id="391" w:author="PR Preview" w:date="2026-01-01T00:00:00Z">
+      <w:del w:id="385" w:author="PR Preview" w:date="2026-01-01T00:00:00Z">
         <w:r>
           <w:delText xml:space="preserve">and</w:delText>
         </w:r>
       </w:del>
-      <w:del w:id="392" w:author="PR Preview" w:date="2026-01-01T00:00:00Z">
+      <w:del w:id="386" w:author="PR Preview" w:date="2026-01-01T00:00:00Z">
         <w:r>
           <w:delText xml:space="preserve"> </w:delText>
         </w:r>
       </w:del>
-      <w:del w:id="393" w:author="PR Preview" w:date="2026-01-01T00:00:00Z">
+      <w:del w:id="387" w:author="PR Preview" w:date="2026-01-01T00:00:00Z">
         <w:r>
           <w:rPr>
             <w:rStyle w:val="VerbatimChar"/>
@@ -5186,17 +5151,17 @@
           <w:delText xml:space="preserve">beta1</w:delText>
         </w:r>
       </w:del>
-      <w:del w:id="394" w:author="PR Preview" w:date="2026-01-01T00:00:00Z">
+      <w:del w:id="388" w:author="PR Preview" w:date="2026-01-01T00:00:00Z">
         <w:r>
           <w:delText xml:space="preserve"> </w:delText>
         </w:r>
       </w:del>
-      <w:del w:id="395" w:author="PR Preview" w:date="2026-01-01T00:00:00Z">
+      <w:del w:id="389" w:author="PR Preview" w:date="2026-01-01T00:00:00Z">
         <w:r>
           <w:delText xml:space="preserve">are</w:delText>
         </w:r>
       </w:del>
-      <w:del w:id="396" w:author="PR Preview" w:date="2026-01-01T00:00:00Z">
+      <w:del w:id="390" w:author="PR Preview" w:date="2026-01-01T00:00:00Z">
         <w:r>
           <w:delText xml:space="preserve"> </w:delText>
         </w:r>
@@ -5215,17 +5180,17 @@
           </m:sub>
         </m:sSub>
       </m:oMath>
-      <w:del w:id="397" w:author="PR Preview" w:date="2026-01-01T00:00:00Z">
+      <w:del w:id="391" w:author="PR Preview" w:date="2026-01-01T00:00:00Z">
         <w:r>
           <w:delText xml:space="preserve"> </w:delText>
         </w:r>
       </w:del>
-      <w:del w:id="398" w:author="PR Preview" w:date="2026-01-01T00:00:00Z">
+      <w:del w:id="392" w:author="PR Preview" w:date="2026-01-01T00:00:00Z">
         <w:r>
           <w:delText xml:space="preserve">and</w:delText>
         </w:r>
       </w:del>
-      <w:del w:id="399" w:author="PR Preview" w:date="2026-01-01T00:00:00Z">
+      <w:del w:id="393" w:author="PR Preview" w:date="2026-01-01T00:00:00Z">
         <w:r>
           <w:delText xml:space="preserve"> </w:delText>
         </w:r>
@@ -5244,7 +5209,7 @@
           </m:sub>
         </m:sSub>
       </m:oMath>
-      <w:del w:id="400" w:author="PR Preview" w:date="2026-01-01T00:00:00Z">
+      <w:del w:id="394" w:author="PR Preview" w:date="2026-01-01T00:00:00Z">
         <w:r>
           <w:delText xml:space="preserve">.</w:delText>
         </w:r>
@@ -5254,7 +5219,7 @@
       <w:pPr>
         <w:pStyle w:val="BodyText"/>
       </w:pPr>
-      <w:ins w:id="401" w:author="PR Preview" w:date="2026-01-01T00:00:00Z">
+      <w:ins w:id="395" w:author="PR Preview" w:date="2026-01-01T00:00:00Z">
         <w:r>
           <w:rPr>
             <w:b/>
@@ -5263,17 +5228,17 @@
           <w:t xml:space="preserve">Example 3 (Logistic regression fitted by Bayesian inference)</w:t>
         </w:r>
       </w:ins>
-      <w:ins w:id="402" w:author="PR Preview" w:date="2026-01-01T00:00:00Z">
-        <w:r>
-          <w:t xml:space="preserve"> </w:t>
-        </w:r>
-      </w:ins>
-      <w:ins w:id="403" w:author="PR Preview" w:date="2026-01-01T00:00:00Z">
+      <w:ins w:id="396" w:author="PR Preview" w:date="2026-01-01T00:00:00Z">
+        <w:r>
+          <w:t xml:space="preserve"> </w:t>
+        </w:r>
+      </w:ins>
+      <w:ins w:id="397" w:author="PR Preview" w:date="2026-01-01T00:00:00Z">
         <w:r>
           <w:t xml:space="preserve">We simulate</w:t>
         </w:r>
       </w:ins>
-      <w:ins w:id="404" w:author="PR Preview" w:date="2026-01-01T00:00:00Z">
+      <w:ins w:id="398" w:author="PR Preview" w:date="2026-01-01T00:00:00Z">
         <w:r>
           <w:t xml:space="preserve"> </w:t>
         </w:r>
@@ -5292,37 +5257,37 @@
           <m:t>200</m:t>
         </m:r>
       </m:oMath>
+      <w:ins w:id="399" w:author="PR Preview" w:date="2026-01-01T00:00:00Z">
+        <w:r>
+          <w:t xml:space="preserve"> </w:t>
+        </w:r>
+      </w:ins>
+      <w:ins w:id="400" w:author="PR Preview" w:date="2026-01-01T00:00:00Z">
+        <w:r>
+          <w:t xml:space="preserve">observations from a logistic model</w:t>
+        </w:r>
+      </w:ins>
+      <w:ins w:id="401" w:author="PR Preview" w:date="2026-01-01T00:00:00Z">
+        <w:r>
+          <w:t xml:space="preserve"> </w:t>
+        </w:r>
+      </w:ins>
+      <w:ins w:id="402" w:author="PR Preview" w:date="2026-01-01T00:00:00Z">
+        <w:r>
+          <w:t xml:space="preserve">with one continuous predictor,</w:t>
+        </w:r>
+      </w:ins>
+      <w:ins w:id="403" w:author="PR Preview" w:date="2026-01-01T00:00:00Z">
+        <w:r>
+          <w:t xml:space="preserve"> </w:t>
+        </w:r>
+      </w:ins>
+      <w:ins w:id="404" w:author="PR Preview" w:date="2026-01-01T00:00:00Z">
+        <w:r>
+          <w:t xml:space="preserve">intercept</w:t>
+        </w:r>
+      </w:ins>
       <w:ins w:id="405" w:author="PR Preview" w:date="2026-01-01T00:00:00Z">
-        <w:r>
-          <w:t xml:space="preserve"> </w:t>
-        </w:r>
-      </w:ins>
-      <w:ins w:id="406" w:author="PR Preview" w:date="2026-01-01T00:00:00Z">
-        <w:r>
-          <w:t xml:space="preserve">observations from a logistic model</w:t>
-        </w:r>
-      </w:ins>
-      <w:ins w:id="407" w:author="PR Preview" w:date="2026-01-01T00:00:00Z">
-        <w:r>
-          <w:t xml:space="preserve"> </w:t>
-        </w:r>
-      </w:ins>
-      <w:ins w:id="408" w:author="PR Preview" w:date="2026-01-01T00:00:00Z">
-        <w:r>
-          <w:t xml:space="preserve">with one continuous predictor,</w:t>
-        </w:r>
-      </w:ins>
-      <w:ins w:id="409" w:author="PR Preview" w:date="2026-01-01T00:00:00Z">
-        <w:r>
-          <w:t xml:space="preserve"> </w:t>
-        </w:r>
-      </w:ins>
-      <w:ins w:id="410" w:author="PR Preview" w:date="2026-01-01T00:00:00Z">
-        <w:r>
-          <w:t xml:space="preserve">intercept</w:t>
-        </w:r>
-      </w:ins>
-      <w:ins w:id="411" w:author="PR Preview" w:date="2026-01-01T00:00:00Z">
         <w:r>
           <w:t xml:space="preserve"> </w:t>
         </w:r>
@@ -5356,17 +5321,17 @@
           <m:t>0.5</m:t>
         </m:r>
       </m:oMath>
-      <w:ins w:id="412" w:author="PR Preview" w:date="2026-01-01T00:00:00Z">
-        <w:r>
-          <w:t xml:space="preserve"> </w:t>
-        </w:r>
-      </w:ins>
-      <w:ins w:id="413" w:author="PR Preview" w:date="2026-01-01T00:00:00Z">
+      <w:ins w:id="406" w:author="PR Preview" w:date="2026-01-01T00:00:00Z">
+        <w:r>
+          <w:t xml:space="preserve"> </w:t>
+        </w:r>
+      </w:ins>
+      <w:ins w:id="407" w:author="PR Preview" w:date="2026-01-01T00:00:00Z">
         <w:r>
           <w:t xml:space="preserve">and slope</w:t>
         </w:r>
       </w:ins>
-      <w:ins w:id="414" w:author="PR Preview" w:date="2026-01-01T00:00:00Z">
+      <w:ins w:id="408" w:author="PR Preview" w:date="2026-01-01T00:00:00Z">
         <w:r>
           <w:t xml:space="preserve"> </w:t>
         </w:r>
@@ -5394,22 +5359,22 @@
           <m:t>1.2</m:t>
         </m:r>
       </m:oMath>
-      <w:ins w:id="415" w:author="PR Preview" w:date="2026-01-01T00:00:00Z">
+      <w:ins w:id="409" w:author="PR Preview" w:date="2026-01-01T00:00:00Z">
         <w:r>
           <w:t xml:space="preserve">,</w:t>
         </w:r>
       </w:ins>
-      <w:ins w:id="416" w:author="PR Preview" w:date="2026-01-01T00:00:00Z">
-        <w:r>
-          <w:t xml:space="preserve"> </w:t>
-        </w:r>
-      </w:ins>
-      <w:ins w:id="417" w:author="PR Preview" w:date="2026-01-01T00:00:00Z">
+      <w:ins w:id="410" w:author="PR Preview" w:date="2026-01-01T00:00:00Z">
+        <w:r>
+          <w:t xml:space="preserve"> </w:t>
+        </w:r>
+      </w:ins>
+      <w:ins w:id="411" w:author="PR Preview" w:date="2026-01-01T00:00:00Z">
         <w:r>
           <w:t xml:space="preserve">and place a diffuse</w:t>
         </w:r>
       </w:ins>
-      <w:ins w:id="418" w:author="PR Preview" w:date="2026-01-01T00:00:00Z">
+      <w:ins w:id="412" w:author="PR Preview" w:date="2026-01-01T00:00:00Z">
         <w:r>
           <w:t xml:space="preserve"> </w:t>
         </w:r>
@@ -5459,27 +5424,27 @@
           <m:t>​</m:t>
         </m:r>
       </m:oMath>
-      <w:ins w:id="419" w:author="PR Preview" w:date="2026-01-01T00:00:00Z">
-        <w:r>
-          <w:t xml:space="preserve"> </w:t>
-        </w:r>
-      </w:ins>
-      <w:ins w:id="420" w:author="PR Preview" w:date="2026-01-01T00:00:00Z">
+      <w:ins w:id="413" w:author="PR Preview" w:date="2026-01-01T00:00:00Z">
+        <w:r>
+          <w:t xml:space="preserve"> </w:t>
+        </w:r>
+      </w:ins>
+      <w:ins w:id="414" w:author="PR Preview" w:date="2026-01-01T00:00:00Z">
         <w:r>
           <w:t xml:space="preserve">prior on each coefficient</w:t>
         </w:r>
       </w:ins>
-      <w:ins w:id="421" w:author="PR Preview" w:date="2026-01-01T00:00:00Z">
-        <w:r>
-          <w:t xml:space="preserve"> </w:t>
-        </w:r>
-      </w:ins>
-      <w:ins w:id="422" w:author="PR Preview" w:date="2026-01-01T00:00:00Z">
+      <w:ins w:id="415" w:author="PR Preview" w:date="2026-01-01T00:00:00Z">
+        <w:r>
+          <w:t xml:space="preserve"> </w:t>
+        </w:r>
+      </w:ins>
+      <w:ins w:id="416" w:author="PR Preview" w:date="2026-01-01T00:00:00Z">
         <w:r>
           <w:t xml:space="preserve">(precision</w:t>
         </w:r>
       </w:ins>
-      <w:ins w:id="423" w:author="PR Preview" w:date="2026-01-01T00:00:00Z">
+      <w:ins w:id="417" w:author="PR Preview" w:date="2026-01-01T00:00:00Z">
         <w:r>
           <w:t xml:space="preserve"> </w:t>
         </w:r>
@@ -5489,27 +5454,27 @@
           <m:t>0.01</m:t>
         </m:r>
       </m:oMath>
-      <w:ins w:id="424" w:author="PR Preview" w:date="2026-01-01T00:00:00Z">
-        <w:r>
-          <w:t xml:space="preserve"> </w:t>
-        </w:r>
-      </w:ins>
-      <w:ins w:id="425" w:author="PR Preview" w:date="2026-01-01T00:00:00Z">
+      <w:ins w:id="418" w:author="PR Preview" w:date="2026-01-01T00:00:00Z">
+        <w:r>
+          <w:t xml:space="preserve"> </w:t>
+        </w:r>
+      </w:ins>
+      <w:ins w:id="419" w:author="PR Preview" w:date="2026-01-01T00:00:00Z">
         <w:r>
           <w:t xml:space="preserve">in JAGS).</w:t>
         </w:r>
       </w:ins>
-      <w:ins w:id="426" w:author="PR Preview" w:date="2026-01-01T00:00:00Z">
-        <w:r>
-          <w:t xml:space="preserve"> </w:t>
-        </w:r>
-      </w:ins>
-      <w:ins w:id="427" w:author="PR Preview" w:date="2026-01-01T00:00:00Z">
+      <w:ins w:id="420" w:author="PR Preview" w:date="2026-01-01T00:00:00Z">
+        <w:r>
+          <w:t xml:space="preserve"> </w:t>
+        </w:r>
+      </w:ins>
+      <w:ins w:id="421" w:author="PR Preview" w:date="2026-01-01T00:00:00Z">
         <w:r>
           <w:t xml:space="preserve">The JAGS program also monitors the odds ratio</w:t>
         </w:r>
       </w:ins>
-      <w:ins w:id="428" w:author="PR Preview" w:date="2026-01-01T00:00:00Z">
+      <w:ins w:id="422" w:author="PR Preview" w:date="2026-01-01T00:00:00Z">
         <w:r>
           <w:t xml:space="preserve"> </w:t>
         </w:r>
@@ -5537,17 +5502,17 @@
           </m:sup>
         </m:sSup>
       </m:oMath>
-      <w:ins w:id="429" w:author="PR Preview" w:date="2026-01-01T00:00:00Z">
-        <w:r>
-          <w:t xml:space="preserve"> </w:t>
-        </w:r>
-      </w:ins>
-      <w:ins w:id="430" w:author="PR Preview" w:date="2026-01-01T00:00:00Z">
+      <w:ins w:id="423" w:author="PR Preview" w:date="2026-01-01T00:00:00Z">
+        <w:r>
+          <w:t xml:space="preserve"> </w:t>
+        </w:r>
+      </w:ins>
+      <w:ins w:id="424" w:author="PR Preview" w:date="2026-01-01T00:00:00Z">
         <w:r>
           <w:t xml:space="preserve">for a one-unit increase in</w:t>
         </w:r>
       </w:ins>
-      <w:ins w:id="431" w:author="PR Preview" w:date="2026-01-01T00:00:00Z">
+      <w:ins w:id="425" w:author="PR Preview" w:date="2026-01-01T00:00:00Z">
         <w:r>
           <w:t xml:space="preserve"> </w:t>
         </w:r>
@@ -5557,27 +5522,27 @@
           <m:t>x</m:t>
         </m:r>
       </m:oMath>
-      <w:ins w:id="432" w:author="PR Preview" w:date="2026-01-01T00:00:00Z">
+      <w:ins w:id="426" w:author="PR Preview" w:date="2026-01-01T00:00:00Z">
         <w:r>
           <w:t xml:space="preserve">.</w:t>
         </w:r>
       </w:ins>
-      <w:ins w:id="433" w:author="PR Preview" w:date="2026-01-01T00:00:00Z">
-        <w:r>
-          <w:t xml:space="preserve"> </w:t>
-        </w:r>
-      </w:ins>
-      <w:ins w:id="434" w:author="PR Preview" w:date="2026-01-01T00:00:00Z">
+      <w:ins w:id="427" w:author="PR Preview" w:date="2026-01-01T00:00:00Z">
+        <w:r>
+          <w:t xml:space="preserve"> </w:t>
+        </w:r>
+      </w:ins>
+      <w:ins w:id="428" w:author="PR Preview" w:date="2026-01-01T00:00:00Z">
         <w:r>
           <w:t xml:space="preserve">In the code,</w:t>
         </w:r>
       </w:ins>
-      <w:ins w:id="435" w:author="PR Preview" w:date="2026-01-01T00:00:00Z">
-        <w:r>
-          <w:t xml:space="preserve"> </w:t>
-        </w:r>
-      </w:ins>
-      <w:ins w:id="436" w:author="PR Preview" w:date="2026-01-01T00:00:00Z">
+      <w:ins w:id="429" w:author="PR Preview" w:date="2026-01-01T00:00:00Z">
+        <w:r>
+          <w:t xml:space="preserve"> </w:t>
+        </w:r>
+      </w:ins>
+      <w:ins w:id="430" w:author="PR Preview" w:date="2026-01-01T00:00:00Z">
         <w:r>
           <w:rPr>
             <w:rStyle w:val="VerbatimChar"/>
@@ -5585,22 +5550,22 @@
           <w:t xml:space="preserve">beta0</w:t>
         </w:r>
       </w:ins>
-      <w:ins w:id="437" w:author="PR Preview" w:date="2026-01-01T00:00:00Z">
-        <w:r>
-          <w:t xml:space="preserve"> </w:t>
-        </w:r>
-      </w:ins>
-      <w:ins w:id="438" w:author="PR Preview" w:date="2026-01-01T00:00:00Z">
+      <w:ins w:id="431" w:author="PR Preview" w:date="2026-01-01T00:00:00Z">
+        <w:r>
+          <w:t xml:space="preserve"> </w:t>
+        </w:r>
+      </w:ins>
+      <w:ins w:id="432" w:author="PR Preview" w:date="2026-01-01T00:00:00Z">
         <w:r>
           <w:t xml:space="preserve">and</w:t>
         </w:r>
       </w:ins>
-      <w:ins w:id="439" w:author="PR Preview" w:date="2026-01-01T00:00:00Z">
-        <w:r>
-          <w:t xml:space="preserve"> </w:t>
-        </w:r>
-      </w:ins>
-      <w:ins w:id="440" w:author="PR Preview" w:date="2026-01-01T00:00:00Z">
+      <w:ins w:id="433" w:author="PR Preview" w:date="2026-01-01T00:00:00Z">
+        <w:r>
+          <w:t xml:space="preserve"> </w:t>
+        </w:r>
+      </w:ins>
+      <w:ins w:id="434" w:author="PR Preview" w:date="2026-01-01T00:00:00Z">
         <w:r>
           <w:rPr>
             <w:rStyle w:val="VerbatimChar"/>
@@ -5608,17 +5573,17 @@
           <w:t xml:space="preserve">beta1</w:t>
         </w:r>
       </w:ins>
-      <w:ins w:id="441" w:author="PR Preview" w:date="2026-01-01T00:00:00Z">
-        <w:r>
-          <w:t xml:space="preserve"> </w:t>
-        </w:r>
-      </w:ins>
-      <w:ins w:id="442" w:author="PR Preview" w:date="2026-01-01T00:00:00Z">
+      <w:ins w:id="435" w:author="PR Preview" w:date="2026-01-01T00:00:00Z">
+        <w:r>
+          <w:t xml:space="preserve"> </w:t>
+        </w:r>
+      </w:ins>
+      <w:ins w:id="436" w:author="PR Preview" w:date="2026-01-01T00:00:00Z">
         <w:r>
           <w:t xml:space="preserve">are</w:t>
         </w:r>
       </w:ins>
-      <w:ins w:id="443" w:author="PR Preview" w:date="2026-01-01T00:00:00Z">
+      <w:ins w:id="437" w:author="PR Preview" w:date="2026-01-01T00:00:00Z">
         <w:r>
           <w:t xml:space="preserve"> </w:t>
         </w:r>
@@ -5637,17 +5602,17 @@
           </m:sub>
         </m:sSub>
       </m:oMath>
-      <w:ins w:id="444" w:author="PR Preview" w:date="2026-01-01T00:00:00Z">
-        <w:r>
-          <w:t xml:space="preserve"> </w:t>
-        </w:r>
-      </w:ins>
-      <w:ins w:id="445" w:author="PR Preview" w:date="2026-01-01T00:00:00Z">
+      <w:ins w:id="438" w:author="PR Preview" w:date="2026-01-01T00:00:00Z">
+        <w:r>
+          <w:t xml:space="preserve"> </w:t>
+        </w:r>
+      </w:ins>
+      <w:ins w:id="439" w:author="PR Preview" w:date="2026-01-01T00:00:00Z">
         <w:r>
           <w:t xml:space="preserve">and</w:t>
         </w:r>
       </w:ins>
-      <w:ins w:id="446" w:author="PR Preview" w:date="2026-01-01T00:00:00Z">
+      <w:ins w:id="440" w:author="PR Preview" w:date="2026-01-01T00:00:00Z">
         <w:r>
           <w:t xml:space="preserve"> </w:t>
         </w:r>
@@ -5666,7 +5631,7 @@
           </m:sub>
         </m:sSub>
       </m:oMath>
-      <w:ins w:id="447" w:author="PR Preview" w:date="2026-01-01T00:00:00Z">
+      <w:ins w:id="441" w:author="PR Preview" w:date="2026-01-01T00:00:00Z">
         <w:r>
           <w:t xml:space="preserve">.</w:t>
         </w:r>
@@ -7289,7 +7254,7 @@
       <w:pPr>
         <w:pStyle w:val="Heading2"/>
       </w:pPr>
-      <w:del w:id="448" w:author="PR Preview" w:date="2026-01-01T00:00:00Z">
+      <w:del w:id="442" w:author="PR Preview" w:date="2026-01-01T00:00:00Z">
         <w:r>
           <w:delText xml:space="preserve">3 Survival analysis</w:delText>
         </w:r>
@@ -7299,7 +7264,7 @@
       <w:pPr>
         <w:pStyle w:val="Heading2"/>
       </w:pPr>
-      <w:ins w:id="449" w:author="PR Preview" w:date="2026-01-01T00:00:00Z">
+      <w:ins w:id="443" w:author="PR Preview" w:date="2026-01-01T00:00:00Z">
         <w:r>
           <w:t xml:space="preserve">4 Survival analysis</w:t>
         </w:r>
@@ -8127,7 +8092,7 @@
       <w:pPr>
         <w:pStyle w:val="BodyText"/>
       </w:pPr>
-      <w:del w:id="450" w:author="PR Preview" w:date="2026-01-01T00:00:00Z">
+      <w:del w:id="444" w:author="PR Preview" w:date="2026-01-01T00:00:00Z">
         <w:r>
           <w:rPr>
             <w:b/>
@@ -8136,17 +8101,17 @@
           <w:delText xml:space="preserve">Example 3 (Exponential survival regression fitted by Bayesian inference)</w:delText>
         </w:r>
       </w:del>
-      <w:del w:id="451" w:author="PR Preview" w:date="2026-01-01T00:00:00Z">
+      <w:del w:id="445" w:author="PR Preview" w:date="2026-01-01T00:00:00Z">
         <w:r>
           <w:delText xml:space="preserve"> </w:delText>
         </w:r>
       </w:del>
-      <w:del w:id="452" w:author="PR Preview" w:date="2026-01-01T00:00:00Z">
+      <w:del w:id="446" w:author="PR Preview" w:date="2026-01-01T00:00:00Z">
         <w:r>
           <w:delText xml:space="preserve">We simulate</w:delText>
         </w:r>
       </w:del>
-      <w:del w:id="453" w:author="PR Preview" w:date="2026-01-01T00:00:00Z">
+      <w:del w:id="447" w:author="PR Preview" w:date="2026-01-01T00:00:00Z">
         <w:r>
           <w:delText xml:space="preserve"> </w:delText>
         </w:r>
@@ -8165,27 +8130,27 @@
           <m:t>200</m:t>
         </m:r>
       </m:oMath>
-      <w:del w:id="454" w:author="PR Preview" w:date="2026-01-01T00:00:00Z">
+      <w:del w:id="448" w:author="PR Preview" w:date="2026-01-01T00:00:00Z">
         <w:r>
           <w:delText xml:space="preserve"> </w:delText>
         </w:r>
       </w:del>
-      <w:del w:id="455" w:author="PR Preview" w:date="2026-01-01T00:00:00Z">
+      <w:del w:id="449" w:author="PR Preview" w:date="2026-01-01T00:00:00Z">
         <w:r>
           <w:delText xml:space="preserve">right-censored exponential survival times,</w:delText>
         </w:r>
       </w:del>
-      <w:del w:id="456" w:author="PR Preview" w:date="2026-01-01T00:00:00Z">
+      <w:del w:id="450" w:author="PR Preview" w:date="2026-01-01T00:00:00Z">
         <w:r>
           <w:delText xml:space="preserve"> </w:delText>
         </w:r>
       </w:del>
-      <w:del w:id="457" w:author="PR Preview" w:date="2026-01-01T00:00:00Z">
+      <w:del w:id="451" w:author="PR Preview" w:date="2026-01-01T00:00:00Z">
         <w:r>
           <w:delText xml:space="preserve">with a binary covariate</w:delText>
         </w:r>
       </w:del>
-      <w:del w:id="458" w:author="PR Preview" w:date="2026-01-01T00:00:00Z">
+      <w:del w:id="452" w:author="PR Preview" w:date="2026-01-01T00:00:00Z">
         <w:r>
           <w:delText xml:space="preserve"> </w:delText>
         </w:r>
@@ -8204,27 +8169,27 @@
           </m:sub>
         </m:sSub>
       </m:oMath>
-      <w:del w:id="459" w:author="PR Preview" w:date="2026-01-01T00:00:00Z">
+      <w:del w:id="453" w:author="PR Preview" w:date="2026-01-01T00:00:00Z">
         <w:r>
           <w:delText xml:space="preserve"> </w:delText>
         </w:r>
       </w:del>
-      <w:del w:id="460" w:author="PR Preview" w:date="2026-01-01T00:00:00Z">
+      <w:del w:id="454" w:author="PR Preview" w:date="2026-01-01T00:00:00Z">
         <w:r>
           <w:delText xml:space="preserve">(say, treatment)</w:delText>
         </w:r>
       </w:del>
-      <w:del w:id="461" w:author="PR Preview" w:date="2026-01-01T00:00:00Z">
+      <w:del w:id="455" w:author="PR Preview" w:date="2026-01-01T00:00:00Z">
         <w:r>
           <w:delText xml:space="preserve"> </w:delText>
         </w:r>
       </w:del>
-      <w:del w:id="462" w:author="PR Preview" w:date="2026-01-01T00:00:00Z">
+      <w:del w:id="456" w:author="PR Preview" w:date="2026-01-01T00:00:00Z">
         <w:r>
           <w:delText xml:space="preserve">and hazard</w:delText>
         </w:r>
       </w:del>
-      <w:del w:id="463" w:author="PR Preview" w:date="2026-01-01T00:00:00Z">
+      <w:del w:id="457" w:author="PR Preview" w:date="2026-01-01T00:00:00Z">
         <w:r>
           <w:delText xml:space="preserve"> </w:delText>
         </w:r>
@@ -8313,22 +8278,22 @@
           <m:t>​</m:t>
         </m:r>
       </m:oMath>
-      <w:del w:id="464" w:author="PR Preview" w:date="2026-01-01T00:00:00Z">
+      <w:del w:id="458" w:author="PR Preview" w:date="2026-01-01T00:00:00Z">
         <w:r>
           <w:delText xml:space="preserve">,</w:delText>
         </w:r>
       </w:del>
-      <w:del w:id="465" w:author="PR Preview" w:date="2026-01-01T00:00:00Z">
+      <w:del w:id="459" w:author="PR Preview" w:date="2026-01-01T00:00:00Z">
         <w:r>
           <w:delText xml:space="preserve"> </w:delText>
         </w:r>
       </w:del>
-      <w:del w:id="466" w:author="PR Preview" w:date="2026-01-01T00:00:00Z">
+      <w:del w:id="460" w:author="PR Preview" w:date="2026-01-01T00:00:00Z">
         <w:r>
           <w:delText xml:space="preserve">where the log baseline hazard is</w:delText>
         </w:r>
       </w:del>
-      <w:del w:id="467" w:author="PR Preview" w:date="2026-01-01T00:00:00Z">
+      <w:del w:id="461" w:author="PR Preview" w:date="2026-01-01T00:00:00Z">
         <w:r>
           <w:delText xml:space="preserve"> </w:delText>
         </w:r>
@@ -8362,17 +8327,17 @@
           <m:t>0.05</m:t>
         </m:r>
       </m:oMath>
-      <w:del w:id="468" w:author="PR Preview" w:date="2026-01-01T00:00:00Z">
+      <w:del w:id="462" w:author="PR Preview" w:date="2026-01-01T00:00:00Z">
         <w:r>
           <w:delText xml:space="preserve"> </w:delText>
         </w:r>
       </w:del>
-      <w:del w:id="469" w:author="PR Preview" w:date="2026-01-01T00:00:00Z">
+      <w:del w:id="463" w:author="PR Preview" w:date="2026-01-01T00:00:00Z">
         <w:r>
           <w:delText xml:space="preserve">and the log hazard ratio is</w:delText>
         </w:r>
       </w:del>
-      <w:del w:id="470" w:author="PR Preview" w:date="2026-01-01T00:00:00Z">
+      <w:del w:id="464" w:author="PR Preview" w:date="2026-01-01T00:00:00Z">
         <w:r>
           <w:delText xml:space="preserve"> </w:delText>
         </w:r>
@@ -8406,22 +8371,22 @@
           <m:t>0.7</m:t>
         </m:r>
       </m:oMath>
-      <w:del w:id="471" w:author="PR Preview" w:date="2026-01-01T00:00:00Z">
+      <w:del w:id="465" w:author="PR Preview" w:date="2026-01-01T00:00:00Z">
         <w:r>
           <w:delText xml:space="preserve">.</w:delText>
         </w:r>
       </w:del>
-      <w:del w:id="472" w:author="PR Preview" w:date="2026-01-01T00:00:00Z">
+      <w:del w:id="466" w:author="PR Preview" w:date="2026-01-01T00:00:00Z">
         <w:r>
           <w:delText xml:space="preserve"> </w:delText>
         </w:r>
       </w:del>
-      <w:del w:id="473" w:author="PR Preview" w:date="2026-01-01T00:00:00Z">
+      <w:del w:id="467" w:author="PR Preview" w:date="2026-01-01T00:00:00Z">
         <w:r>
           <w:delText xml:space="preserve">With event indicator</w:delText>
         </w:r>
       </w:del>
-      <w:del w:id="474" w:author="PR Preview" w:date="2026-01-01T00:00:00Z">
+      <w:del w:id="468" w:author="PR Preview" w:date="2026-01-01T00:00:00Z">
         <w:r>
           <w:delText xml:space="preserve"> </w:delText>
         </w:r>
@@ -8440,27 +8405,27 @@
           </m:sub>
         </m:sSub>
       </m:oMath>
-      <w:del w:id="475" w:author="PR Preview" w:date="2026-01-01T00:00:00Z">
+      <w:del w:id="469" w:author="PR Preview" w:date="2026-01-01T00:00:00Z">
         <w:r>
           <w:delText xml:space="preserve"> </w:delText>
         </w:r>
       </w:del>
-      <w:del w:id="476" w:author="PR Preview" w:date="2026-01-01T00:00:00Z">
+      <w:del w:id="470" w:author="PR Preview" w:date="2026-01-01T00:00:00Z">
         <w:r>
           <w:delText xml:space="preserve">(1 for an event, 0 for a censored time)</w:delText>
         </w:r>
       </w:del>
-      <w:del w:id="477" w:author="PR Preview" w:date="2026-01-01T00:00:00Z">
+      <w:del w:id="471" w:author="PR Preview" w:date="2026-01-01T00:00:00Z">
         <w:r>
           <w:delText xml:space="preserve"> </w:delText>
         </w:r>
       </w:del>
-      <w:del w:id="478" w:author="PR Preview" w:date="2026-01-01T00:00:00Z">
+      <w:del w:id="472" w:author="PR Preview" w:date="2026-01-01T00:00:00Z">
         <w:r>
           <w:delText xml:space="preserve">and follow-up time</w:delText>
         </w:r>
       </w:del>
-      <w:del w:id="479" w:author="PR Preview" w:date="2026-01-01T00:00:00Z">
+      <w:del w:id="473" w:author="PR Preview" w:date="2026-01-01T00:00:00Z">
         <w:r>
           <w:delText xml:space="preserve"> </w:delText>
         </w:r>
@@ -8479,22 +8444,22 @@
           </m:sub>
         </m:sSub>
       </m:oMath>
-      <w:del w:id="480" w:author="PR Preview" w:date="2026-01-01T00:00:00Z">
+      <w:del w:id="474" w:author="PR Preview" w:date="2026-01-01T00:00:00Z">
         <w:r>
           <w:delText xml:space="preserve">,</w:delText>
         </w:r>
       </w:del>
-      <w:del w:id="481" w:author="PR Preview" w:date="2026-01-01T00:00:00Z">
+      <w:del w:id="475" w:author="PR Preview" w:date="2026-01-01T00:00:00Z">
         <w:r>
           <w:delText xml:space="preserve"> </w:delText>
         </w:r>
       </w:del>
-      <w:del w:id="482" w:author="PR Preview" w:date="2026-01-01T00:00:00Z">
+      <w:del w:id="476" w:author="PR Preview" w:date="2026-01-01T00:00:00Z">
         <w:r>
           <w:delText xml:space="preserve">the exponential density is</w:delText>
         </w:r>
       </w:del>
-      <w:del w:id="483" w:author="PR Preview" w:date="2026-01-01T00:00:00Z">
+      <w:del w:id="477" w:author="PR Preview" w:date="2026-01-01T00:00:00Z">
         <w:r>
           <w:delText xml:space="preserve"> </w:delText>
         </w:r>
@@ -8543,17 +8508,17 @@
           </m:sup>
         </m:sSup>
       </m:oMath>
-      <w:del w:id="484" w:author="PR Preview" w:date="2026-01-01T00:00:00Z">
+      <w:del w:id="478" w:author="PR Preview" w:date="2026-01-01T00:00:00Z">
         <w:r>
           <w:delText xml:space="preserve"> </w:delText>
         </w:r>
       </w:del>
-      <w:del w:id="485" w:author="PR Preview" w:date="2026-01-01T00:00:00Z">
+      <w:del w:id="479" w:author="PR Preview" w:date="2026-01-01T00:00:00Z">
         <w:r>
           <w:delText xml:space="preserve">and its survival function is</w:delText>
         </w:r>
       </w:del>
-      <w:del w:id="486" w:author="PR Preview" w:date="2026-01-01T00:00:00Z">
+      <w:del w:id="480" w:author="PR Preview" w:date="2026-01-01T00:00:00Z">
         <w:r>
           <w:delText xml:space="preserve"> </w:delText>
         </w:r>
@@ -8590,22 +8555,22 @@
           </m:sup>
         </m:sSup>
       </m:oMath>
-      <w:del w:id="487" w:author="PR Preview" w:date="2026-01-01T00:00:00Z">
+      <w:del w:id="481" w:author="PR Preview" w:date="2026-01-01T00:00:00Z">
         <w:r>
           <w:delText xml:space="preserve">,</w:delText>
         </w:r>
       </w:del>
-      <w:del w:id="488" w:author="PR Preview" w:date="2026-01-01T00:00:00Z">
+      <w:del w:id="482" w:author="PR Preview" w:date="2026-01-01T00:00:00Z">
         <w:r>
           <w:delText xml:space="preserve"> </w:delText>
         </w:r>
       </w:del>
-      <w:del w:id="489" w:author="PR Preview" w:date="2026-01-01T00:00:00Z">
+      <w:del w:id="483" w:author="PR Preview" w:date="2026-01-01T00:00:00Z">
         <w:r>
           <w:delText xml:space="preserve">so observation</w:delText>
         </w:r>
       </w:del>
-      <w:del w:id="490" w:author="PR Preview" w:date="2026-01-01T00:00:00Z">
+      <w:del w:id="484" w:author="PR Preview" w:date="2026-01-01T00:00:00Z">
         <w:r>
           <w:delText xml:space="preserve"> </w:delText>
         </w:r>
@@ -8615,12 +8580,12 @@
           <m:t>i</m:t>
         </m:r>
       </m:oMath>
-      <w:del w:id="491" w:author="PR Preview" w:date="2026-01-01T00:00:00Z">
+      <w:del w:id="485" w:author="PR Preview" w:date="2026-01-01T00:00:00Z">
         <w:r>
           <w:delText xml:space="preserve"> </w:delText>
         </w:r>
       </w:del>
-      <w:del w:id="492" w:author="PR Preview" w:date="2026-01-01T00:00:00Z">
+      <w:del w:id="486" w:author="PR Preview" w:date="2026-01-01T00:00:00Z">
         <w:r>
           <w:delText xml:space="preserve">contributes the log-likelihood</w:delText>
         </w:r>
@@ -8630,7 +8595,7 @@
       <w:pPr>
         <w:pStyle w:val="BodyText"/>
       </w:pPr>
-      <w:ins w:id="493" w:author="PR Preview" w:date="2026-01-01T00:00:00Z">
+      <w:ins w:id="487" w:author="PR Preview" w:date="2026-01-01T00:00:00Z">
         <w:r>
           <w:rPr>
             <w:b/>
@@ -8639,17 +8604,17 @@
           <w:t xml:space="preserve">Example 4 (Exponential survival regression fitted by Bayesian inference)</w:t>
         </w:r>
       </w:ins>
-      <w:ins w:id="494" w:author="PR Preview" w:date="2026-01-01T00:00:00Z">
-        <w:r>
-          <w:t xml:space="preserve"> </w:t>
-        </w:r>
-      </w:ins>
-      <w:ins w:id="495" w:author="PR Preview" w:date="2026-01-01T00:00:00Z">
+      <w:ins w:id="488" w:author="PR Preview" w:date="2026-01-01T00:00:00Z">
+        <w:r>
+          <w:t xml:space="preserve"> </w:t>
+        </w:r>
+      </w:ins>
+      <w:ins w:id="489" w:author="PR Preview" w:date="2026-01-01T00:00:00Z">
         <w:r>
           <w:t xml:space="preserve">We simulate</w:t>
         </w:r>
       </w:ins>
-      <w:ins w:id="496" w:author="PR Preview" w:date="2026-01-01T00:00:00Z">
+      <w:ins w:id="490" w:author="PR Preview" w:date="2026-01-01T00:00:00Z">
         <w:r>
           <w:t xml:space="preserve"> </w:t>
         </w:r>
@@ -8668,27 +8633,27 @@
           <m:t>200</m:t>
         </m:r>
       </m:oMath>
-      <w:ins w:id="497" w:author="PR Preview" w:date="2026-01-01T00:00:00Z">
-        <w:r>
-          <w:t xml:space="preserve"> </w:t>
-        </w:r>
-      </w:ins>
-      <w:ins w:id="498" w:author="PR Preview" w:date="2026-01-01T00:00:00Z">
+      <w:ins w:id="491" w:author="PR Preview" w:date="2026-01-01T00:00:00Z">
+        <w:r>
+          <w:t xml:space="preserve"> </w:t>
+        </w:r>
+      </w:ins>
+      <w:ins w:id="492" w:author="PR Preview" w:date="2026-01-01T00:00:00Z">
         <w:r>
           <w:t xml:space="preserve">right-censored exponential survival times,</w:t>
         </w:r>
       </w:ins>
-      <w:ins w:id="499" w:author="PR Preview" w:date="2026-01-01T00:00:00Z">
-        <w:r>
-          <w:t xml:space="preserve"> </w:t>
-        </w:r>
-      </w:ins>
-      <w:ins w:id="500" w:author="PR Preview" w:date="2026-01-01T00:00:00Z">
+      <w:ins w:id="493" w:author="PR Preview" w:date="2026-01-01T00:00:00Z">
+        <w:r>
+          <w:t xml:space="preserve"> </w:t>
+        </w:r>
+      </w:ins>
+      <w:ins w:id="494" w:author="PR Preview" w:date="2026-01-01T00:00:00Z">
         <w:r>
           <w:t xml:space="preserve">with a binary covariate</w:t>
         </w:r>
       </w:ins>
-      <w:ins w:id="501" w:author="PR Preview" w:date="2026-01-01T00:00:00Z">
+      <w:ins w:id="495" w:author="PR Preview" w:date="2026-01-01T00:00:00Z">
         <w:r>
           <w:t xml:space="preserve"> </w:t>
         </w:r>
@@ -8707,27 +8672,27 @@
           </m:sub>
         </m:sSub>
       </m:oMath>
-      <w:ins w:id="502" w:author="PR Preview" w:date="2026-01-01T00:00:00Z">
-        <w:r>
-          <w:t xml:space="preserve"> </w:t>
-        </w:r>
-      </w:ins>
-      <w:ins w:id="503" w:author="PR Preview" w:date="2026-01-01T00:00:00Z">
+      <w:ins w:id="496" w:author="PR Preview" w:date="2026-01-01T00:00:00Z">
+        <w:r>
+          <w:t xml:space="preserve"> </w:t>
+        </w:r>
+      </w:ins>
+      <w:ins w:id="497" w:author="PR Preview" w:date="2026-01-01T00:00:00Z">
         <w:r>
           <w:t xml:space="preserve">(say, treatment)</w:t>
         </w:r>
       </w:ins>
-      <w:ins w:id="504" w:author="PR Preview" w:date="2026-01-01T00:00:00Z">
-        <w:r>
-          <w:t xml:space="preserve"> </w:t>
-        </w:r>
-      </w:ins>
-      <w:ins w:id="505" w:author="PR Preview" w:date="2026-01-01T00:00:00Z">
+      <w:ins w:id="498" w:author="PR Preview" w:date="2026-01-01T00:00:00Z">
+        <w:r>
+          <w:t xml:space="preserve"> </w:t>
+        </w:r>
+      </w:ins>
+      <w:ins w:id="499" w:author="PR Preview" w:date="2026-01-01T00:00:00Z">
         <w:r>
           <w:t xml:space="preserve">and hazard</w:t>
         </w:r>
       </w:ins>
-      <w:ins w:id="506" w:author="PR Preview" w:date="2026-01-01T00:00:00Z">
+      <w:ins w:id="500" w:author="PR Preview" w:date="2026-01-01T00:00:00Z">
         <w:r>
           <w:t xml:space="preserve"> </w:t>
         </w:r>
@@ -8816,22 +8781,22 @@
           <m:t>​</m:t>
         </m:r>
       </m:oMath>
-      <w:ins w:id="507" w:author="PR Preview" w:date="2026-01-01T00:00:00Z">
+      <w:ins w:id="501" w:author="PR Preview" w:date="2026-01-01T00:00:00Z">
         <w:r>
           <w:t xml:space="preserve">,</w:t>
         </w:r>
       </w:ins>
-      <w:ins w:id="508" w:author="PR Preview" w:date="2026-01-01T00:00:00Z">
-        <w:r>
-          <w:t xml:space="preserve"> </w:t>
-        </w:r>
-      </w:ins>
-      <w:ins w:id="509" w:author="PR Preview" w:date="2026-01-01T00:00:00Z">
+      <w:ins w:id="502" w:author="PR Preview" w:date="2026-01-01T00:00:00Z">
+        <w:r>
+          <w:t xml:space="preserve"> </w:t>
+        </w:r>
+      </w:ins>
+      <w:ins w:id="503" w:author="PR Preview" w:date="2026-01-01T00:00:00Z">
         <w:r>
           <w:t xml:space="preserve">where the log baseline hazard is</w:t>
         </w:r>
       </w:ins>
-      <w:ins w:id="510" w:author="PR Preview" w:date="2026-01-01T00:00:00Z">
+      <w:ins w:id="504" w:author="PR Preview" w:date="2026-01-01T00:00:00Z">
         <w:r>
           <w:t xml:space="preserve"> </w:t>
         </w:r>
@@ -8865,17 +8830,17 @@
           <m:t>0.05</m:t>
         </m:r>
       </m:oMath>
-      <w:ins w:id="511" w:author="PR Preview" w:date="2026-01-01T00:00:00Z">
-        <w:r>
-          <w:t xml:space="preserve"> </w:t>
-        </w:r>
-      </w:ins>
-      <w:ins w:id="512" w:author="PR Preview" w:date="2026-01-01T00:00:00Z">
+      <w:ins w:id="505" w:author="PR Preview" w:date="2026-01-01T00:00:00Z">
+        <w:r>
+          <w:t xml:space="preserve"> </w:t>
+        </w:r>
+      </w:ins>
+      <w:ins w:id="506" w:author="PR Preview" w:date="2026-01-01T00:00:00Z">
         <w:r>
           <w:t xml:space="preserve">and the log hazard ratio is</w:t>
         </w:r>
       </w:ins>
-      <w:ins w:id="513" w:author="PR Preview" w:date="2026-01-01T00:00:00Z">
+      <w:ins w:id="507" w:author="PR Preview" w:date="2026-01-01T00:00:00Z">
         <w:r>
           <w:t xml:space="preserve"> </w:t>
         </w:r>
@@ -8909,22 +8874,22 @@
           <m:t>0.7</m:t>
         </m:r>
       </m:oMath>
-      <w:ins w:id="514" w:author="PR Preview" w:date="2026-01-01T00:00:00Z">
+      <w:ins w:id="508" w:author="PR Preview" w:date="2026-01-01T00:00:00Z">
         <w:r>
           <w:t xml:space="preserve">.</w:t>
         </w:r>
       </w:ins>
-      <w:ins w:id="515" w:author="PR Preview" w:date="2026-01-01T00:00:00Z">
-        <w:r>
-          <w:t xml:space="preserve"> </w:t>
-        </w:r>
-      </w:ins>
-      <w:ins w:id="516" w:author="PR Preview" w:date="2026-01-01T00:00:00Z">
+      <w:ins w:id="509" w:author="PR Preview" w:date="2026-01-01T00:00:00Z">
+        <w:r>
+          <w:t xml:space="preserve"> </w:t>
+        </w:r>
+      </w:ins>
+      <w:ins w:id="510" w:author="PR Preview" w:date="2026-01-01T00:00:00Z">
         <w:r>
           <w:t xml:space="preserve">With event indicator</w:t>
         </w:r>
       </w:ins>
-      <w:ins w:id="517" w:author="PR Preview" w:date="2026-01-01T00:00:00Z">
+      <w:ins w:id="511" w:author="PR Preview" w:date="2026-01-01T00:00:00Z">
         <w:r>
           <w:t xml:space="preserve"> </w:t>
         </w:r>
@@ -8943,27 +8908,27 @@
           </m:sub>
         </m:sSub>
       </m:oMath>
-      <w:ins w:id="518" w:author="PR Preview" w:date="2026-01-01T00:00:00Z">
-        <w:r>
-          <w:t xml:space="preserve"> </w:t>
-        </w:r>
-      </w:ins>
-      <w:ins w:id="519" w:author="PR Preview" w:date="2026-01-01T00:00:00Z">
+      <w:ins w:id="512" w:author="PR Preview" w:date="2026-01-01T00:00:00Z">
+        <w:r>
+          <w:t xml:space="preserve"> </w:t>
+        </w:r>
+      </w:ins>
+      <w:ins w:id="513" w:author="PR Preview" w:date="2026-01-01T00:00:00Z">
         <w:r>
           <w:t xml:space="preserve">(1 for an event, 0 for a censored time)</w:t>
         </w:r>
       </w:ins>
-      <w:ins w:id="520" w:author="PR Preview" w:date="2026-01-01T00:00:00Z">
-        <w:r>
-          <w:t xml:space="preserve"> </w:t>
-        </w:r>
-      </w:ins>
-      <w:ins w:id="521" w:author="PR Preview" w:date="2026-01-01T00:00:00Z">
+      <w:ins w:id="514" w:author="PR Preview" w:date="2026-01-01T00:00:00Z">
+        <w:r>
+          <w:t xml:space="preserve"> </w:t>
+        </w:r>
+      </w:ins>
+      <w:ins w:id="515" w:author="PR Preview" w:date="2026-01-01T00:00:00Z">
         <w:r>
           <w:t xml:space="preserve">and follow-up time</w:t>
         </w:r>
       </w:ins>
-      <w:ins w:id="522" w:author="PR Preview" w:date="2026-01-01T00:00:00Z">
+      <w:ins w:id="516" w:author="PR Preview" w:date="2026-01-01T00:00:00Z">
         <w:r>
           <w:t xml:space="preserve"> </w:t>
         </w:r>
@@ -8982,22 +8947,22 @@
           </m:sub>
         </m:sSub>
       </m:oMath>
-      <w:ins w:id="523" w:author="PR Preview" w:date="2026-01-01T00:00:00Z">
+      <w:ins w:id="517" w:author="PR Preview" w:date="2026-01-01T00:00:00Z">
         <w:r>
           <w:t xml:space="preserve">,</w:t>
         </w:r>
       </w:ins>
-      <w:ins w:id="524" w:author="PR Preview" w:date="2026-01-01T00:00:00Z">
-        <w:r>
-          <w:t xml:space="preserve"> </w:t>
-        </w:r>
-      </w:ins>
-      <w:ins w:id="525" w:author="PR Preview" w:date="2026-01-01T00:00:00Z">
+      <w:ins w:id="518" w:author="PR Preview" w:date="2026-01-01T00:00:00Z">
+        <w:r>
+          <w:t xml:space="preserve"> </w:t>
+        </w:r>
+      </w:ins>
+      <w:ins w:id="519" w:author="PR Preview" w:date="2026-01-01T00:00:00Z">
         <w:r>
           <w:t xml:space="preserve">the exponential density is</w:t>
         </w:r>
       </w:ins>
-      <w:ins w:id="526" w:author="PR Preview" w:date="2026-01-01T00:00:00Z">
+      <w:ins w:id="520" w:author="PR Preview" w:date="2026-01-01T00:00:00Z">
         <w:r>
           <w:t xml:space="preserve"> </w:t>
         </w:r>
@@ -9046,17 +9011,17 @@
           </m:sup>
         </m:sSup>
       </m:oMath>
-      <w:ins w:id="527" w:author="PR Preview" w:date="2026-01-01T00:00:00Z">
-        <w:r>
-          <w:t xml:space="preserve"> </w:t>
-        </w:r>
-      </w:ins>
-      <w:ins w:id="528" w:author="PR Preview" w:date="2026-01-01T00:00:00Z">
+      <w:ins w:id="521" w:author="PR Preview" w:date="2026-01-01T00:00:00Z">
+        <w:r>
+          <w:t xml:space="preserve"> </w:t>
+        </w:r>
+      </w:ins>
+      <w:ins w:id="522" w:author="PR Preview" w:date="2026-01-01T00:00:00Z">
         <w:r>
           <w:t xml:space="preserve">and its survival function is</w:t>
         </w:r>
       </w:ins>
-      <w:ins w:id="529" w:author="PR Preview" w:date="2026-01-01T00:00:00Z">
+      <w:ins w:id="523" w:author="PR Preview" w:date="2026-01-01T00:00:00Z">
         <w:r>
           <w:t xml:space="preserve"> </w:t>
         </w:r>
@@ -9093,22 +9058,22 @@
           </m:sup>
         </m:sSup>
       </m:oMath>
-      <w:ins w:id="530" w:author="PR Preview" w:date="2026-01-01T00:00:00Z">
+      <w:ins w:id="524" w:author="PR Preview" w:date="2026-01-01T00:00:00Z">
         <w:r>
           <w:t xml:space="preserve">,</w:t>
         </w:r>
       </w:ins>
-      <w:ins w:id="531" w:author="PR Preview" w:date="2026-01-01T00:00:00Z">
-        <w:r>
-          <w:t xml:space="preserve"> </w:t>
-        </w:r>
-      </w:ins>
-      <w:ins w:id="532" w:author="PR Preview" w:date="2026-01-01T00:00:00Z">
+      <w:ins w:id="525" w:author="PR Preview" w:date="2026-01-01T00:00:00Z">
+        <w:r>
+          <w:t xml:space="preserve"> </w:t>
+        </w:r>
+      </w:ins>
+      <w:ins w:id="526" w:author="PR Preview" w:date="2026-01-01T00:00:00Z">
         <w:r>
           <w:t xml:space="preserve">so observation</w:t>
         </w:r>
       </w:ins>
-      <w:ins w:id="533" w:author="PR Preview" w:date="2026-01-01T00:00:00Z">
+      <w:ins w:id="527" w:author="PR Preview" w:date="2026-01-01T00:00:00Z">
         <w:r>
           <w:t xml:space="preserve"> </w:t>
         </w:r>
@@ -9118,12 +9083,12 @@
           <m:t>i</m:t>
         </m:r>
       </m:oMath>
-      <w:ins w:id="534" w:author="PR Preview" w:date="2026-01-01T00:00:00Z">
-        <w:r>
-          <w:t xml:space="preserve"> </w:t>
-        </w:r>
-      </w:ins>
-      <w:ins w:id="535" w:author="PR Preview" w:date="2026-01-01T00:00:00Z">
+      <w:ins w:id="528" w:author="PR Preview" w:date="2026-01-01T00:00:00Z">
+        <w:r>
+          <w:t xml:space="preserve"> </w:t>
+        </w:r>
+      </w:ins>
+      <w:ins w:id="529" w:author="PR Preview" w:date="2026-01-01T00:00:00Z">
         <w:r>
           <w:t xml:space="preserve">contributes the log-likelihood</w:t>
         </w:r>
@@ -11500,7 +11465,7 @@
       <w:pPr>
         <w:pStyle w:val="Heading2"/>
       </w:pPr>
-      <w:del w:id="536" w:author="PR Preview" w:date="2026-01-01T00:00:00Z">
+      <w:del w:id="530" w:author="PR Preview" w:date="2026-01-01T00:00:00Z">
         <w:r>
           <w:delText xml:space="preserve">4 Random effects</w:delText>
         </w:r>
@@ -11510,18 +11475,18 @@
       <w:pPr>
         <w:pStyle w:val="FirstParagraph"/>
       </w:pPr>
-      <w:del w:id="537" w:author="PR Preview" w:date="2026-01-01T00:00:00Z">
+      <w:del w:id="531" w:author="PR Preview" w:date="2026-01-01T00:00:00Z">
         <w:r>
           <w:delText xml:space="preserve">The</w:delText>
         </w:r>
       </w:del>
-      <w:del w:id="538" w:author="PR Preview" w:date="2026-01-01T00:00:00Z">
+      <w:del w:id="532" w:author="PR Preview" w:date="2026-01-01T00:00:00Z">
         <w:r>
           <w:delText xml:space="preserve"> </w:delText>
         </w:r>
       </w:del>
       <w:hyperlink r:id="rId38">
-        <w:del w:id="539" w:author="PR Preview" w:date="2026-01-01T00:00:00Z">
+        <w:del w:id="533" w:author="PR Preview" w:date="2026-01-01T00:00:00Z">
           <w:r>
             <w:rPr>
               <w:rStyle w:val="Hyperlink"/>
@@ -11530,23 +11495,23 @@
           </w:r>
         </w:del>
       </w:hyperlink>
-      <w:del w:id="540" w:author="PR Preview" w:date="2026-01-01T00:00:00Z">
+      <w:del w:id="534" w:author="PR Preview" w:date="2026-01-01T00:00:00Z">
         <w:r>
           <w:delText xml:space="preserve"> </w:delText>
         </w:r>
       </w:del>
-      <w:del w:id="541" w:author="PR Preview" w:date="2026-01-01T00:00:00Z">
+      <w:del w:id="535" w:author="PR Preview" w:date="2026-01-01T00:00:00Z">
         <w:r>
           <w:delText xml:space="preserve">of</w:delText>
         </w:r>
       </w:del>
-      <w:del w:id="542" w:author="PR Preview" w:date="2026-01-01T00:00:00Z">
+      <w:del w:id="536" w:author="PR Preview" w:date="2026-01-01T00:00:00Z">
         <w:r>
           <w:delText xml:space="preserve"> </w:delText>
         </w:r>
       </w:del>
       <w:hyperlink r:id="rId39">
-        <w:del w:id="543" w:author="PR Preview" w:date="2026-01-01T00:00:00Z">
+        <w:del w:id="537" w:author="PR Preview" w:date="2026-01-01T00:00:00Z">
           <w:r>
             <w:rPr>
               <w:rStyle w:val="Hyperlink"/>
@@ -11555,22 +11520,22 @@
           </w:r>
         </w:del>
       </w:hyperlink>
-      <w:del w:id="544" w:author="PR Preview" w:date="2026-01-01T00:00:00Z">
+      <w:del w:id="538" w:author="PR Preview" w:date="2026-01-01T00:00:00Z">
         <w:r>
           <w:delText xml:space="preserve"> </w:delText>
         </w:r>
       </w:del>
-      <w:del w:id="545" w:author="PR Preview" w:date="2026-01-01T00:00:00Z">
+      <w:del w:id="539" w:author="PR Preview" w:date="2026-01-01T00:00:00Z">
         <w:r>
           <w:delText xml:space="preserve">is the random-effects</w:delText>
         </w:r>
       </w:del>
-      <w:del w:id="546" w:author="PR Preview" w:date="2026-01-01T00:00:00Z">
+      <w:del w:id="540" w:author="PR Preview" w:date="2026-01-01T00:00:00Z">
         <w:r>
           <w:delText xml:space="preserve"> </w:delText>
         </w:r>
       </w:del>
-      <w:del w:id="547" w:author="PR Preview" w:date="2026-01-01T00:00:00Z">
+      <w:del w:id="541" w:author="PR Preview" w:date="2026-01-01T00:00:00Z">
         <w:r>
           <w:rPr>
             <w:i/>
@@ -11579,22 +11544,22 @@
           <w:delText xml:space="preserve">model structure</w:delText>
         </w:r>
       </w:del>
-      <w:del w:id="548" w:author="PR Preview" w:date="2026-01-01T00:00:00Z">
+      <w:del w:id="542" w:author="PR Preview" w:date="2026-01-01T00:00:00Z">
         <w:r>
           <w:delText xml:space="preserve">,</w:delText>
         </w:r>
       </w:del>
-      <w:del w:id="549" w:author="PR Preview" w:date="2026-01-01T00:00:00Z">
+      <w:del w:id="543" w:author="PR Preview" w:date="2026-01-01T00:00:00Z">
         <w:r>
           <w:delText xml:space="preserve"> </w:delText>
         </w:r>
       </w:del>
-      <w:del w:id="550" w:author="PR Preview" w:date="2026-01-01T00:00:00Z">
+      <w:del w:id="544" w:author="PR Preview" w:date="2026-01-01T00:00:00Z">
         <w:r>
           <w:delText xml:space="preserve">with group-level parameters</w:delText>
         </w:r>
       </w:del>
-      <w:del w:id="551" w:author="PR Preview" w:date="2026-01-01T00:00:00Z">
+      <w:del w:id="545" w:author="PR Preview" w:date="2026-01-01T00:00:00Z">
         <w:r>
           <w:delText xml:space="preserve"> </w:delText>
         </w:r>
@@ -11662,47 +11627,47 @@
           <m:t>​</m:t>
         </m:r>
       </m:oMath>
+      <w:del w:id="546" w:author="PR Preview" w:date="2026-01-01T00:00:00Z">
+        <w:r>
+          <w:delText xml:space="preserve"> </w:delText>
+        </w:r>
+      </w:del>
+      <w:del w:id="547" w:author="PR Preview" w:date="2026-01-01T00:00:00Z">
+        <w:r>
+          <w:delText xml:space="preserve">drawn from a common distribution</w:delText>
+        </w:r>
+      </w:del>
+      <w:del w:id="548" w:author="PR Preview" w:date="2026-01-01T00:00:00Z">
+        <w:r>
+          <w:delText xml:space="preserve"> </w:delText>
+        </w:r>
+      </w:del>
+      <w:del w:id="549" w:author="PR Preview" w:date="2026-01-01T00:00:00Z">
+        <w:r>
+          <w:delText xml:space="preserve">[2]</w:delText>
+        </w:r>
+      </w:del>
+      <w:del w:id="550" w:author="PR Preview" w:date="2026-01-01T00:00:00Z">
+        <w:r>
+          <w:delText xml:space="preserve">.</w:delText>
+        </w:r>
+      </w:del>
+      <w:del w:id="551" w:author="PR Preview" w:date="2026-01-01T00:00:00Z">
+        <w:r>
+          <w:delText xml:space="preserve"> </w:delText>
+        </w:r>
+      </w:del>
       <w:del w:id="552" w:author="PR Preview" w:date="2026-01-01T00:00:00Z">
         <w:r>
+          <w:delText xml:space="preserve">What changes here from a maximum likelihood fit is the</w:delText>
+        </w:r>
+      </w:del>
+      <w:del w:id="553" w:author="PR Preview" w:date="2026-01-01T00:00:00Z">
+        <w:r>
           <w:delText xml:space="preserve"> </w:delText>
         </w:r>
       </w:del>
-      <w:del w:id="553" w:author="PR Preview" w:date="2026-01-01T00:00:00Z">
-        <w:r>
-          <w:delText xml:space="preserve">drawn from a common distribution</w:delText>
-        </w:r>
-      </w:del>
       <w:del w:id="554" w:author="PR Preview" w:date="2026-01-01T00:00:00Z">
-        <w:r>
-          <w:delText xml:space="preserve"> </w:delText>
-        </w:r>
-      </w:del>
-      <w:del w:id="555" w:author="PR Preview" w:date="2026-01-01T00:00:00Z">
-        <w:r>
-          <w:delText xml:space="preserve">[2]</w:delText>
-        </w:r>
-      </w:del>
-      <w:del w:id="556" w:author="PR Preview" w:date="2026-01-01T00:00:00Z">
-        <w:r>
-          <w:delText xml:space="preserve">.</w:delText>
-        </w:r>
-      </w:del>
-      <w:del w:id="557" w:author="PR Preview" w:date="2026-01-01T00:00:00Z">
-        <w:r>
-          <w:delText xml:space="preserve"> </w:delText>
-        </w:r>
-      </w:del>
-      <w:del w:id="558" w:author="PR Preview" w:date="2026-01-01T00:00:00Z">
-        <w:r>
-          <w:delText xml:space="preserve">What changes here from a maximum likelihood fit is the</w:delText>
-        </w:r>
-      </w:del>
-      <w:del w:id="559" w:author="PR Preview" w:date="2026-01-01T00:00:00Z">
-        <w:r>
-          <w:delText xml:space="preserve"> </w:delText>
-        </w:r>
-      </w:del>
-      <w:del w:id="560" w:author="PR Preview" w:date="2026-01-01T00:00:00Z">
         <w:r>
           <w:rPr>
             <w:i/>
@@ -11711,22 +11676,22 @@
           <w:delText xml:space="preserve">inference method</w:delText>
         </w:r>
       </w:del>
-      <w:del w:id="561" w:author="PR Preview" w:date="2026-01-01T00:00:00Z">
+      <w:del w:id="555" w:author="PR Preview" w:date="2026-01-01T00:00:00Z">
         <w:r>
           <w:delText xml:space="preserve">:</w:delText>
         </w:r>
       </w:del>
-      <w:del w:id="562" w:author="PR Preview" w:date="2026-01-01T00:00:00Z">
+      <w:del w:id="556" w:author="PR Preview" w:date="2026-01-01T00:00:00Z">
         <w:r>
           <w:delText xml:space="preserve"> </w:delText>
         </w:r>
       </w:del>
-      <w:del w:id="563" w:author="PR Preview" w:date="2026-01-01T00:00:00Z">
+      <w:del w:id="557" w:author="PR Preview" w:date="2026-01-01T00:00:00Z">
         <w:r>
           <w:delText xml:space="preserve">the Bayesian analysis places priors on the hyperparameters</w:delText>
         </w:r>
       </w:del>
-      <w:del w:id="564" w:author="PR Preview" w:date="2026-01-01T00:00:00Z">
+      <w:del w:id="558" w:author="PR Preview" w:date="2026-01-01T00:00:00Z">
         <w:r>
           <w:delText xml:space="preserve"> </w:delText>
         </w:r>
@@ -11736,17 +11701,17 @@
           <m:t>μ</m:t>
         </m:r>
       </m:oMath>
-      <w:del w:id="565" w:author="PR Preview" w:date="2026-01-01T00:00:00Z">
+      <w:del w:id="559" w:author="PR Preview" w:date="2026-01-01T00:00:00Z">
         <w:r>
           <w:delText xml:space="preserve"> </w:delText>
         </w:r>
       </w:del>
-      <w:del w:id="566" w:author="PR Preview" w:date="2026-01-01T00:00:00Z">
+      <w:del w:id="560" w:author="PR Preview" w:date="2026-01-01T00:00:00Z">
         <w:r>
           <w:delText xml:space="preserve">and</w:delText>
         </w:r>
       </w:del>
-      <w:del w:id="567" w:author="PR Preview" w:date="2026-01-01T00:00:00Z">
+      <w:del w:id="561" w:author="PR Preview" w:date="2026-01-01T00:00:00Z">
         <w:r>
           <w:delText xml:space="preserve"> </w:delText>
         </w:r>
@@ -11756,52 +11721,52 @@
           <m:t>τ</m:t>
         </m:r>
       </m:oMath>
+      <w:del w:id="562" w:author="PR Preview" w:date="2026-01-01T00:00:00Z">
+        <w:r>
+          <w:delText xml:space="preserve"> </w:delText>
+        </w:r>
+      </w:del>
+      <w:del w:id="563" w:author="PR Preview" w:date="2026-01-01T00:00:00Z">
+        <w:r>
+          <w:delText xml:space="preserve">and samples their joint posterior together with the group-level parameters</w:delText>
+        </w:r>
+      </w:del>
+      <w:del w:id="564" w:author="PR Preview" w:date="2026-01-01T00:00:00Z">
+        <w:r>
+          <w:delText xml:space="preserve"> </w:delText>
+        </w:r>
+      </w:del>
+      <w:del w:id="565" w:author="PR Preview" w:date="2026-01-01T00:00:00Z">
+        <w:r>
+          <w:delText xml:space="preserve">[1, Ch. 14], p. 329</w:delText>
+        </w:r>
+      </w:del>
+      <w:del w:id="566" w:author="PR Preview" w:date="2026-01-01T00:00:00Z">
+        <w:r>
+          <w:delText xml:space="preserve">.</w:delText>
+        </w:r>
+      </w:del>
+      <w:del w:id="567" w:author="PR Preview" w:date="2026-01-01T00:00:00Z">
+        <w:r>
+          <w:delText xml:space="preserve"> </w:delText>
+        </w:r>
+      </w:del>
       <w:del w:id="568" w:author="PR Preview" w:date="2026-01-01T00:00:00Z">
         <w:r>
+          <w:delText xml:space="preserve">The posterior shrinks each group’s estimate toward the overall mean,</w:delText>
+        </w:r>
+      </w:del>
+      <w:del w:id="569" w:author="PR Preview" w:date="2026-01-01T00:00:00Z">
+        <w:r>
           <w:delText xml:space="preserve"> </w:delText>
         </w:r>
       </w:del>
-      <w:del w:id="569" w:author="PR Preview" w:date="2026-01-01T00:00:00Z">
-        <w:r>
-          <w:delText xml:space="preserve">and samples their joint posterior together with the group-level parameters</w:delText>
-        </w:r>
-      </w:del>
       <w:del w:id="570" w:author="PR Preview" w:date="2026-01-01T00:00:00Z">
         <w:r>
-          <w:delText xml:space="preserve"> </w:delText>
+          <w:delText xml:space="preserve">by an amount the data determine through</w:delText>
         </w:r>
       </w:del>
       <w:del w:id="571" w:author="PR Preview" w:date="2026-01-01T00:00:00Z">
-        <w:r>
-          <w:delText xml:space="preserve">[1, Ch. 14], p. 329</w:delText>
-        </w:r>
-      </w:del>
-      <w:del w:id="572" w:author="PR Preview" w:date="2026-01-01T00:00:00Z">
-        <w:r>
-          <w:delText xml:space="preserve">.</w:delText>
-        </w:r>
-      </w:del>
-      <w:del w:id="573" w:author="PR Preview" w:date="2026-01-01T00:00:00Z">
-        <w:r>
-          <w:delText xml:space="preserve"> </w:delText>
-        </w:r>
-      </w:del>
-      <w:del w:id="574" w:author="PR Preview" w:date="2026-01-01T00:00:00Z">
-        <w:r>
-          <w:delText xml:space="preserve">The posterior shrinks each group’s estimate toward the overall mean,</w:delText>
-        </w:r>
-      </w:del>
-      <w:del w:id="575" w:author="PR Preview" w:date="2026-01-01T00:00:00Z">
-        <w:r>
-          <w:delText xml:space="preserve"> </w:delText>
-        </w:r>
-      </w:del>
-      <w:del w:id="576" w:author="PR Preview" w:date="2026-01-01T00:00:00Z">
-        <w:r>
-          <w:delText xml:space="preserve">by an amount the data determine through</w:delText>
-        </w:r>
-      </w:del>
-      <w:del w:id="577" w:author="PR Preview" w:date="2026-01-01T00:00:00Z">
         <w:r>
           <w:delText xml:space="preserve"> </w:delText>
         </w:r>
@@ -11811,22 +11776,22 @@
           <m:t>τ</m:t>
         </m:r>
       </m:oMath>
-      <w:del w:id="578" w:author="PR Preview" w:date="2026-01-01T00:00:00Z">
+      <w:del w:id="572" w:author="PR Preview" w:date="2026-01-01T00:00:00Z">
         <w:r>
           <w:delText xml:space="preserve">,</w:delText>
         </w:r>
       </w:del>
-      <w:del w:id="579" w:author="PR Preview" w:date="2026-01-01T00:00:00Z">
+      <w:del w:id="573" w:author="PR Preview" w:date="2026-01-01T00:00:00Z">
         <w:r>
           <w:delText xml:space="preserve"> </w:delText>
         </w:r>
       </w:del>
-      <w:del w:id="580" w:author="PR Preview" w:date="2026-01-01T00:00:00Z">
+      <w:del w:id="574" w:author="PR Preview" w:date="2026-01-01T00:00:00Z">
         <w:r>
           <w:delText xml:space="preserve">and the posterior for</w:delText>
         </w:r>
       </w:del>
-      <w:del w:id="581" w:author="PR Preview" w:date="2026-01-01T00:00:00Z">
+      <w:del w:id="575" w:author="PR Preview" w:date="2026-01-01T00:00:00Z">
         <w:r>
           <w:delText xml:space="preserve"> </w:delText>
         </w:r>
@@ -11836,22 +11801,22 @@
           <m:t>τ</m:t>
         </m:r>
       </m:oMath>
-      <w:del w:id="582" w:author="PR Preview" w:date="2026-01-01T00:00:00Z">
+      <w:del w:id="576" w:author="PR Preview" w:date="2026-01-01T00:00:00Z">
         <w:r>
           <w:delText xml:space="preserve"> </w:delText>
         </w:r>
       </w:del>
-      <w:del w:id="583" w:author="PR Preview" w:date="2026-01-01T00:00:00Z">
+      <w:del w:id="577" w:author="PR Preview" w:date="2026-01-01T00:00:00Z">
         <w:r>
           <w:delText xml:space="preserve">carries the uncertainty about the between-group spread</w:delText>
         </w:r>
       </w:del>
-      <w:del w:id="584" w:author="PR Preview" w:date="2026-01-01T00:00:00Z">
+      <w:del w:id="578" w:author="PR Preview" w:date="2026-01-01T00:00:00Z">
         <w:r>
           <w:delText xml:space="preserve"> </w:delText>
         </w:r>
       </w:del>
-      <w:del w:id="585" w:author="PR Preview" w:date="2026-01-01T00:00:00Z">
+      <w:del w:id="579" w:author="PR Preview" w:date="2026-01-01T00:00:00Z">
         <w:r>
           <w:delText xml:space="preserve">into every group-level summary.</w:delText>
         </w:r>
@@ -11861,7 +11826,7 @@
       <w:pPr>
         <w:pStyle w:val="BodyText"/>
       </w:pPr>
-      <w:del w:id="586" w:author="PR Preview" w:date="2026-01-01T00:00:00Z">
+      <w:del w:id="580" w:author="PR Preview" w:date="2026-01-01T00:00:00Z">
         <w:r>
           <w:rPr>
             <w:b/>
@@ -11870,17 +11835,17 @@
           <w:delText xml:space="preserve">Example 4 (A random-intercept model fitted by Bayesian inference)</w:delText>
         </w:r>
       </w:del>
-      <w:del w:id="587" w:author="PR Preview" w:date="2026-01-01T00:00:00Z">
+      <w:del w:id="581" w:author="PR Preview" w:date="2026-01-01T00:00:00Z">
         <w:r>
           <w:delText xml:space="preserve"> </w:delText>
         </w:r>
       </w:del>
-      <w:del w:id="588" w:author="PR Preview" w:date="2026-01-01T00:00:00Z">
+      <w:del w:id="582" w:author="PR Preview" w:date="2026-01-01T00:00:00Z">
         <w:r>
           <w:delText xml:space="preserve">We simulate</w:delText>
         </w:r>
       </w:del>
-      <w:del w:id="589" w:author="PR Preview" w:date="2026-01-01T00:00:00Z">
+      <w:del w:id="583" w:author="PR Preview" w:date="2026-01-01T00:00:00Z">
         <w:r>
           <w:delText xml:space="preserve"> </w:delText>
         </w:r>
@@ -11899,27 +11864,27 @@
           <m:t>8</m:t>
         </m:r>
       </m:oMath>
-      <w:del w:id="590" w:author="PR Preview" w:date="2026-01-01T00:00:00Z">
+      <w:del w:id="584" w:author="PR Preview" w:date="2026-01-01T00:00:00Z">
         <w:r>
           <w:delText xml:space="preserve"> </w:delText>
         </w:r>
       </w:del>
-      <w:del w:id="591" w:author="PR Preview" w:date="2026-01-01T00:00:00Z">
+      <w:del w:id="585" w:author="PR Preview" w:date="2026-01-01T00:00:00Z">
         <w:r>
           <w:delText xml:space="preserve">groups of 12 observations each,</w:delText>
         </w:r>
       </w:del>
-      <w:del w:id="592" w:author="PR Preview" w:date="2026-01-01T00:00:00Z">
+      <w:del w:id="586" w:author="PR Preview" w:date="2026-01-01T00:00:00Z">
         <w:r>
           <w:delText xml:space="preserve"> </w:delText>
         </w:r>
       </w:del>
-      <w:del w:id="593" w:author="PR Preview" w:date="2026-01-01T00:00:00Z">
+      <w:del w:id="587" w:author="PR Preview" w:date="2026-01-01T00:00:00Z">
         <w:r>
           <w:delText xml:space="preserve">with group means drawn from</w:delText>
         </w:r>
       </w:del>
-      <w:del w:id="594" w:author="PR Preview" w:date="2026-01-01T00:00:00Z">
+      <w:del w:id="588" w:author="PR Preview" w:date="2026-01-01T00:00:00Z">
         <w:r>
           <w:delText xml:space="preserve"> </w:delText>
         </w:r>
@@ -11969,12 +11934,12 @@
           <m:t>​</m:t>
         </m:r>
       </m:oMath>
-      <w:del w:id="595" w:author="PR Preview" w:date="2026-01-01T00:00:00Z">
+      <w:del w:id="589" w:author="PR Preview" w:date="2026-01-01T00:00:00Z">
         <w:r>
           <w:delText xml:space="preserve"> </w:delText>
         </w:r>
       </w:del>
-      <w:del w:id="596" w:author="PR Preview" w:date="2026-01-01T00:00:00Z">
+      <w:del w:id="590" w:author="PR Preview" w:date="2026-01-01T00:00:00Z">
         <w:r>
           <w:delText xml:space="preserve">(</w:delText>
         </w:r>
@@ -11993,12 +11958,12 @@
           <m:t>5</m:t>
         </m:r>
       </m:oMath>
-      <w:del w:id="597" w:author="PR Preview" w:date="2026-01-01T00:00:00Z">
+      <w:del w:id="591" w:author="PR Preview" w:date="2026-01-01T00:00:00Z">
         <w:r>
           <w:delText xml:space="preserve">,</w:delText>
         </w:r>
       </w:del>
-      <w:del w:id="598" w:author="PR Preview" w:date="2026-01-01T00:00:00Z">
+      <w:del w:id="592" w:author="PR Preview" w:date="2026-01-01T00:00:00Z">
         <w:r>
           <w:delText xml:space="preserve"> </w:delText>
         </w:r>
@@ -12017,22 +11982,22 @@
           <m:t>1.5</m:t>
         </m:r>
       </m:oMath>
-      <w:del w:id="599" w:author="PR Preview" w:date="2026-01-01T00:00:00Z">
+      <w:del w:id="593" w:author="PR Preview" w:date="2026-01-01T00:00:00Z">
         <w:r>
           <w:delText xml:space="preserve">)</w:delText>
         </w:r>
       </w:del>
-      <w:del w:id="600" w:author="PR Preview" w:date="2026-01-01T00:00:00Z">
+      <w:del w:id="594" w:author="PR Preview" w:date="2026-01-01T00:00:00Z">
         <w:r>
           <w:delText xml:space="preserve"> </w:delText>
         </w:r>
       </w:del>
-      <w:del w:id="601" w:author="PR Preview" w:date="2026-01-01T00:00:00Z">
+      <w:del w:id="595" w:author="PR Preview" w:date="2026-01-01T00:00:00Z">
         <w:r>
           <w:delText xml:space="preserve">and within-group standard deviation</w:delText>
         </w:r>
       </w:del>
-      <w:del w:id="602" w:author="PR Preview" w:date="2026-01-01T00:00:00Z">
+      <w:del w:id="596" w:author="PR Preview" w:date="2026-01-01T00:00:00Z">
         <w:r>
           <w:delText xml:space="preserve"> </w:delText>
         </w:r>
@@ -12051,22 +12016,22 @@
           <m:t>2</m:t>
         </m:r>
       </m:oMath>
-      <w:del w:id="603" w:author="PR Preview" w:date="2026-01-01T00:00:00Z">
+      <w:del w:id="597" w:author="PR Preview" w:date="2026-01-01T00:00:00Z">
         <w:r>
           <w:delText xml:space="preserve">.</w:delText>
         </w:r>
       </w:del>
-      <w:del w:id="604" w:author="PR Preview" w:date="2026-01-01T00:00:00Z">
+      <w:del w:id="598" w:author="PR Preview" w:date="2026-01-01T00:00:00Z">
         <w:r>
           <w:delText xml:space="preserve"> </w:delText>
         </w:r>
       </w:del>
-      <w:del w:id="605" w:author="PR Preview" w:date="2026-01-01T00:00:00Z">
+      <w:del w:id="599" w:author="PR Preview" w:date="2026-01-01T00:00:00Z">
         <w:r>
           <w:delText xml:space="preserve">The priors are a diffuse</w:delText>
         </w:r>
       </w:del>
-      <w:del w:id="606" w:author="PR Preview" w:date="2026-01-01T00:00:00Z">
+      <w:del w:id="600" w:author="PR Preview" w:date="2026-01-01T00:00:00Z">
         <w:r>
           <w:delText xml:space="preserve"> </w:delText>
         </w:r>
@@ -12116,17 +12081,17 @@
           <m:t>​</m:t>
         </m:r>
       </m:oMath>
-      <w:del w:id="607" w:author="PR Preview" w:date="2026-01-01T00:00:00Z">
+      <w:del w:id="601" w:author="PR Preview" w:date="2026-01-01T00:00:00Z">
         <w:r>
           <w:delText xml:space="preserve"> </w:delText>
         </w:r>
       </w:del>
-      <w:del w:id="608" w:author="PR Preview" w:date="2026-01-01T00:00:00Z">
+      <w:del w:id="602" w:author="PR Preview" w:date="2026-01-01T00:00:00Z">
         <w:r>
           <w:delText xml:space="preserve">for</w:delText>
         </w:r>
       </w:del>
-      <w:del w:id="609" w:author="PR Preview" w:date="2026-01-01T00:00:00Z">
+      <w:del w:id="603" w:author="PR Preview" w:date="2026-01-01T00:00:00Z">
         <w:r>
           <w:delText xml:space="preserve"> </w:delText>
         </w:r>
@@ -12136,23 +12101,23 @@
           <m:t>μ</m:t>
         </m:r>
       </m:oMath>
-      <w:del w:id="610" w:author="PR Preview" w:date="2026-01-01T00:00:00Z">
+      <w:del w:id="604" w:author="PR Preview" w:date="2026-01-01T00:00:00Z">
         <w:r>
           <w:delText xml:space="preserve"> </w:delText>
         </w:r>
       </w:del>
-      <w:del w:id="611" w:author="PR Preview" w:date="2026-01-01T00:00:00Z">
+      <w:del w:id="605" w:author="PR Preview" w:date="2026-01-01T00:00:00Z">
         <w:r>
           <w:delText xml:space="preserve">and</w:delText>
         </w:r>
       </w:del>
-      <w:del w:id="612" w:author="PR Preview" w:date="2026-01-01T00:00:00Z">
+      <w:del w:id="606" w:author="PR Preview" w:date="2026-01-01T00:00:00Z">
         <w:r>
           <w:delText xml:space="preserve"> </w:delText>
         </w:r>
       </w:del>
-      <w:hyperlink r:id="rId25">
-        <w:del w:id="613" w:author="PR Preview" w:date="2026-01-01T00:00:00Z">
+      <w:hyperlink r:id="rId24">
+        <w:del w:id="607" w:author="PR Preview" w:date="2026-01-01T00:00:00Z">
           <w:r>
             <w:rPr>
               <w:rStyle w:val="Hyperlink"/>
@@ -12161,17 +12126,17 @@
           </w:r>
         </w:del>
       </w:hyperlink>
-      <w:del w:id="614" w:author="PR Preview" w:date="2026-01-01T00:00:00Z">
+      <w:del w:id="608" w:author="PR Preview" w:date="2026-01-01T00:00:00Z">
         <w:r>
           <w:delText xml:space="preserve"> </w:delText>
         </w:r>
       </w:del>
-      <w:del w:id="615" w:author="PR Preview" w:date="2026-01-01T00:00:00Z">
+      <w:del w:id="609" w:author="PR Preview" w:date="2026-01-01T00:00:00Z">
         <w:r>
           <w:delText xml:space="preserve">on</w:delText>
         </w:r>
       </w:del>
-      <w:del w:id="616" w:author="PR Preview" w:date="2026-01-01T00:00:00Z">
+      <w:del w:id="610" w:author="PR Preview" w:date="2026-01-01T00:00:00Z">
         <w:r>
           <w:delText xml:space="preserve"> </w:delText>
         </w:r>
@@ -12202,17 +12167,17 @@
           <m:t>)</m:t>
         </m:r>
       </m:oMath>
-      <w:del w:id="617" w:author="PR Preview" w:date="2026-01-01T00:00:00Z">
+      <w:del w:id="611" w:author="PR Preview" w:date="2026-01-01T00:00:00Z">
         <w:r>
           <w:delText xml:space="preserve"> </w:delText>
         </w:r>
       </w:del>
-      <w:del w:id="618" w:author="PR Preview" w:date="2026-01-01T00:00:00Z">
+      <w:del w:id="612" w:author="PR Preview" w:date="2026-01-01T00:00:00Z">
         <w:r>
           <w:delText xml:space="preserve">for the standard deviations</w:delText>
         </w:r>
       </w:del>
-      <w:del w:id="619" w:author="PR Preview" w:date="2026-01-01T00:00:00Z">
+      <w:del w:id="613" w:author="PR Preview" w:date="2026-01-01T00:00:00Z">
         <w:r>
           <w:delText xml:space="preserve"> </w:delText>
         </w:r>
@@ -12222,17 +12187,17 @@
           <m:t>τ</m:t>
         </m:r>
       </m:oMath>
-      <w:del w:id="620" w:author="PR Preview" w:date="2026-01-01T00:00:00Z">
+      <w:del w:id="614" w:author="PR Preview" w:date="2026-01-01T00:00:00Z">
         <w:r>
           <w:delText xml:space="preserve"> </w:delText>
         </w:r>
       </w:del>
-      <w:del w:id="621" w:author="PR Preview" w:date="2026-01-01T00:00:00Z">
+      <w:del w:id="615" w:author="PR Preview" w:date="2026-01-01T00:00:00Z">
         <w:r>
           <w:delText xml:space="preserve">and</w:delText>
         </w:r>
       </w:del>
-      <w:del w:id="622" w:author="PR Preview" w:date="2026-01-01T00:00:00Z">
+      <w:del w:id="616" w:author="PR Preview" w:date="2026-01-01T00:00:00Z">
         <w:r>
           <w:delText xml:space="preserve"> </w:delText>
         </w:r>
@@ -12242,38 +12207,38 @@
           <m:t>σ</m:t>
         </m:r>
       </m:oMath>
-      <w:del w:id="623" w:author="PR Preview" w:date="2026-01-01T00:00:00Z">
+      <w:del w:id="617" w:author="PR Preview" w:date="2026-01-01T00:00:00Z">
         <w:r>
           <w:delText xml:space="preserve">.</w:delText>
         </w:r>
       </w:del>
-      <w:del w:id="624" w:author="PR Preview" w:date="2026-01-01T00:00:00Z">
+      <w:del w:id="618" w:author="PR Preview" w:date="2026-01-01T00:00:00Z">
         <w:r>
           <w:delText xml:space="preserve"> </w:delText>
         </w:r>
       </w:del>
-      <w:del w:id="625" w:author="PR Preview" w:date="2026-01-01T00:00:00Z">
+      <w:del w:id="619" w:author="PR Preview" w:date="2026-01-01T00:00:00Z">
         <w:r>
           <w:delText xml:space="preserve">Being flat on the standard-deviation scale is a choice:</w:delText>
         </w:r>
       </w:del>
-      <w:del w:id="626" w:author="PR Preview" w:date="2026-01-01T00:00:00Z">
+      <w:del w:id="620" w:author="PR Preview" w:date="2026-01-01T00:00:00Z">
         <w:r>
           <w:delText xml:space="preserve"> </w:delText>
         </w:r>
       </w:del>
-      <w:del w:id="627" w:author="PR Preview" w:date="2026-01-01T00:00:00Z">
+      <w:del w:id="621" w:author="PR Preview" w:date="2026-01-01T00:00:00Z">
         <w:r>
           <w:delText xml:space="preserve">as</w:delText>
         </w:r>
       </w:del>
-      <w:del w:id="628" w:author="PR Preview" w:date="2026-01-01T00:00:00Z">
+      <w:del w:id="622" w:author="PR Preview" w:date="2026-01-01T00:00:00Z">
         <w:r>
           <w:delText xml:space="preserve"> </w:delText>
         </w:r>
       </w:del>
       <w:hyperlink r:id="rId40">
-        <w:del w:id="629" w:author="PR Preview" w:date="2026-01-01T00:00:00Z">
+        <w:del w:id="623" w:author="PR Preview" w:date="2026-01-01T00:00:00Z">
           <w:r>
             <w:rPr>
               <w:rStyle w:val="Hyperlink"/>
@@ -12282,22 +12247,22 @@
           </w:r>
         </w:del>
       </w:hyperlink>
-      <w:del w:id="630" w:author="PR Preview" w:date="2026-01-01T00:00:00Z">
+      <w:del w:id="624" w:author="PR Preview" w:date="2026-01-01T00:00:00Z">
         <w:r>
           <w:delText xml:space="preserve"> </w:delText>
         </w:r>
       </w:del>
-      <w:del w:id="631" w:author="PR Preview" w:date="2026-01-01T00:00:00Z">
+      <w:del w:id="625" w:author="PR Preview" w:date="2026-01-01T00:00:00Z">
         <w:r>
           <w:delText xml:space="preserve">shows for a probability,</w:delText>
         </w:r>
       </w:del>
-      <w:del w:id="632" w:author="PR Preview" w:date="2026-01-01T00:00:00Z">
+      <w:del w:id="626" w:author="PR Preview" w:date="2026-01-01T00:00:00Z">
         <w:r>
           <w:delText xml:space="preserve"> </w:delText>
         </w:r>
       </w:del>
-      <w:del w:id="633" w:author="PR Preview" w:date="2026-01-01T00:00:00Z">
+      <w:del w:id="627" w:author="PR Preview" w:date="2026-01-01T00:00:00Z">
         <w:r>
           <w:delText xml:space="preserve">it is not flat on another scale, such as the variance.</w:delText>
         </w:r>
@@ -12307,7 +12272,7 @@
       <w:pPr>
         <w:pStyle w:val="Heading2"/>
       </w:pPr>
-      <w:ins w:id="634" w:author="PR Preview" w:date="2026-01-01T00:00:00Z">
+      <w:ins w:id="628" w:author="PR Preview" w:date="2026-01-01T00:00:00Z">
         <w:r>
           <w:t xml:space="preserve">5 Random effects</w:t>
         </w:r>
@@ -12317,18 +12282,18 @@
       <w:pPr>
         <w:pStyle w:val="FirstParagraph"/>
       </w:pPr>
-      <w:ins w:id="635" w:author="PR Preview" w:date="2026-01-01T00:00:00Z">
+      <w:ins w:id="629" w:author="PR Preview" w:date="2026-01-01T00:00:00Z">
         <w:r>
           <w:t xml:space="preserve">The</w:t>
         </w:r>
       </w:ins>
-      <w:ins w:id="636" w:author="PR Preview" w:date="2026-01-01T00:00:00Z">
+      <w:ins w:id="630" w:author="PR Preview" w:date="2026-01-01T00:00:00Z">
         <w:r>
           <w:t xml:space="preserve"> </w:t>
         </w:r>
       </w:ins>
       <w:hyperlink r:id="rId38">
-        <w:ins w:id="637" w:author="PR Preview" w:date="2026-01-01T00:00:00Z">
+        <w:ins w:id="631" w:author="PR Preview" w:date="2026-01-01T00:00:00Z">
           <w:r>
             <w:rPr>
               <w:rStyle w:val="Hyperlink"/>
@@ -12337,23 +12302,23 @@
           </w:r>
         </w:ins>
       </w:hyperlink>
-      <w:ins w:id="638" w:author="PR Preview" w:date="2026-01-01T00:00:00Z">
-        <w:r>
-          <w:t xml:space="preserve"> </w:t>
-        </w:r>
-      </w:ins>
-      <w:ins w:id="639" w:author="PR Preview" w:date="2026-01-01T00:00:00Z">
+      <w:ins w:id="632" w:author="PR Preview" w:date="2026-01-01T00:00:00Z">
+        <w:r>
+          <w:t xml:space="preserve"> </w:t>
+        </w:r>
+      </w:ins>
+      <w:ins w:id="633" w:author="PR Preview" w:date="2026-01-01T00:00:00Z">
         <w:r>
           <w:t xml:space="preserve">of</w:t>
         </w:r>
       </w:ins>
-      <w:ins w:id="640" w:author="PR Preview" w:date="2026-01-01T00:00:00Z">
+      <w:ins w:id="634" w:author="PR Preview" w:date="2026-01-01T00:00:00Z">
         <w:r>
           <w:t xml:space="preserve"> </w:t>
         </w:r>
       </w:ins>
       <w:hyperlink r:id="rId39">
-        <w:ins w:id="641" w:author="PR Preview" w:date="2026-01-01T00:00:00Z">
+        <w:ins w:id="635" w:author="PR Preview" w:date="2026-01-01T00:00:00Z">
           <w:r>
             <w:rPr>
               <w:rStyle w:val="Hyperlink"/>
@@ -12362,22 +12327,22 @@
           </w:r>
         </w:ins>
       </w:hyperlink>
-      <w:ins w:id="642" w:author="PR Preview" w:date="2026-01-01T00:00:00Z">
-        <w:r>
-          <w:t xml:space="preserve"> </w:t>
-        </w:r>
-      </w:ins>
-      <w:ins w:id="643" w:author="PR Preview" w:date="2026-01-01T00:00:00Z">
+      <w:ins w:id="636" w:author="PR Preview" w:date="2026-01-01T00:00:00Z">
+        <w:r>
+          <w:t xml:space="preserve"> </w:t>
+        </w:r>
+      </w:ins>
+      <w:ins w:id="637" w:author="PR Preview" w:date="2026-01-01T00:00:00Z">
         <w:r>
           <w:t xml:space="preserve">is the random-effects</w:t>
         </w:r>
       </w:ins>
-      <w:ins w:id="644" w:author="PR Preview" w:date="2026-01-01T00:00:00Z">
-        <w:r>
-          <w:t xml:space="preserve"> </w:t>
-        </w:r>
-      </w:ins>
-      <w:ins w:id="645" w:author="PR Preview" w:date="2026-01-01T00:00:00Z">
+      <w:ins w:id="638" w:author="PR Preview" w:date="2026-01-01T00:00:00Z">
+        <w:r>
+          <w:t xml:space="preserve"> </w:t>
+        </w:r>
+      </w:ins>
+      <w:ins w:id="639" w:author="PR Preview" w:date="2026-01-01T00:00:00Z">
         <w:r>
           <w:rPr>
             <w:i/>
@@ -12386,22 +12351,22 @@
           <w:t xml:space="preserve">model structure</w:t>
         </w:r>
       </w:ins>
-      <w:ins w:id="646" w:author="PR Preview" w:date="2026-01-01T00:00:00Z">
+      <w:ins w:id="640" w:author="PR Preview" w:date="2026-01-01T00:00:00Z">
         <w:r>
           <w:t xml:space="preserve">,</w:t>
         </w:r>
       </w:ins>
-      <w:ins w:id="647" w:author="PR Preview" w:date="2026-01-01T00:00:00Z">
-        <w:r>
-          <w:t xml:space="preserve"> </w:t>
-        </w:r>
-      </w:ins>
-      <w:ins w:id="648" w:author="PR Preview" w:date="2026-01-01T00:00:00Z">
+      <w:ins w:id="641" w:author="PR Preview" w:date="2026-01-01T00:00:00Z">
+        <w:r>
+          <w:t xml:space="preserve"> </w:t>
+        </w:r>
+      </w:ins>
+      <w:ins w:id="642" w:author="PR Preview" w:date="2026-01-01T00:00:00Z">
         <w:r>
           <w:t xml:space="preserve">with group-level parameters</w:t>
         </w:r>
       </w:ins>
-      <w:ins w:id="649" w:author="PR Preview" w:date="2026-01-01T00:00:00Z">
+      <w:ins w:id="643" w:author="PR Preview" w:date="2026-01-01T00:00:00Z">
         <w:r>
           <w:t xml:space="preserve"> </w:t>
         </w:r>
@@ -12469,47 +12434,47 @@
           <m:t>​</m:t>
         </m:r>
       </m:oMath>
+      <w:ins w:id="644" w:author="PR Preview" w:date="2026-01-01T00:00:00Z">
+        <w:r>
+          <w:t xml:space="preserve"> </w:t>
+        </w:r>
+      </w:ins>
+      <w:ins w:id="645" w:author="PR Preview" w:date="2026-01-01T00:00:00Z">
+        <w:r>
+          <w:t xml:space="preserve">drawn from a common distribution</w:t>
+        </w:r>
+      </w:ins>
+      <w:ins w:id="646" w:author="PR Preview" w:date="2026-01-01T00:00:00Z">
+        <w:r>
+          <w:t xml:space="preserve"> </w:t>
+        </w:r>
+      </w:ins>
+      <w:ins w:id="647" w:author="PR Preview" w:date="2026-01-01T00:00:00Z">
+        <w:r>
+          <w:t xml:space="preserve">[7]</w:t>
+        </w:r>
+      </w:ins>
+      <w:ins w:id="648" w:author="PR Preview" w:date="2026-01-01T00:00:00Z">
+        <w:r>
+          <w:t xml:space="preserve">.</w:t>
+        </w:r>
+      </w:ins>
+      <w:ins w:id="649" w:author="PR Preview" w:date="2026-01-01T00:00:00Z">
+        <w:r>
+          <w:t xml:space="preserve"> </w:t>
+        </w:r>
+      </w:ins>
       <w:ins w:id="650" w:author="PR Preview" w:date="2026-01-01T00:00:00Z">
         <w:r>
-          <w:t xml:space="preserve"> </w:t>
+          <w:t xml:space="preserve">What changes here from a maximum likelihood fit is the</w:t>
         </w:r>
       </w:ins>
       <w:ins w:id="651" w:author="PR Preview" w:date="2026-01-01T00:00:00Z">
         <w:r>
-          <w:t xml:space="preserve">drawn from a common distribution</w:t>
+          <w:t xml:space="preserve"> </w:t>
         </w:r>
       </w:ins>
       <w:ins w:id="652" w:author="PR Preview" w:date="2026-01-01T00:00:00Z">
-        <w:r>
-          <w:t xml:space="preserve"> </w:t>
-        </w:r>
-      </w:ins>
-      <w:ins w:id="653" w:author="PR Preview" w:date="2026-01-01T00:00:00Z">
-        <w:r>
-          <w:t xml:space="preserve">[7]</w:t>
-        </w:r>
-      </w:ins>
-      <w:ins w:id="654" w:author="PR Preview" w:date="2026-01-01T00:00:00Z">
-        <w:r>
-          <w:t xml:space="preserve">.</w:t>
-        </w:r>
-      </w:ins>
-      <w:ins w:id="655" w:author="PR Preview" w:date="2026-01-01T00:00:00Z">
-        <w:r>
-          <w:t xml:space="preserve"> </w:t>
-        </w:r>
-      </w:ins>
-      <w:ins w:id="656" w:author="PR Preview" w:date="2026-01-01T00:00:00Z">
-        <w:r>
-          <w:t xml:space="preserve">What changes here from a maximum likelihood fit is the</w:t>
-        </w:r>
-      </w:ins>
-      <w:ins w:id="657" w:author="PR Preview" w:date="2026-01-01T00:00:00Z">
-        <w:r>
-          <w:t xml:space="preserve"> </w:t>
-        </w:r>
-      </w:ins>
-      <w:ins w:id="658" w:author="PR Preview" w:date="2026-01-01T00:00:00Z">
         <w:r>
           <w:rPr>
             <w:i/>
@@ -12518,22 +12483,22 @@
           <w:t xml:space="preserve">inference method</w:t>
         </w:r>
       </w:ins>
-      <w:ins w:id="659" w:author="PR Preview" w:date="2026-01-01T00:00:00Z">
+      <w:ins w:id="653" w:author="PR Preview" w:date="2026-01-01T00:00:00Z">
         <w:r>
           <w:t xml:space="preserve">:</w:t>
         </w:r>
       </w:ins>
-      <w:ins w:id="660" w:author="PR Preview" w:date="2026-01-01T00:00:00Z">
-        <w:r>
-          <w:t xml:space="preserve"> </w:t>
-        </w:r>
-      </w:ins>
-      <w:ins w:id="661" w:author="PR Preview" w:date="2026-01-01T00:00:00Z">
+      <w:ins w:id="654" w:author="PR Preview" w:date="2026-01-01T00:00:00Z">
+        <w:r>
+          <w:t xml:space="preserve"> </w:t>
+        </w:r>
+      </w:ins>
+      <w:ins w:id="655" w:author="PR Preview" w:date="2026-01-01T00:00:00Z">
         <w:r>
           <w:t xml:space="preserve">the Bayesian analysis places priors on the hyperparameters</w:t>
         </w:r>
       </w:ins>
-      <w:ins w:id="662" w:author="PR Preview" w:date="2026-01-01T00:00:00Z">
+      <w:ins w:id="656" w:author="PR Preview" w:date="2026-01-01T00:00:00Z">
         <w:r>
           <w:t xml:space="preserve"> </w:t>
         </w:r>
@@ -12543,17 +12508,17 @@
           <m:t>μ</m:t>
         </m:r>
       </m:oMath>
-      <w:ins w:id="663" w:author="PR Preview" w:date="2026-01-01T00:00:00Z">
-        <w:r>
-          <w:t xml:space="preserve"> </w:t>
-        </w:r>
-      </w:ins>
-      <w:ins w:id="664" w:author="PR Preview" w:date="2026-01-01T00:00:00Z">
+      <w:ins w:id="657" w:author="PR Preview" w:date="2026-01-01T00:00:00Z">
+        <w:r>
+          <w:t xml:space="preserve"> </w:t>
+        </w:r>
+      </w:ins>
+      <w:ins w:id="658" w:author="PR Preview" w:date="2026-01-01T00:00:00Z">
         <w:r>
           <w:t xml:space="preserve">and</w:t>
         </w:r>
       </w:ins>
-      <w:ins w:id="665" w:author="PR Preview" w:date="2026-01-01T00:00:00Z">
+      <w:ins w:id="659" w:author="PR Preview" w:date="2026-01-01T00:00:00Z">
         <w:r>
           <w:t xml:space="preserve"> </w:t>
         </w:r>
@@ -12563,52 +12528,52 @@
           <m:t>τ</m:t>
         </m:r>
       </m:oMath>
+      <w:ins w:id="660" w:author="PR Preview" w:date="2026-01-01T00:00:00Z">
+        <w:r>
+          <w:t xml:space="preserve"> </w:t>
+        </w:r>
+      </w:ins>
+      <w:ins w:id="661" w:author="PR Preview" w:date="2026-01-01T00:00:00Z">
+        <w:r>
+          <w:t xml:space="preserve">and samples their joint posterior together with the group-level parameters</w:t>
+        </w:r>
+      </w:ins>
+      <w:ins w:id="662" w:author="PR Preview" w:date="2026-01-01T00:00:00Z">
+        <w:r>
+          <w:t xml:space="preserve"> </w:t>
+        </w:r>
+      </w:ins>
+      <w:ins w:id="663" w:author="PR Preview" w:date="2026-01-01T00:00:00Z">
+        <w:r>
+          <w:t xml:space="preserve">[1, Ch. 14], p. 329</w:t>
+        </w:r>
+      </w:ins>
+      <w:ins w:id="664" w:author="PR Preview" w:date="2026-01-01T00:00:00Z">
+        <w:r>
+          <w:t xml:space="preserve">.</w:t>
+        </w:r>
+      </w:ins>
+      <w:ins w:id="665" w:author="PR Preview" w:date="2026-01-01T00:00:00Z">
+        <w:r>
+          <w:t xml:space="preserve"> </w:t>
+        </w:r>
+      </w:ins>
       <w:ins w:id="666" w:author="PR Preview" w:date="2026-01-01T00:00:00Z">
         <w:r>
-          <w:t xml:space="preserve"> </w:t>
+          <w:t xml:space="preserve">The posterior shrinks each group’s estimate toward the overall mean,</w:t>
         </w:r>
       </w:ins>
       <w:ins w:id="667" w:author="PR Preview" w:date="2026-01-01T00:00:00Z">
         <w:r>
-          <w:t xml:space="preserve">and samples their joint posterior together with the group-level parameters</w:t>
+          <w:t xml:space="preserve"> </w:t>
         </w:r>
       </w:ins>
       <w:ins w:id="668" w:author="PR Preview" w:date="2026-01-01T00:00:00Z">
         <w:r>
-          <w:t xml:space="preserve"> </w:t>
+          <w:t xml:space="preserve">by an amount the data determine through</w:t>
         </w:r>
       </w:ins>
       <w:ins w:id="669" w:author="PR Preview" w:date="2026-01-01T00:00:00Z">
-        <w:r>
-          <w:t xml:space="preserve">[1, Ch. 14], p. 329</w:t>
-        </w:r>
-      </w:ins>
-      <w:ins w:id="670" w:author="PR Preview" w:date="2026-01-01T00:00:00Z">
-        <w:r>
-          <w:t xml:space="preserve">.</w:t>
-        </w:r>
-      </w:ins>
-      <w:ins w:id="671" w:author="PR Preview" w:date="2026-01-01T00:00:00Z">
-        <w:r>
-          <w:t xml:space="preserve"> </w:t>
-        </w:r>
-      </w:ins>
-      <w:ins w:id="672" w:author="PR Preview" w:date="2026-01-01T00:00:00Z">
-        <w:r>
-          <w:t xml:space="preserve">The posterior shrinks each group’s estimate toward the overall mean,</w:t>
-        </w:r>
-      </w:ins>
-      <w:ins w:id="673" w:author="PR Preview" w:date="2026-01-01T00:00:00Z">
-        <w:r>
-          <w:t xml:space="preserve"> </w:t>
-        </w:r>
-      </w:ins>
-      <w:ins w:id="674" w:author="PR Preview" w:date="2026-01-01T00:00:00Z">
-        <w:r>
-          <w:t xml:space="preserve">by an amount the data determine through</w:t>
-        </w:r>
-      </w:ins>
-      <w:ins w:id="675" w:author="PR Preview" w:date="2026-01-01T00:00:00Z">
         <w:r>
           <w:t xml:space="preserve"> </w:t>
         </w:r>
@@ -12618,22 +12583,22 @@
           <m:t>τ</m:t>
         </m:r>
       </m:oMath>
-      <w:ins w:id="676" w:author="PR Preview" w:date="2026-01-01T00:00:00Z">
+      <w:ins w:id="670" w:author="PR Preview" w:date="2026-01-01T00:00:00Z">
         <w:r>
           <w:t xml:space="preserve">,</w:t>
         </w:r>
       </w:ins>
-      <w:ins w:id="677" w:author="PR Preview" w:date="2026-01-01T00:00:00Z">
-        <w:r>
-          <w:t xml:space="preserve"> </w:t>
-        </w:r>
-      </w:ins>
-      <w:ins w:id="678" w:author="PR Preview" w:date="2026-01-01T00:00:00Z">
+      <w:ins w:id="671" w:author="PR Preview" w:date="2026-01-01T00:00:00Z">
+        <w:r>
+          <w:t xml:space="preserve"> </w:t>
+        </w:r>
+      </w:ins>
+      <w:ins w:id="672" w:author="PR Preview" w:date="2026-01-01T00:00:00Z">
         <w:r>
           <w:t xml:space="preserve">and the posterior for</w:t>
         </w:r>
       </w:ins>
-      <w:ins w:id="679" w:author="PR Preview" w:date="2026-01-01T00:00:00Z">
+      <w:ins w:id="673" w:author="PR Preview" w:date="2026-01-01T00:00:00Z">
         <w:r>
           <w:t xml:space="preserve"> </w:t>
         </w:r>
@@ -12643,22 +12608,22 @@
           <m:t>τ</m:t>
         </m:r>
       </m:oMath>
-      <w:ins w:id="680" w:author="PR Preview" w:date="2026-01-01T00:00:00Z">
-        <w:r>
-          <w:t xml:space="preserve"> </w:t>
-        </w:r>
-      </w:ins>
-      <w:ins w:id="681" w:author="PR Preview" w:date="2026-01-01T00:00:00Z">
+      <w:ins w:id="674" w:author="PR Preview" w:date="2026-01-01T00:00:00Z">
+        <w:r>
+          <w:t xml:space="preserve"> </w:t>
+        </w:r>
+      </w:ins>
+      <w:ins w:id="675" w:author="PR Preview" w:date="2026-01-01T00:00:00Z">
         <w:r>
           <w:t xml:space="preserve">carries the uncertainty about the between-group spread</w:t>
         </w:r>
       </w:ins>
-      <w:ins w:id="682" w:author="PR Preview" w:date="2026-01-01T00:00:00Z">
-        <w:r>
-          <w:t xml:space="preserve"> </w:t>
-        </w:r>
-      </w:ins>
-      <w:ins w:id="683" w:author="PR Preview" w:date="2026-01-01T00:00:00Z">
+      <w:ins w:id="676" w:author="PR Preview" w:date="2026-01-01T00:00:00Z">
+        <w:r>
+          <w:t xml:space="preserve"> </w:t>
+        </w:r>
+      </w:ins>
+      <w:ins w:id="677" w:author="PR Preview" w:date="2026-01-01T00:00:00Z">
         <w:r>
           <w:t xml:space="preserve">into every group-level summary.</w:t>
         </w:r>
@@ -12669,7 +12634,7 @@
       <w:pPr>
         <w:pStyle w:val="BodyText"/>
       </w:pPr>
-      <w:ins w:id="684" w:author="PR Preview" w:date="2026-01-01T00:00:00Z">
+      <w:ins w:id="678" w:author="PR Preview" w:date="2026-01-01T00:00:00Z">
         <w:r>
           <w:rPr>
             <w:b/>
@@ -12678,17 +12643,17 @@
           <w:t xml:space="preserve">Example 5 (A random-intercept model fitted by Bayesian inference)</w:t>
         </w:r>
       </w:ins>
-      <w:ins w:id="685" w:author="PR Preview" w:date="2026-01-01T00:00:00Z">
-        <w:r>
-          <w:t xml:space="preserve"> </w:t>
-        </w:r>
-      </w:ins>
-      <w:ins w:id="686" w:author="PR Preview" w:date="2026-01-01T00:00:00Z">
+      <w:ins w:id="679" w:author="PR Preview" w:date="2026-01-01T00:00:00Z">
+        <w:r>
+          <w:t xml:space="preserve"> </w:t>
+        </w:r>
+      </w:ins>
+      <w:ins w:id="680" w:author="PR Preview" w:date="2026-01-01T00:00:00Z">
         <w:r>
           <w:t xml:space="preserve">We simulate</w:t>
         </w:r>
       </w:ins>
-      <w:ins w:id="687" w:author="PR Preview" w:date="2026-01-01T00:00:00Z">
+      <w:ins w:id="681" w:author="PR Preview" w:date="2026-01-01T00:00:00Z">
         <w:r>
           <w:t xml:space="preserve"> </w:t>
         </w:r>
@@ -12707,27 +12672,27 @@
           <m:t>8</m:t>
         </m:r>
       </m:oMath>
-      <w:ins w:id="688" w:author="PR Preview" w:date="2026-01-01T00:00:00Z">
-        <w:r>
-          <w:t xml:space="preserve"> </w:t>
-        </w:r>
-      </w:ins>
-      <w:ins w:id="689" w:author="PR Preview" w:date="2026-01-01T00:00:00Z">
+      <w:ins w:id="682" w:author="PR Preview" w:date="2026-01-01T00:00:00Z">
+        <w:r>
+          <w:t xml:space="preserve"> </w:t>
+        </w:r>
+      </w:ins>
+      <w:ins w:id="683" w:author="PR Preview" w:date="2026-01-01T00:00:00Z">
         <w:r>
           <w:t xml:space="preserve">groups of 12 observations each,</w:t>
         </w:r>
       </w:ins>
-      <w:ins w:id="690" w:author="PR Preview" w:date="2026-01-01T00:00:00Z">
-        <w:r>
-          <w:t xml:space="preserve"> </w:t>
-        </w:r>
-      </w:ins>
-      <w:ins w:id="691" w:author="PR Preview" w:date="2026-01-01T00:00:00Z">
+      <w:ins w:id="684" w:author="PR Preview" w:date="2026-01-01T00:00:00Z">
+        <w:r>
+          <w:t xml:space="preserve"> </w:t>
+        </w:r>
+      </w:ins>
+      <w:ins w:id="685" w:author="PR Preview" w:date="2026-01-01T00:00:00Z">
         <w:r>
           <w:t xml:space="preserve">with group means drawn from</w:t>
         </w:r>
       </w:ins>
-      <w:ins w:id="692" w:author="PR Preview" w:date="2026-01-01T00:00:00Z">
+      <w:ins w:id="686" w:author="PR Preview" w:date="2026-01-01T00:00:00Z">
         <w:r>
           <w:t xml:space="preserve"> </w:t>
         </w:r>
@@ -12777,12 +12742,12 @@
           <m:t>​</m:t>
         </m:r>
       </m:oMath>
-      <w:ins w:id="693" w:author="PR Preview" w:date="2026-01-01T00:00:00Z">
-        <w:r>
-          <w:t xml:space="preserve"> </w:t>
-        </w:r>
-      </w:ins>
-      <w:ins w:id="694" w:author="PR Preview" w:date="2026-01-01T00:00:00Z">
+      <w:ins w:id="687" w:author="PR Preview" w:date="2026-01-01T00:00:00Z">
+        <w:r>
+          <w:t xml:space="preserve"> </w:t>
+        </w:r>
+      </w:ins>
+      <w:ins w:id="688" w:author="PR Preview" w:date="2026-01-01T00:00:00Z">
         <w:r>
           <w:t xml:space="preserve">(</w:t>
         </w:r>
@@ -12801,12 +12766,12 @@
           <m:t>5</m:t>
         </m:r>
       </m:oMath>
-      <w:ins w:id="695" w:author="PR Preview" w:date="2026-01-01T00:00:00Z">
+      <w:ins w:id="689" w:author="PR Preview" w:date="2026-01-01T00:00:00Z">
         <w:r>
           <w:t xml:space="preserve">,</w:t>
         </w:r>
       </w:ins>
-      <w:ins w:id="696" w:author="PR Preview" w:date="2026-01-01T00:00:00Z">
+      <w:ins w:id="690" w:author="PR Preview" w:date="2026-01-01T00:00:00Z">
         <w:r>
           <w:t xml:space="preserve"> </w:t>
         </w:r>
@@ -12825,22 +12790,22 @@
           <m:t>1.5</m:t>
         </m:r>
       </m:oMath>
-      <w:ins w:id="697" w:author="PR Preview" w:date="2026-01-01T00:00:00Z">
+      <w:ins w:id="691" w:author="PR Preview" w:date="2026-01-01T00:00:00Z">
         <w:r>
           <w:t xml:space="preserve">)</w:t>
         </w:r>
       </w:ins>
-      <w:ins w:id="698" w:author="PR Preview" w:date="2026-01-01T00:00:00Z">
-        <w:r>
-          <w:t xml:space="preserve"> </w:t>
-        </w:r>
-      </w:ins>
-      <w:ins w:id="699" w:author="PR Preview" w:date="2026-01-01T00:00:00Z">
+      <w:ins w:id="692" w:author="PR Preview" w:date="2026-01-01T00:00:00Z">
+        <w:r>
+          <w:t xml:space="preserve"> </w:t>
+        </w:r>
+      </w:ins>
+      <w:ins w:id="693" w:author="PR Preview" w:date="2026-01-01T00:00:00Z">
         <w:r>
           <w:t xml:space="preserve">and within-group standard deviation</w:t>
         </w:r>
       </w:ins>
-      <w:ins w:id="700" w:author="PR Preview" w:date="2026-01-01T00:00:00Z">
+      <w:ins w:id="694" w:author="PR Preview" w:date="2026-01-01T00:00:00Z">
         <w:r>
           <w:t xml:space="preserve"> </w:t>
         </w:r>
@@ -12859,22 +12824,22 @@
           <m:t>2</m:t>
         </m:r>
       </m:oMath>
-      <w:ins w:id="701" w:author="PR Preview" w:date="2026-01-01T00:00:00Z">
+      <w:ins w:id="695" w:author="PR Preview" w:date="2026-01-01T00:00:00Z">
         <w:r>
           <w:t xml:space="preserve">.</w:t>
         </w:r>
       </w:ins>
-      <w:ins w:id="702" w:author="PR Preview" w:date="2026-01-01T00:00:00Z">
-        <w:r>
-          <w:t xml:space="preserve"> </w:t>
-        </w:r>
-      </w:ins>
-      <w:ins w:id="703" w:author="PR Preview" w:date="2026-01-01T00:00:00Z">
+      <w:ins w:id="696" w:author="PR Preview" w:date="2026-01-01T00:00:00Z">
+        <w:r>
+          <w:t xml:space="preserve"> </w:t>
+        </w:r>
+      </w:ins>
+      <w:ins w:id="697" w:author="PR Preview" w:date="2026-01-01T00:00:00Z">
         <w:r>
           <w:t xml:space="preserve">The priors are a diffuse</w:t>
         </w:r>
       </w:ins>
-      <w:ins w:id="704" w:author="PR Preview" w:date="2026-01-01T00:00:00Z">
+      <w:ins w:id="698" w:author="PR Preview" w:date="2026-01-01T00:00:00Z">
         <w:r>
           <w:t xml:space="preserve"> </w:t>
         </w:r>
@@ -12924,17 +12889,17 @@
           <m:t>​</m:t>
         </m:r>
       </m:oMath>
-      <w:ins w:id="705" w:author="PR Preview" w:date="2026-01-01T00:00:00Z">
-        <w:r>
-          <w:t xml:space="preserve"> </w:t>
-        </w:r>
-      </w:ins>
-      <w:ins w:id="706" w:author="PR Preview" w:date="2026-01-01T00:00:00Z">
+      <w:ins w:id="699" w:author="PR Preview" w:date="2026-01-01T00:00:00Z">
+        <w:r>
+          <w:t xml:space="preserve"> </w:t>
+        </w:r>
+      </w:ins>
+      <w:ins w:id="700" w:author="PR Preview" w:date="2026-01-01T00:00:00Z">
         <w:r>
           <w:t xml:space="preserve">for</w:t>
         </w:r>
       </w:ins>
-      <w:ins w:id="707" w:author="PR Preview" w:date="2026-01-01T00:00:00Z">
+      <w:ins w:id="701" w:author="PR Preview" w:date="2026-01-01T00:00:00Z">
         <w:r>
           <w:t xml:space="preserve"> </w:t>
         </w:r>
@@ -12944,23 +12909,23 @@
           <m:t>μ</m:t>
         </m:r>
       </m:oMath>
-      <w:ins w:id="708" w:author="PR Preview" w:date="2026-01-01T00:00:00Z">
-        <w:r>
-          <w:t xml:space="preserve"> </w:t>
-        </w:r>
-      </w:ins>
-      <w:ins w:id="709" w:author="PR Preview" w:date="2026-01-01T00:00:00Z">
+      <w:ins w:id="702" w:author="PR Preview" w:date="2026-01-01T00:00:00Z">
+        <w:r>
+          <w:t xml:space="preserve"> </w:t>
+        </w:r>
+      </w:ins>
+      <w:ins w:id="703" w:author="PR Preview" w:date="2026-01-01T00:00:00Z">
         <w:r>
           <w:t xml:space="preserve">and</w:t>
         </w:r>
       </w:ins>
-      <w:ins w:id="710" w:author="PR Preview" w:date="2026-01-01T00:00:00Z">
-        <w:r>
-          <w:t xml:space="preserve"> </w:t>
-        </w:r>
-      </w:ins>
-      <w:hyperlink r:id="rId25">
-        <w:ins w:id="711" w:author="PR Preview" w:date="2026-01-01T00:00:00Z">
+      <w:ins w:id="704" w:author="PR Preview" w:date="2026-01-01T00:00:00Z">
+        <w:r>
+          <w:t xml:space="preserve"> </w:t>
+        </w:r>
+      </w:ins>
+      <w:hyperlink r:id="rId24">
+        <w:ins w:id="705" w:author="PR Preview" w:date="2026-01-01T00:00:00Z">
           <w:r>
             <w:rPr>
               <w:rStyle w:val="Hyperlink"/>
@@ -12969,17 +12934,17 @@
           </w:r>
         </w:ins>
       </w:hyperlink>
-      <w:ins w:id="712" w:author="PR Preview" w:date="2026-01-01T00:00:00Z">
-        <w:r>
-          <w:t xml:space="preserve"> </w:t>
-        </w:r>
-      </w:ins>
-      <w:ins w:id="713" w:author="PR Preview" w:date="2026-01-01T00:00:00Z">
+      <w:ins w:id="706" w:author="PR Preview" w:date="2026-01-01T00:00:00Z">
+        <w:r>
+          <w:t xml:space="preserve"> </w:t>
+        </w:r>
+      </w:ins>
+      <w:ins w:id="707" w:author="PR Preview" w:date="2026-01-01T00:00:00Z">
         <w:r>
           <w:t xml:space="preserve">on</w:t>
         </w:r>
       </w:ins>
-      <w:ins w:id="714" w:author="PR Preview" w:date="2026-01-01T00:00:00Z">
+      <w:ins w:id="708" w:author="PR Preview" w:date="2026-01-01T00:00:00Z">
         <w:r>
           <w:t xml:space="preserve"> </w:t>
         </w:r>
@@ -13010,17 +12975,17 @@
           <m:t>)</m:t>
         </m:r>
       </m:oMath>
-      <w:ins w:id="715" w:author="PR Preview" w:date="2026-01-01T00:00:00Z">
-        <w:r>
-          <w:t xml:space="preserve"> </w:t>
-        </w:r>
-      </w:ins>
-      <w:ins w:id="716" w:author="PR Preview" w:date="2026-01-01T00:00:00Z">
+      <w:ins w:id="709" w:author="PR Preview" w:date="2026-01-01T00:00:00Z">
+        <w:r>
+          <w:t xml:space="preserve"> </w:t>
+        </w:r>
+      </w:ins>
+      <w:ins w:id="710" w:author="PR Preview" w:date="2026-01-01T00:00:00Z">
         <w:r>
           <w:t xml:space="preserve">for the standard deviations</w:t>
         </w:r>
       </w:ins>
-      <w:ins w:id="717" w:author="PR Preview" w:date="2026-01-01T00:00:00Z">
+      <w:ins w:id="711" w:author="PR Preview" w:date="2026-01-01T00:00:00Z">
         <w:r>
           <w:t xml:space="preserve"> </w:t>
         </w:r>
@@ -13030,17 +12995,17 @@
           <m:t>τ</m:t>
         </m:r>
       </m:oMath>
-      <w:ins w:id="718" w:author="PR Preview" w:date="2026-01-01T00:00:00Z">
-        <w:r>
-          <w:t xml:space="preserve"> </w:t>
-        </w:r>
-      </w:ins>
-      <w:ins w:id="719" w:author="PR Preview" w:date="2026-01-01T00:00:00Z">
+      <w:ins w:id="712" w:author="PR Preview" w:date="2026-01-01T00:00:00Z">
+        <w:r>
+          <w:t xml:space="preserve"> </w:t>
+        </w:r>
+      </w:ins>
+      <w:ins w:id="713" w:author="PR Preview" w:date="2026-01-01T00:00:00Z">
         <w:r>
           <w:t xml:space="preserve">and</w:t>
         </w:r>
       </w:ins>
-      <w:ins w:id="720" w:author="PR Preview" w:date="2026-01-01T00:00:00Z">
+      <w:ins w:id="714" w:author="PR Preview" w:date="2026-01-01T00:00:00Z">
         <w:r>
           <w:t xml:space="preserve"> </w:t>
         </w:r>
@@ -13050,38 +13015,38 @@
           <m:t>σ</m:t>
         </m:r>
       </m:oMath>
-      <w:ins w:id="721" w:author="PR Preview" w:date="2026-01-01T00:00:00Z">
+      <w:ins w:id="715" w:author="PR Preview" w:date="2026-01-01T00:00:00Z">
         <w:r>
           <w:t xml:space="preserve">.</w:t>
         </w:r>
       </w:ins>
-      <w:ins w:id="722" w:author="PR Preview" w:date="2026-01-01T00:00:00Z">
-        <w:r>
-          <w:t xml:space="preserve"> </w:t>
-        </w:r>
-      </w:ins>
-      <w:ins w:id="723" w:author="PR Preview" w:date="2026-01-01T00:00:00Z">
+      <w:ins w:id="716" w:author="PR Preview" w:date="2026-01-01T00:00:00Z">
+        <w:r>
+          <w:t xml:space="preserve"> </w:t>
+        </w:r>
+      </w:ins>
+      <w:ins w:id="717" w:author="PR Preview" w:date="2026-01-01T00:00:00Z">
         <w:r>
           <w:t xml:space="preserve">Being flat on the standard-deviation scale is a choice:</w:t>
         </w:r>
       </w:ins>
-      <w:ins w:id="724" w:author="PR Preview" w:date="2026-01-01T00:00:00Z">
-        <w:r>
-          <w:t xml:space="preserve"> </w:t>
-        </w:r>
-      </w:ins>
-      <w:ins w:id="725" w:author="PR Preview" w:date="2026-01-01T00:00:00Z">
+      <w:ins w:id="718" w:author="PR Preview" w:date="2026-01-01T00:00:00Z">
+        <w:r>
+          <w:t xml:space="preserve"> </w:t>
+        </w:r>
+      </w:ins>
+      <w:ins w:id="719" w:author="PR Preview" w:date="2026-01-01T00:00:00Z">
         <w:r>
           <w:t xml:space="preserve">as</w:t>
         </w:r>
       </w:ins>
-      <w:ins w:id="726" w:author="PR Preview" w:date="2026-01-01T00:00:00Z">
+      <w:ins w:id="720" w:author="PR Preview" w:date="2026-01-01T00:00:00Z">
         <w:r>
           <w:t xml:space="preserve"> </w:t>
         </w:r>
       </w:ins>
       <w:hyperlink r:id="rId40">
-        <w:ins w:id="727" w:author="PR Preview" w:date="2026-01-01T00:00:00Z">
+        <w:ins w:id="721" w:author="PR Preview" w:date="2026-01-01T00:00:00Z">
           <w:r>
             <w:rPr>
               <w:rStyle w:val="Hyperlink"/>
@@ -13090,22 +13055,22 @@
           </w:r>
         </w:ins>
       </w:hyperlink>
-      <w:ins w:id="728" w:author="PR Preview" w:date="2026-01-01T00:00:00Z">
-        <w:r>
-          <w:t xml:space="preserve"> </w:t>
-        </w:r>
-      </w:ins>
-      <w:ins w:id="729" w:author="PR Preview" w:date="2026-01-01T00:00:00Z">
+      <w:ins w:id="722" w:author="PR Preview" w:date="2026-01-01T00:00:00Z">
+        <w:r>
+          <w:t xml:space="preserve"> </w:t>
+        </w:r>
+      </w:ins>
+      <w:ins w:id="723" w:author="PR Preview" w:date="2026-01-01T00:00:00Z">
         <w:r>
           <w:t xml:space="preserve">shows for a probability,</w:t>
         </w:r>
       </w:ins>
-      <w:ins w:id="730" w:author="PR Preview" w:date="2026-01-01T00:00:00Z">
-        <w:r>
-          <w:t xml:space="preserve"> </w:t>
-        </w:r>
-      </w:ins>
-      <w:ins w:id="731" w:author="PR Preview" w:date="2026-01-01T00:00:00Z">
+      <w:ins w:id="724" w:author="PR Preview" w:date="2026-01-01T00:00:00Z">
+        <w:r>
+          <w:t xml:space="preserve"> </w:t>
+        </w:r>
+      </w:ins>
+      <w:ins w:id="725" w:author="PR Preview" w:date="2026-01-01T00:00:00Z">
         <w:r>
           <w:t xml:space="preserve">it is not flat on another scale, such as the variance.</w:t>
         </w:r>
@@ -15271,7 +15236,7 @@
       <w:pPr>
         <w:pStyle w:val="Heading2"/>
       </w:pPr>
-      <w:del w:id="732" w:author="PR Preview" w:date="2026-01-01T00:00:00Z">
+      <w:del w:id="726" w:author="PR Preview" w:date="2026-01-01T00:00:00Z">
         <w:r>
           <w:delText xml:space="preserve">5 Bayesian model averaging</w:delText>
         </w:r>
@@ -15281,7 +15246,7 @@
       <w:pPr>
         <w:pStyle w:val="Heading2"/>
       </w:pPr>
-      <w:ins w:id="733" w:author="PR Preview" w:date="2026-01-01T00:00:00Z">
+      <w:ins w:id="727" w:author="PR Preview" w:date="2026-01-01T00:00:00Z">
         <w:r>
           <w:t xml:space="preserve">6 Bayesian model averaging</w:t>
         </w:r>
@@ -15624,7 +15589,7 @@
       <w:pPr>
         <w:pStyle w:val="FirstParagraph"/>
       </w:pPr>
-      <w:del w:id="734" w:author="PR Preview" w:date="2026-01-01T00:00:00Z">
+      <w:del w:id="728" w:author="PR Preview" w:date="2026-01-01T00:00:00Z">
         <w:r>
           <w:rPr>
             <w:b/>
@@ -15633,12 +15598,12 @@
           <w:delText xml:space="preserve">Example 5 (Posterior probabilities of two models)</w:delText>
         </w:r>
       </w:del>
-      <w:del w:id="735" w:author="PR Preview" w:date="2026-01-01T00:00:00Z">
+      <w:del w:id="729" w:author="PR Preview" w:date="2026-01-01T00:00:00Z">
         <w:r>
           <w:delText xml:space="preserve"> </w:delText>
         </w:r>
       </w:del>
-      <w:del w:id="736" w:author="PR Preview" w:date="2026-01-01T00:00:00Z">
+      <w:del w:id="730" w:author="PR Preview" w:date="2026-01-01T00:00:00Z">
         <w:r>
           <w:delText xml:space="preserve">Two models with equal prior probabilities</w:delText>
         </w:r>
@@ -15648,7 +15613,7 @@
       <w:pPr>
         <w:pStyle w:val="FirstParagraph"/>
       </w:pPr>
-      <w:ins w:id="737" w:author="PR Preview" w:date="2026-01-01T00:00:00Z">
+      <w:ins w:id="731" w:author="PR Preview" w:date="2026-01-01T00:00:00Z">
         <w:r>
           <w:rPr>
             <w:b/>
@@ -15657,12 +15622,12 @@
           <w:t xml:space="preserve">Example 6 (Posterior probabilities of two models)</w:t>
         </w:r>
       </w:ins>
-      <w:ins w:id="738" w:author="PR Preview" w:date="2026-01-01T00:00:00Z">
-        <w:r>
-          <w:t xml:space="preserve"> </w:t>
-        </w:r>
-      </w:ins>
-      <w:ins w:id="739" w:author="PR Preview" w:date="2026-01-01T00:00:00Z">
+      <w:ins w:id="732" w:author="PR Preview" w:date="2026-01-01T00:00:00Z">
+        <w:r>
+          <w:t xml:space="preserve"> </w:t>
+        </w:r>
+      </w:ins>
+      <w:ins w:id="733" w:author="PR Preview" w:date="2026-01-01T00:00:00Z">
         <w:r>
           <w:t xml:space="preserve">Two models with equal prior probabilities</w:t>
         </w:r>
@@ -16042,7 +16007,7 @@
       <w:pPr>
         <w:pStyle w:val="BodyText"/>
       </w:pPr>
-      <w:del w:id="740" w:author="PR Preview" w:date="2026-01-01T00:00:00Z">
+      <w:del w:id="734" w:author="PR Preview" w:date="2026-01-01T00:00:00Z">
         <w:r>
           <w:rPr>
             <w:b/>
@@ -16051,43 +16016,43 @@
           <w:delText xml:space="preserve">Example 6 (A BIC approximation to Bayesian model averaging)</w:delText>
         </w:r>
       </w:del>
+      <w:del w:id="735" w:author="PR Preview" w:date="2026-01-01T00:00:00Z">
+        <w:r>
+          <w:delText xml:space="preserve"> </w:delText>
+        </w:r>
+      </w:del>
+      <w:del w:id="736" w:author="PR Preview" w:date="2026-01-01T00:00:00Z">
+        <w:r>
+          <w:delText xml:space="preserve">Marginal likelihoods are hard to compute,</w:delText>
+        </w:r>
+      </w:del>
+      <w:del w:id="737" w:author="PR Preview" w:date="2026-01-01T00:00:00Z">
+        <w:r>
+          <w:delText xml:space="preserve"> </w:delText>
+        </w:r>
+      </w:del>
+      <w:del w:id="738" w:author="PR Preview" w:date="2026-01-01T00:00:00Z">
+        <w:r>
+          <w:delText xml:space="preserve">but with equal prior probabilities for the models,</w:delText>
+        </w:r>
+      </w:del>
+      <w:del w:id="739" w:author="PR Preview" w:date="2026-01-01T00:00:00Z">
+        <w:r>
+          <w:delText xml:space="preserve"> </w:delText>
+        </w:r>
+      </w:del>
+      <w:del w:id="740" w:author="PR Preview" w:date="2026-01-01T00:00:00Z">
+        <w:r>
+          <w:delText xml:space="preserve">the</w:delText>
+        </w:r>
+      </w:del>
       <w:del w:id="741" w:author="PR Preview" w:date="2026-01-01T00:00:00Z">
         <w:r>
           <w:delText xml:space="preserve"> </w:delText>
         </w:r>
       </w:del>
-      <w:del w:id="742" w:author="PR Preview" w:date="2026-01-01T00:00:00Z">
-        <w:r>
-          <w:delText xml:space="preserve">Marginal likelihoods are hard to compute,</w:delText>
-        </w:r>
-      </w:del>
-      <w:del w:id="743" w:author="PR Preview" w:date="2026-01-01T00:00:00Z">
-        <w:r>
-          <w:delText xml:space="preserve"> </w:delText>
-        </w:r>
-      </w:del>
-      <w:del w:id="744" w:author="PR Preview" w:date="2026-01-01T00:00:00Z">
-        <w:r>
-          <w:delText xml:space="preserve">but with equal prior probabilities for the models,</w:delText>
-        </w:r>
-      </w:del>
-      <w:del w:id="745" w:author="PR Preview" w:date="2026-01-01T00:00:00Z">
-        <w:r>
-          <w:delText xml:space="preserve"> </w:delText>
-        </w:r>
-      </w:del>
-      <w:del w:id="746" w:author="PR Preview" w:date="2026-01-01T00:00:00Z">
-        <w:r>
-          <w:delText xml:space="preserve">the</w:delText>
-        </w:r>
-      </w:del>
-      <w:del w:id="747" w:author="PR Preview" w:date="2026-01-01T00:00:00Z">
-        <w:r>
-          <w:delText xml:space="preserve"> </w:delText>
-        </w:r>
-      </w:del>
       <w:hyperlink r:id="rId50">
-        <w:del w:id="748" w:author="PR Preview" w:date="2026-01-01T00:00:00Z">
+        <w:del w:id="742" w:author="PR Preview" w:date="2026-01-01T00:00:00Z">
           <w:r>
             <w:rPr>
               <w:rStyle w:val="Hyperlink"/>
@@ -16096,37 +16061,37 @@
           </w:r>
         </w:del>
       </w:hyperlink>
+      <w:del w:id="743" w:author="PR Preview" w:date="2026-01-01T00:00:00Z">
+        <w:r>
+          <w:delText xml:space="preserve"> </w:delText>
+        </w:r>
+      </w:del>
+      <w:del w:id="744" w:author="PR Preview" w:date="2026-01-01T00:00:00Z">
+        <w:r>
+          <w:delText xml:space="preserve">gives a large-sample approximation to the posterior model probabilities</w:delText>
+        </w:r>
+      </w:del>
+      <w:del w:id="745" w:author="PR Preview" w:date="2026-01-01T00:00:00Z">
+        <w:r>
+          <w:delText xml:space="preserve"> </w:delText>
+        </w:r>
+      </w:del>
+      <w:del w:id="746" w:author="PR Preview" w:date="2026-01-01T00:00:00Z">
+        <w:r>
+          <w:delText xml:space="preserve">[3]</w:delText>
+        </w:r>
+      </w:del>
+      <w:del w:id="747" w:author="PR Preview" w:date="2026-01-01T00:00:00Z">
+        <w:r>
+          <w:delText xml:space="preserve"> </w:delText>
+        </w:r>
+      </w:del>
+      <w:del w:id="748" w:author="PR Preview" w:date="2026-01-01T00:00:00Z">
+        <w:r>
+          <w:delText xml:space="preserve">[4]</w:delText>
+        </w:r>
+      </w:del>
       <w:del w:id="749" w:author="PR Preview" w:date="2026-01-01T00:00:00Z">
-        <w:r>
-          <w:delText xml:space="preserve"> </w:delText>
-        </w:r>
-      </w:del>
-      <w:del w:id="750" w:author="PR Preview" w:date="2026-01-01T00:00:00Z">
-        <w:r>
-          <w:delText xml:space="preserve">gives a large-sample approximation to the posterior model probabilities</w:delText>
-        </w:r>
-      </w:del>
-      <w:del w:id="751" w:author="PR Preview" w:date="2026-01-01T00:00:00Z">
-        <w:r>
-          <w:delText xml:space="preserve"> </w:delText>
-        </w:r>
-      </w:del>
-      <w:del w:id="752" w:author="PR Preview" w:date="2026-01-01T00:00:00Z">
-        <w:r>
-          <w:delText xml:space="preserve">[3]</w:delText>
-        </w:r>
-      </w:del>
-      <w:del w:id="753" w:author="PR Preview" w:date="2026-01-01T00:00:00Z">
-        <w:r>
-          <w:delText xml:space="preserve"> </w:delText>
-        </w:r>
-      </w:del>
-      <w:del w:id="754" w:author="PR Preview" w:date="2026-01-01T00:00:00Z">
-        <w:r>
-          <w:delText xml:space="preserve">[4]</w:delText>
-        </w:r>
-      </w:del>
-      <w:del w:id="755" w:author="PR Preview" w:date="2026-01-01T00:00:00Z">
         <w:r>
           <w:delText xml:space="preserve">:</w:delText>
         </w:r>
@@ -16136,7 +16101,7 @@
       <w:pPr>
         <w:pStyle w:val="BodyText"/>
       </w:pPr>
-      <w:ins w:id="756" w:author="PR Preview" w:date="2026-01-01T00:00:00Z">
+      <w:ins w:id="750" w:author="PR Preview" w:date="2026-01-01T00:00:00Z">
         <w:r>
           <w:rPr>
             <w:b/>
@@ -16145,43 +16110,43 @@
           <w:t xml:space="preserve">Example 7 (A BIC approximation to Bayesian model averaging)</w:t>
         </w:r>
       </w:ins>
+      <w:ins w:id="751" w:author="PR Preview" w:date="2026-01-01T00:00:00Z">
+        <w:r>
+          <w:t xml:space="preserve"> </w:t>
+        </w:r>
+      </w:ins>
+      <w:ins w:id="752" w:author="PR Preview" w:date="2026-01-01T00:00:00Z">
+        <w:r>
+          <w:t xml:space="preserve">Marginal likelihoods are hard to compute,</w:t>
+        </w:r>
+      </w:ins>
+      <w:ins w:id="753" w:author="PR Preview" w:date="2026-01-01T00:00:00Z">
+        <w:r>
+          <w:t xml:space="preserve"> </w:t>
+        </w:r>
+      </w:ins>
+      <w:ins w:id="754" w:author="PR Preview" w:date="2026-01-01T00:00:00Z">
+        <w:r>
+          <w:t xml:space="preserve">but with equal prior probabilities for the models,</w:t>
+        </w:r>
+      </w:ins>
+      <w:ins w:id="755" w:author="PR Preview" w:date="2026-01-01T00:00:00Z">
+        <w:r>
+          <w:t xml:space="preserve"> </w:t>
+        </w:r>
+      </w:ins>
+      <w:ins w:id="756" w:author="PR Preview" w:date="2026-01-01T00:00:00Z">
+        <w:r>
+          <w:t xml:space="preserve">the</w:t>
+        </w:r>
+      </w:ins>
       <w:ins w:id="757" w:author="PR Preview" w:date="2026-01-01T00:00:00Z">
         <w:r>
           <w:t xml:space="preserve"> </w:t>
         </w:r>
       </w:ins>
-      <w:ins w:id="758" w:author="PR Preview" w:date="2026-01-01T00:00:00Z">
-        <w:r>
-          <w:t xml:space="preserve">Marginal likelihoods are hard to compute,</w:t>
-        </w:r>
-      </w:ins>
-      <w:ins w:id="759" w:author="PR Preview" w:date="2026-01-01T00:00:00Z">
-        <w:r>
-          <w:t xml:space="preserve"> </w:t>
-        </w:r>
-      </w:ins>
-      <w:ins w:id="760" w:author="PR Preview" w:date="2026-01-01T00:00:00Z">
-        <w:r>
-          <w:t xml:space="preserve">but with equal prior probabilities for the models,</w:t>
-        </w:r>
-      </w:ins>
-      <w:ins w:id="761" w:author="PR Preview" w:date="2026-01-01T00:00:00Z">
-        <w:r>
-          <w:t xml:space="preserve"> </w:t>
-        </w:r>
-      </w:ins>
-      <w:ins w:id="762" w:author="PR Preview" w:date="2026-01-01T00:00:00Z">
-        <w:r>
-          <w:t xml:space="preserve">the</w:t>
-        </w:r>
-      </w:ins>
-      <w:ins w:id="763" w:author="PR Preview" w:date="2026-01-01T00:00:00Z">
-        <w:r>
-          <w:t xml:space="preserve"> </w:t>
-        </w:r>
-      </w:ins>
       <w:hyperlink r:id="rId50">
-        <w:ins w:id="764" w:author="PR Preview" w:date="2026-01-01T00:00:00Z">
+        <w:ins w:id="758" w:author="PR Preview" w:date="2026-01-01T00:00:00Z">
           <w:r>
             <w:rPr>
               <w:rStyle w:val="Hyperlink"/>
@@ -16190,37 +16155,37 @@
           </w:r>
         </w:ins>
       </w:hyperlink>
+      <w:ins w:id="759" w:author="PR Preview" w:date="2026-01-01T00:00:00Z">
+        <w:r>
+          <w:t xml:space="preserve"> </w:t>
+        </w:r>
+      </w:ins>
+      <w:ins w:id="760" w:author="PR Preview" w:date="2026-01-01T00:00:00Z">
+        <w:r>
+          <w:t xml:space="preserve">gives a large-sample approximation to the posterior model probabilities</w:t>
+        </w:r>
+      </w:ins>
+      <w:ins w:id="761" w:author="PR Preview" w:date="2026-01-01T00:00:00Z">
+        <w:r>
+          <w:t xml:space="preserve"> </w:t>
+        </w:r>
+      </w:ins>
+      <w:ins w:id="762" w:author="PR Preview" w:date="2026-01-01T00:00:00Z">
+        <w:r>
+          <w:t xml:space="preserve">[8]</w:t>
+        </w:r>
+      </w:ins>
+      <w:ins w:id="763" w:author="PR Preview" w:date="2026-01-01T00:00:00Z">
+        <w:r>
+          <w:t xml:space="preserve"> </w:t>
+        </w:r>
+      </w:ins>
+      <w:ins w:id="764" w:author="PR Preview" w:date="2026-01-01T00:00:00Z">
+        <w:r>
+          <w:t xml:space="preserve">[9]</w:t>
+        </w:r>
+      </w:ins>
       <w:ins w:id="765" w:author="PR Preview" w:date="2026-01-01T00:00:00Z">
-        <w:r>
-          <w:t xml:space="preserve"> </w:t>
-        </w:r>
-      </w:ins>
-      <w:ins w:id="766" w:author="PR Preview" w:date="2026-01-01T00:00:00Z">
-        <w:r>
-          <w:t xml:space="preserve">gives a large-sample approximation to the posterior model probabilities</w:t>
-        </w:r>
-      </w:ins>
-      <w:ins w:id="767" w:author="PR Preview" w:date="2026-01-01T00:00:00Z">
-        <w:r>
-          <w:t xml:space="preserve"> </w:t>
-        </w:r>
-      </w:ins>
-      <w:ins w:id="768" w:author="PR Preview" w:date="2026-01-01T00:00:00Z">
-        <w:r>
-          <w:t xml:space="preserve">[8]</w:t>
-        </w:r>
-      </w:ins>
-      <w:ins w:id="769" w:author="PR Preview" w:date="2026-01-01T00:00:00Z">
-        <w:r>
-          <w:t xml:space="preserve"> </w:t>
-        </w:r>
-      </w:ins>
-      <w:ins w:id="770" w:author="PR Preview" w:date="2026-01-01T00:00:00Z">
-        <w:r>
-          <w:t xml:space="preserve">[9]</w:t>
-        </w:r>
-      </w:ins>
-      <w:ins w:id="771" w:author="PR Preview" w:date="2026-01-01T00:00:00Z">
         <w:r>
           <w:t xml:space="preserve">:</w:t>
         </w:r>
@@ -18937,78 +18902,78 @@
       <w:pPr>
         <w:pStyle w:val="Bibliography"/>
       </w:pPr>
+      <w:del w:id="766" w:author="PR Preview" w:date="2026-01-01T00:00:00Z">
+        <w:r>
+          <w:delText xml:space="preserve">[2]</w:delText>
+        </w:r>
+      </w:del>
+      <w:del w:id="767" w:author="PR Preview" w:date="2026-01-01T00:00:00Z">
+        <w:r>
+          <w:delText xml:space="preserve"> </w:delText>
+        </w:r>
+      </w:del>
+      <w:del w:id="768" w:author="PR Preview" w:date="2026-01-01T00:00:00Z">
+        <w:r>
+          <w:delText xml:space="preserve">	</w:delText>
+        </w:r>
+      </w:del>
+      <w:del w:id="769" w:author="PR Preview" w:date="2026-01-01T00:00:00Z">
+        <w:r>
+          <w:delText xml:space="preserve">Wikipedia contributors,</w:delText>
+        </w:r>
+      </w:del>
+      <w:del w:id="770" w:author="PR Preview" w:date="2026-01-01T00:00:00Z">
+        <w:r>
+          <w:delText xml:space="preserve"> </w:delText>
+        </w:r>
+      </w:del>
+      <w:del w:id="771" w:author="PR Preview" w:date="2026-01-01T00:00:00Z">
+        <w:r>
+          <w:delText xml:space="preserve">“Bayesian hierarchical modeling —</w:delText>
+        </w:r>
+      </w:del>
       <w:del w:id="772" w:author="PR Preview" w:date="2026-01-01T00:00:00Z">
         <w:r>
-          <w:delText xml:space="preserve">[2]</w:delText>
+          <w:delText xml:space="preserve"> </w:delText>
         </w:r>
       </w:del>
       <w:del w:id="773" w:author="PR Preview" w:date="2026-01-01T00:00:00Z">
         <w:r>
+          <w:delText xml:space="preserve">Wikipedia</w:delText>
+        </w:r>
+      </w:del>
+      <w:del w:id="774" w:author="PR Preview" w:date="2026-01-01T00:00:00Z">
+        <w:r>
+          <w:delText xml:space="preserve">,</w:delText>
+        </w:r>
+      </w:del>
+      <w:del w:id="775" w:author="PR Preview" w:date="2026-01-01T00:00:00Z">
+        <w:r>
           <w:delText xml:space="preserve"> </w:delText>
         </w:r>
       </w:del>
-      <w:del w:id="774" w:author="PR Preview" w:date="2026-01-01T00:00:00Z">
-        <w:r>
-          <w:delText xml:space="preserve">	</w:delText>
-        </w:r>
-      </w:del>
-      <w:del w:id="775" w:author="PR Preview" w:date="2026-01-01T00:00:00Z">
-        <w:r>
-          <w:delText xml:space="preserve">Wikipedia contributors,</w:delText>
-        </w:r>
-      </w:del>
       <w:del w:id="776" w:author="PR Preview" w:date="2026-01-01T00:00:00Z">
         <w:r>
+          <w:delText xml:space="preserve">the free encyclopedia.”</w:delText>
+        </w:r>
+      </w:del>
+      <w:del w:id="777" w:author="PR Preview" w:date="2026-01-01T00:00:00Z">
+        <w:r>
           <w:delText xml:space="preserve"> </w:delText>
         </w:r>
       </w:del>
-      <w:del w:id="777" w:author="PR Preview" w:date="2026-01-01T00:00:00Z">
-        <w:r>
-          <w:delText xml:space="preserve">“Bayesian hierarchical modeling —</w:delText>
-        </w:r>
-      </w:del>
       <w:del w:id="778" w:author="PR Preview" w:date="2026-01-01T00:00:00Z">
         <w:r>
+          <w:delText xml:space="preserve">2026. Available:</w:delText>
+        </w:r>
+      </w:del>
+      <w:del w:id="779" w:author="PR Preview" w:date="2026-01-01T00:00:00Z">
+        <w:r>
           <w:delText xml:space="preserve"> </w:delText>
         </w:r>
       </w:del>
-      <w:del w:id="779" w:author="PR Preview" w:date="2026-01-01T00:00:00Z">
-        <w:r>
-          <w:delText xml:space="preserve">Wikipedia</w:delText>
-        </w:r>
-      </w:del>
-      <w:del w:id="780" w:author="PR Preview" w:date="2026-01-01T00:00:00Z">
-        <w:r>
-          <w:delText xml:space="preserve">,</w:delText>
-        </w:r>
-      </w:del>
-      <w:del w:id="781" w:author="PR Preview" w:date="2026-01-01T00:00:00Z">
-        <w:r>
-          <w:delText xml:space="preserve"> </w:delText>
-        </w:r>
-      </w:del>
-      <w:del w:id="782" w:author="PR Preview" w:date="2026-01-01T00:00:00Z">
-        <w:r>
-          <w:delText xml:space="preserve">the free encyclopedia.”</w:delText>
-        </w:r>
-      </w:del>
-      <w:del w:id="783" w:author="PR Preview" w:date="2026-01-01T00:00:00Z">
-        <w:r>
-          <w:delText xml:space="preserve"> </w:delText>
-        </w:r>
-      </w:del>
-      <w:del w:id="784" w:author="PR Preview" w:date="2026-01-01T00:00:00Z">
-        <w:r>
-          <w:delText xml:space="preserve">2026. Available:</w:delText>
-        </w:r>
-      </w:del>
-      <w:del w:id="785" w:author="PR Preview" w:date="2026-01-01T00:00:00Z">
-        <w:r>
-          <w:delText xml:space="preserve"> </w:delText>
-        </w:r>
-      </w:del>
       <w:hyperlink r:id="rId65">
-        <w:del w:id="786" w:author="PR Preview" w:date="2026-01-01T00:00:00Z">
+        <w:del w:id="780" w:author="PR Preview" w:date="2026-01-01T00:00:00Z">
           <w:r>
             <w:rPr>
               <w:rStyle w:val="Hyperlink"/>
@@ -19022,42 +18987,42 @@
       <w:pPr>
         <w:pStyle w:val="Bibliography"/>
       </w:pPr>
+      <w:del w:id="781" w:author="PR Preview" w:date="2026-01-01T00:00:00Z">
+        <w:r>
+          <w:delText xml:space="preserve">[3]</w:delText>
+        </w:r>
+      </w:del>
+      <w:del w:id="782" w:author="PR Preview" w:date="2026-01-01T00:00:00Z">
+        <w:r>
+          <w:delText xml:space="preserve"> </w:delText>
+        </w:r>
+      </w:del>
+      <w:del w:id="783" w:author="PR Preview" w:date="2026-01-01T00:00:00Z">
+        <w:r>
+          <w:delText xml:space="preserve">	</w:delText>
+        </w:r>
+      </w:del>
+      <w:del w:id="784" w:author="PR Preview" w:date="2026-01-01T00:00:00Z">
+        <w:r>
+          <w:delText xml:space="preserve">G. Schwarz,</w:delText>
+        </w:r>
+      </w:del>
+      <w:del w:id="785" w:author="PR Preview" w:date="2026-01-01T00:00:00Z">
+        <w:r>
+          <w:delText xml:space="preserve"> </w:delText>
+        </w:r>
+      </w:del>
+      <w:del w:id="786" w:author="PR Preview" w:date="2026-01-01T00:00:00Z">
+        <w:r>
+          <w:delText xml:space="preserve">“Estimating the dimension of a model,”</w:delText>
+        </w:r>
+      </w:del>
       <w:del w:id="787" w:author="PR Preview" w:date="2026-01-01T00:00:00Z">
         <w:r>
-          <w:delText xml:space="preserve">[3]</w:delText>
+          <w:delText xml:space="preserve"> </w:delText>
         </w:r>
       </w:del>
       <w:del w:id="788" w:author="PR Preview" w:date="2026-01-01T00:00:00Z">
-        <w:r>
-          <w:delText xml:space="preserve"> </w:delText>
-        </w:r>
-      </w:del>
-      <w:del w:id="789" w:author="PR Preview" w:date="2026-01-01T00:00:00Z">
-        <w:r>
-          <w:delText xml:space="preserve">	</w:delText>
-        </w:r>
-      </w:del>
-      <w:del w:id="790" w:author="PR Preview" w:date="2026-01-01T00:00:00Z">
-        <w:r>
-          <w:delText xml:space="preserve">G. Schwarz,</w:delText>
-        </w:r>
-      </w:del>
-      <w:del w:id="791" w:author="PR Preview" w:date="2026-01-01T00:00:00Z">
-        <w:r>
-          <w:delText xml:space="preserve"> </w:delText>
-        </w:r>
-      </w:del>
-      <w:del w:id="792" w:author="PR Preview" w:date="2026-01-01T00:00:00Z">
-        <w:r>
-          <w:delText xml:space="preserve">“Estimating the dimension of a model,”</w:delText>
-        </w:r>
-      </w:del>
-      <w:del w:id="793" w:author="PR Preview" w:date="2026-01-01T00:00:00Z">
-        <w:r>
-          <w:delText xml:space="preserve"> </w:delText>
-        </w:r>
-      </w:del>
-      <w:del w:id="794" w:author="PR Preview" w:date="2026-01-01T00:00:00Z">
         <w:r>
           <w:rPr>
             <w:i/>
@@ -19066,18 +19031,18 @@
           <w:delText xml:space="preserve">The Annals of Statistics</w:delText>
         </w:r>
       </w:del>
-      <w:del w:id="795" w:author="PR Preview" w:date="2026-01-01T00:00:00Z">
+      <w:del w:id="789" w:author="PR Preview" w:date="2026-01-01T00:00:00Z">
         <w:r>
           <w:delText xml:space="preserve">, vol. 6, no. 2, pp. 461–464, 1978, doi:</w:delText>
         </w:r>
       </w:del>
-      <w:del w:id="796" w:author="PR Preview" w:date="2026-01-01T00:00:00Z">
+      <w:del w:id="790" w:author="PR Preview" w:date="2026-01-01T00:00:00Z">
         <w:r>
           <w:delText xml:space="preserve"> </w:delText>
         </w:r>
       </w:del>
       <w:hyperlink r:id="rId67">
-        <w:del w:id="797" w:author="PR Preview" w:date="2026-01-01T00:00:00Z">
+        <w:del w:id="791" w:author="PR Preview" w:date="2026-01-01T00:00:00Z">
           <w:r>
             <w:rPr>
               <w:rStyle w:val="Hyperlink"/>
@@ -19086,7 +19051,7 @@
           </w:r>
         </w:del>
       </w:hyperlink>
-      <w:del w:id="798" w:author="PR Preview" w:date="2026-01-01T00:00:00Z">
+      <w:del w:id="792" w:author="PR Preview" w:date="2026-01-01T00:00:00Z">
         <w:r>
           <w:delText xml:space="preserve">.</w:delText>
         </w:r>
@@ -19096,78 +19061,78 @@
       <w:pPr>
         <w:pStyle w:val="Bibliography"/>
       </w:pPr>
+      <w:del w:id="793" w:author="PR Preview" w:date="2026-01-01T00:00:00Z">
+        <w:r>
+          <w:delText xml:space="preserve">[4]</w:delText>
+        </w:r>
+      </w:del>
+      <w:del w:id="794" w:author="PR Preview" w:date="2026-01-01T00:00:00Z">
+        <w:r>
+          <w:delText xml:space="preserve"> </w:delText>
+        </w:r>
+      </w:del>
+      <w:del w:id="795" w:author="PR Preview" w:date="2026-01-01T00:00:00Z">
+        <w:r>
+          <w:delText xml:space="preserve">	</w:delText>
+        </w:r>
+      </w:del>
+      <w:del w:id="796" w:author="PR Preview" w:date="2026-01-01T00:00:00Z">
+        <w:r>
+          <w:delText xml:space="preserve">Wikipedia contributors,</w:delText>
+        </w:r>
+      </w:del>
+      <w:del w:id="797" w:author="PR Preview" w:date="2026-01-01T00:00:00Z">
+        <w:r>
+          <w:delText xml:space="preserve"> </w:delText>
+        </w:r>
+      </w:del>
+      <w:del w:id="798" w:author="PR Preview" w:date="2026-01-01T00:00:00Z">
+        <w:r>
+          <w:delText xml:space="preserve">“Bayesian information criterion —</w:delText>
+        </w:r>
+      </w:del>
       <w:del w:id="799" w:author="PR Preview" w:date="2026-01-01T00:00:00Z">
         <w:r>
-          <w:delText xml:space="preserve">[4]</w:delText>
+          <w:delText xml:space="preserve"> </w:delText>
         </w:r>
       </w:del>
       <w:del w:id="800" w:author="PR Preview" w:date="2026-01-01T00:00:00Z">
         <w:r>
+          <w:delText xml:space="preserve">Wikipedia</w:delText>
+        </w:r>
+      </w:del>
+      <w:del w:id="801" w:author="PR Preview" w:date="2026-01-01T00:00:00Z">
+        <w:r>
+          <w:delText xml:space="preserve">,</w:delText>
+        </w:r>
+      </w:del>
+      <w:del w:id="802" w:author="PR Preview" w:date="2026-01-01T00:00:00Z">
+        <w:r>
           <w:delText xml:space="preserve"> </w:delText>
         </w:r>
       </w:del>
-      <w:del w:id="801" w:author="PR Preview" w:date="2026-01-01T00:00:00Z">
-        <w:r>
-          <w:delText xml:space="preserve">	</w:delText>
-        </w:r>
-      </w:del>
-      <w:del w:id="802" w:author="PR Preview" w:date="2026-01-01T00:00:00Z">
-        <w:r>
-          <w:delText xml:space="preserve">Wikipedia contributors,</w:delText>
-        </w:r>
-      </w:del>
       <w:del w:id="803" w:author="PR Preview" w:date="2026-01-01T00:00:00Z">
         <w:r>
+          <w:delText xml:space="preserve">the free encyclopedia.”</w:delText>
+        </w:r>
+      </w:del>
+      <w:del w:id="804" w:author="PR Preview" w:date="2026-01-01T00:00:00Z">
+        <w:r>
           <w:delText xml:space="preserve"> </w:delText>
         </w:r>
       </w:del>
-      <w:del w:id="804" w:author="PR Preview" w:date="2026-01-01T00:00:00Z">
-        <w:r>
-          <w:delText xml:space="preserve">“Bayesian information criterion —</w:delText>
-        </w:r>
-      </w:del>
       <w:del w:id="805" w:author="PR Preview" w:date="2026-01-01T00:00:00Z">
         <w:r>
+          <w:delText xml:space="preserve">2026. Available:</w:delText>
+        </w:r>
+      </w:del>
+      <w:del w:id="806" w:author="PR Preview" w:date="2026-01-01T00:00:00Z">
+        <w:r>
           <w:delText xml:space="preserve"> </w:delText>
         </w:r>
       </w:del>
-      <w:del w:id="806" w:author="PR Preview" w:date="2026-01-01T00:00:00Z">
-        <w:r>
-          <w:delText xml:space="preserve">Wikipedia</w:delText>
-        </w:r>
-      </w:del>
-      <w:del w:id="807" w:author="PR Preview" w:date="2026-01-01T00:00:00Z">
-        <w:r>
-          <w:delText xml:space="preserve">,</w:delText>
-        </w:r>
-      </w:del>
-      <w:del w:id="808" w:author="PR Preview" w:date="2026-01-01T00:00:00Z">
-        <w:r>
-          <w:delText xml:space="preserve"> </w:delText>
-        </w:r>
-      </w:del>
-      <w:del w:id="809" w:author="PR Preview" w:date="2026-01-01T00:00:00Z">
-        <w:r>
-          <w:delText xml:space="preserve">the free encyclopedia.”</w:delText>
-        </w:r>
-      </w:del>
-      <w:del w:id="810" w:author="PR Preview" w:date="2026-01-01T00:00:00Z">
-        <w:r>
-          <w:delText xml:space="preserve"> </w:delText>
-        </w:r>
-      </w:del>
-      <w:del w:id="811" w:author="PR Preview" w:date="2026-01-01T00:00:00Z">
-        <w:r>
-          <w:delText xml:space="preserve">2026. Available:</w:delText>
-        </w:r>
-      </w:del>
-      <w:del w:id="812" w:author="PR Preview" w:date="2026-01-01T00:00:00Z">
-        <w:r>
-          <w:delText xml:space="preserve"> </w:delText>
-        </w:r>
-      </w:del>
       <w:hyperlink r:id="rId69">
-        <w:del w:id="813" w:author="PR Preview" w:date="2026-01-01T00:00:00Z">
+        <w:del w:id="807" w:author="PR Preview" w:date="2026-01-01T00:00:00Z">
           <w:r>
             <w:rPr>
               <w:rStyle w:val="Hyperlink"/>
@@ -19181,32 +19146,32 @@
       <w:pPr>
         <w:pStyle w:val="Bibliography"/>
       </w:pPr>
-      <w:ins w:id="814" w:author="PR Preview" w:date="2026-01-01T00:00:00Z">
+      <w:ins w:id="808" w:author="PR Preview" w:date="2026-01-01T00:00:00Z">
         <w:r>
           <w:t xml:space="preserve">[2]</w:t>
         </w:r>
       </w:ins>
-      <w:ins w:id="815" w:author="PR Preview" w:date="2026-01-01T00:00:00Z">
-        <w:r>
-          <w:t xml:space="preserve"> </w:t>
-        </w:r>
-      </w:ins>
-      <w:ins w:id="816" w:author="PR Preview" w:date="2026-01-01T00:00:00Z">
+      <w:ins w:id="809" w:author="PR Preview" w:date="2026-01-01T00:00:00Z">
+        <w:r>
+          <w:t xml:space="preserve"> </w:t>
+        </w:r>
+      </w:ins>
+      <w:ins w:id="810" w:author="PR Preview" w:date="2026-01-01T00:00:00Z">
         <w:r>
           <w:t xml:space="preserve">	</w:t>
         </w:r>
       </w:ins>
-      <w:ins w:id="817" w:author="PR Preview" w:date="2026-01-01T00:00:00Z">
+      <w:ins w:id="811" w:author="PR Preview" w:date="2026-01-01T00:00:00Z">
         <w:r>
           <w:t xml:space="preserve">B. Carpenter</w:t>
         </w:r>
       </w:ins>
-      <w:ins w:id="818" w:author="PR Preview" w:date="2026-01-01T00:00:00Z">
-        <w:r>
-          <w:t xml:space="preserve"> </w:t>
-        </w:r>
-      </w:ins>
-      <w:ins w:id="819" w:author="PR Preview" w:date="2026-01-01T00:00:00Z">
+      <w:ins w:id="812" w:author="PR Preview" w:date="2026-01-01T00:00:00Z">
+        <w:r>
+          <w:t xml:space="preserve"> </w:t>
+        </w:r>
+      </w:ins>
+      <w:ins w:id="813" w:author="PR Preview" w:date="2026-01-01T00:00:00Z">
         <w:r>
           <w:rPr>
             <w:i/>
@@ -19215,27 +19180,27 @@
           <w:t xml:space="preserve">et al.</w:t>
         </w:r>
       </w:ins>
-      <w:ins w:id="820" w:author="PR Preview" w:date="2026-01-01T00:00:00Z">
+      <w:ins w:id="814" w:author="PR Preview" w:date="2026-01-01T00:00:00Z">
         <w:r>
           <w:t xml:space="preserve">,</w:t>
         </w:r>
       </w:ins>
-      <w:ins w:id="821" w:author="PR Preview" w:date="2026-01-01T00:00:00Z">
-        <w:r>
-          <w:t xml:space="preserve"> </w:t>
-        </w:r>
-      </w:ins>
-      <w:ins w:id="822" w:author="PR Preview" w:date="2026-01-01T00:00:00Z">
+      <w:ins w:id="815" w:author="PR Preview" w:date="2026-01-01T00:00:00Z">
+        <w:r>
+          <w:t xml:space="preserve"> </w:t>
+        </w:r>
+      </w:ins>
+      <w:ins w:id="816" w:author="PR Preview" w:date="2026-01-01T00:00:00Z">
         <w:r>
           <w:t xml:space="preserve">“Stan: A probabilistic programming language,”</w:t>
         </w:r>
       </w:ins>
-      <w:ins w:id="823" w:author="PR Preview" w:date="2026-01-01T00:00:00Z">
-        <w:r>
-          <w:t xml:space="preserve"> </w:t>
-        </w:r>
-      </w:ins>
-      <w:ins w:id="824" w:author="PR Preview" w:date="2026-01-01T00:00:00Z">
+      <w:ins w:id="817" w:author="PR Preview" w:date="2026-01-01T00:00:00Z">
+        <w:r>
+          <w:t xml:space="preserve"> </w:t>
+        </w:r>
+      </w:ins>
+      <w:ins w:id="818" w:author="PR Preview" w:date="2026-01-01T00:00:00Z">
         <w:r>
           <w:rPr>
             <w:i/>
@@ -19244,18 +19209,18 @@
           <w:t xml:space="preserve">Journal of Statistical Software</w:t>
         </w:r>
       </w:ins>
-      <w:ins w:id="825" w:author="PR Preview" w:date="2026-01-01T00:00:00Z">
+      <w:ins w:id="819" w:author="PR Preview" w:date="2026-01-01T00:00:00Z">
         <w:r>
           <w:t xml:space="preserve">, vol. 76, no. 1, pp. 1–32, 2017, doi:</w:t>
         </w:r>
       </w:ins>
-      <w:ins w:id="826" w:author="PR Preview" w:date="2026-01-01T00:00:00Z">
+      <w:ins w:id="820" w:author="PR Preview" w:date="2026-01-01T00:00:00Z">
         <w:r>
           <w:t xml:space="preserve"> </w:t>
         </w:r>
       </w:ins>
       <w:hyperlink r:id="rId55">
-        <w:ins w:id="827" w:author="PR Preview" w:date="2026-01-01T00:00:00Z">
+        <w:ins w:id="821" w:author="PR Preview" w:date="2026-01-01T00:00:00Z">
           <w:r>
             <w:rPr>
               <w:rStyle w:val="Hyperlink"/>
@@ -19264,7 +19229,7 @@
           </w:r>
         </w:ins>
       </w:hyperlink>
-      <w:ins w:id="828" w:author="PR Preview" w:date="2026-01-01T00:00:00Z">
+      <w:ins w:id="822" w:author="PR Preview" w:date="2026-01-01T00:00:00Z">
         <w:r>
           <w:t xml:space="preserve">.</w:t>
         </w:r>
@@ -19276,24 +19241,54 @@
       <w:pPr>
         <w:pStyle w:val="Bibliography"/>
       </w:pPr>
+      <w:ins w:id="823" w:author="PR Preview" w:date="2026-01-01T00:00:00Z">
+        <w:r>
+          <w:t xml:space="preserve">[3]</w:t>
+        </w:r>
+      </w:ins>
+      <w:ins w:id="824" w:author="PR Preview" w:date="2026-01-01T00:00:00Z">
+        <w:r>
+          <w:t xml:space="preserve"> </w:t>
+        </w:r>
+      </w:ins>
+      <w:ins w:id="825" w:author="PR Preview" w:date="2026-01-01T00:00:00Z">
+        <w:r>
+          <w:t xml:space="preserve">	</w:t>
+        </w:r>
+      </w:ins>
+      <w:ins w:id="826" w:author="PR Preview" w:date="2026-01-01T00:00:00Z">
+        <w:r>
+          <w:t xml:space="preserve">M. Plummer,</w:t>
+        </w:r>
+      </w:ins>
+      <w:ins w:id="827" w:author="PR Preview" w:date="2026-01-01T00:00:00Z">
+        <w:r>
+          <w:t xml:space="preserve"> </w:t>
+        </w:r>
+      </w:ins>
+      <w:ins w:id="828" w:author="PR Preview" w:date="2026-01-01T00:00:00Z">
+        <w:r>
+          <w:t xml:space="preserve">“</w:t>
+        </w:r>
+      </w:ins>
       <w:ins w:id="829" w:author="PR Preview" w:date="2026-01-01T00:00:00Z">
         <w:r>
-          <w:t xml:space="preserve">[3]</w:t>
+          <w:t xml:space="preserve">JAGS</w:t>
         </w:r>
       </w:ins>
       <w:ins w:id="830" w:author="PR Preview" w:date="2026-01-01T00:00:00Z">
         <w:r>
-          <w:t xml:space="preserve"> </w:t>
+          <w:t xml:space="preserve">: A program for analysis of</w:t>
         </w:r>
       </w:ins>
       <w:ins w:id="831" w:author="PR Preview" w:date="2026-01-01T00:00:00Z">
         <w:r>
-          <w:t xml:space="preserve">	</w:t>
+          <w:t xml:space="preserve"> </w:t>
         </w:r>
       </w:ins>
       <w:ins w:id="832" w:author="PR Preview" w:date="2026-01-01T00:00:00Z">
         <w:r>
-          <w:t xml:space="preserve">M. Plummer,</w:t>
+          <w:t xml:space="preserve">Bayesian</w:t>
         </w:r>
       </w:ins>
       <w:ins w:id="833" w:author="PR Preview" w:date="2026-01-01T00:00:00Z">
@@ -19303,17 +19298,17 @@
       </w:ins>
       <w:ins w:id="834" w:author="PR Preview" w:date="2026-01-01T00:00:00Z">
         <w:r>
-          <w:t xml:space="preserve">“</w:t>
+          <w:t xml:space="preserve">graphical models using</w:t>
         </w:r>
       </w:ins>
       <w:ins w:id="835" w:author="PR Preview" w:date="2026-01-01T00:00:00Z">
         <w:r>
-          <w:t xml:space="preserve">JAGS</w:t>
+          <w:t xml:space="preserve"> </w:t>
         </w:r>
       </w:ins>
       <w:ins w:id="836" w:author="PR Preview" w:date="2026-01-01T00:00:00Z">
         <w:r>
-          <w:t xml:space="preserve">: A program for analysis of</w:t>
+          <w:t xml:space="preserve">Gibbs</w:t>
         </w:r>
       </w:ins>
       <w:ins w:id="837" w:author="PR Preview" w:date="2026-01-01T00:00:00Z">
@@ -19323,7 +19318,7 @@
       </w:ins>
       <w:ins w:id="838" w:author="PR Preview" w:date="2026-01-01T00:00:00Z">
         <w:r>
-          <w:t xml:space="preserve">Bayesian</w:t>
+          <w:t xml:space="preserve">sampling,”</w:t>
         </w:r>
       </w:ins>
       <w:ins w:id="839" w:author="PR Preview" w:date="2026-01-01T00:00:00Z">
@@ -19333,7 +19328,7 @@
       </w:ins>
       <w:ins w:id="840" w:author="PR Preview" w:date="2026-01-01T00:00:00Z">
         <w:r>
-          <w:t xml:space="preserve">graphical models using</w:t>
+          <w:t xml:space="preserve">in</w:t>
         </w:r>
       </w:ins>
       <w:ins w:id="841" w:author="PR Preview" w:date="2026-01-01T00:00:00Z">
@@ -19342,36 +19337,6 @@
         </w:r>
       </w:ins>
       <w:ins w:id="842" w:author="PR Preview" w:date="2026-01-01T00:00:00Z">
-        <w:r>
-          <w:t xml:space="preserve">Gibbs</w:t>
-        </w:r>
-      </w:ins>
-      <w:ins w:id="843" w:author="PR Preview" w:date="2026-01-01T00:00:00Z">
-        <w:r>
-          <w:t xml:space="preserve"> </w:t>
-        </w:r>
-      </w:ins>
-      <w:ins w:id="844" w:author="PR Preview" w:date="2026-01-01T00:00:00Z">
-        <w:r>
-          <w:t xml:space="preserve">sampling,”</w:t>
-        </w:r>
-      </w:ins>
-      <w:ins w:id="845" w:author="PR Preview" w:date="2026-01-01T00:00:00Z">
-        <w:r>
-          <w:t xml:space="preserve"> </w:t>
-        </w:r>
-      </w:ins>
-      <w:ins w:id="846" w:author="PR Preview" w:date="2026-01-01T00:00:00Z">
-        <w:r>
-          <w:t xml:space="preserve">in</w:t>
-        </w:r>
-      </w:ins>
-      <w:ins w:id="847" w:author="PR Preview" w:date="2026-01-01T00:00:00Z">
-        <w:r>
-          <w:t xml:space="preserve"> </w:t>
-        </w:r>
-      </w:ins>
-      <w:ins w:id="848" w:author="PR Preview" w:date="2026-01-01T00:00:00Z">
         <w:r>
           <w:rPr>
             <w:i/>
@@ -19380,18 +19345,18 @@
           <w:t xml:space="preserve">Proceedings of the 3rd international workshop on distributed statistical computing</w:t>
         </w:r>
       </w:ins>
-      <w:ins w:id="849" w:author="PR Preview" w:date="2026-01-01T00:00:00Z">
+      <w:ins w:id="843" w:author="PR Preview" w:date="2026-01-01T00:00:00Z">
         <w:r>
           <w:t xml:space="preserve">, 2003. Available:</w:t>
         </w:r>
       </w:ins>
-      <w:ins w:id="850" w:author="PR Preview" w:date="2026-01-01T00:00:00Z">
+      <w:ins w:id="844" w:author="PR Preview" w:date="2026-01-01T00:00:00Z">
         <w:r>
           <w:t xml:space="preserve"> </w:t>
         </w:r>
       </w:ins>
       <w:hyperlink r:id="rId57">
-        <w:ins w:id="851" w:author="PR Preview" w:date="2026-01-01T00:00:00Z">
+        <w:ins w:id="845" w:author="PR Preview" w:date="2026-01-01T00:00:00Z">
           <w:r>
             <w:rPr>
               <w:rStyle w:val="Hyperlink"/>
@@ -19407,32 +19372,32 @@
       <w:pPr>
         <w:pStyle w:val="Bibliography"/>
       </w:pPr>
-      <w:ins w:id="852" w:author="PR Preview" w:date="2026-01-01T00:00:00Z">
+      <w:ins w:id="846" w:author="PR Preview" w:date="2026-01-01T00:00:00Z">
         <w:r>
           <w:t xml:space="preserve">[4]</w:t>
         </w:r>
       </w:ins>
-      <w:ins w:id="853" w:author="PR Preview" w:date="2026-01-01T00:00:00Z">
-        <w:r>
-          <w:t xml:space="preserve"> </w:t>
-        </w:r>
-      </w:ins>
-      <w:ins w:id="854" w:author="PR Preview" w:date="2026-01-01T00:00:00Z">
+      <w:ins w:id="847" w:author="PR Preview" w:date="2026-01-01T00:00:00Z">
+        <w:r>
+          <w:t xml:space="preserve"> </w:t>
+        </w:r>
+      </w:ins>
+      <w:ins w:id="848" w:author="PR Preview" w:date="2026-01-01T00:00:00Z">
         <w:r>
           <w:t xml:space="preserve">	</w:t>
         </w:r>
       </w:ins>
-      <w:ins w:id="855" w:author="PR Preview" w:date="2026-01-01T00:00:00Z">
+      <w:ins w:id="849" w:author="PR Preview" w:date="2026-01-01T00:00:00Z">
         <w:r>
           <w:t xml:space="preserve">M. Plummer,</w:t>
         </w:r>
       </w:ins>
-      <w:ins w:id="856" w:author="PR Preview" w:date="2026-01-01T00:00:00Z">
-        <w:r>
-          <w:t xml:space="preserve"> </w:t>
-        </w:r>
-      </w:ins>
-      <w:ins w:id="857" w:author="PR Preview" w:date="2026-01-01T00:00:00Z">
+      <w:ins w:id="850" w:author="PR Preview" w:date="2026-01-01T00:00:00Z">
+        <w:r>
+          <w:t xml:space="preserve"> </w:t>
+        </w:r>
+      </w:ins>
+      <w:ins w:id="851" w:author="PR Preview" w:date="2026-01-01T00:00:00Z">
         <w:r>
           <w:rPr>
             <w:i/>
@@ -19441,7 +19406,7 @@
           <w:t xml:space="preserve">JAGS</w:t>
         </w:r>
       </w:ins>
-      <w:ins w:id="858" w:author="PR Preview" w:date="2026-01-01T00:00:00Z">
+      <w:ins w:id="852" w:author="PR Preview" w:date="2026-01-01T00:00:00Z">
         <w:r>
           <w:rPr>
             <w:i/>
@@ -19450,7 +19415,7 @@
           <w:t xml:space="preserve"> </w:t>
         </w:r>
       </w:ins>
-      <w:ins w:id="859" w:author="PR Preview" w:date="2026-01-01T00:00:00Z">
+      <w:ins w:id="853" w:author="PR Preview" w:date="2026-01-01T00:00:00Z">
         <w:r>
           <w:rPr>
             <w:i/>
@@ -19459,18 +19424,18 @@
           <w:t xml:space="preserve">version 4.3.0 user manual</w:t>
         </w:r>
       </w:ins>
-      <w:ins w:id="860" w:author="PR Preview" w:date="2026-01-01T00:00:00Z">
+      <w:ins w:id="854" w:author="PR Preview" w:date="2026-01-01T00:00:00Z">
         <w:r>
           <w:t xml:space="preserve">. 2017. Available:</w:t>
         </w:r>
       </w:ins>
-      <w:ins w:id="861" w:author="PR Preview" w:date="2026-01-01T00:00:00Z">
+      <w:ins w:id="855" w:author="PR Preview" w:date="2026-01-01T00:00:00Z">
         <w:r>
           <w:t xml:space="preserve"> </w:t>
         </w:r>
       </w:ins>
       <w:hyperlink r:id="rId59">
-        <w:ins w:id="862" w:author="PR Preview" w:date="2026-01-01T00:00:00Z">
+        <w:ins w:id="856" w:author="PR Preview" w:date="2026-01-01T00:00:00Z">
           <w:r>
             <w:rPr>
               <w:rStyle w:val="Hyperlink"/>
@@ -19486,24 +19451,54 @@
       <w:pPr>
         <w:pStyle w:val="Bibliography"/>
       </w:pPr>
+      <w:ins w:id="857" w:author="PR Preview" w:date="2026-01-01T00:00:00Z">
+        <w:r>
+          <w:t xml:space="preserve">[5]</w:t>
+        </w:r>
+      </w:ins>
+      <w:ins w:id="858" w:author="PR Preview" w:date="2026-01-01T00:00:00Z">
+        <w:r>
+          <w:t xml:space="preserve"> </w:t>
+        </w:r>
+      </w:ins>
+      <w:ins w:id="859" w:author="PR Preview" w:date="2026-01-01T00:00:00Z">
+        <w:r>
+          <w:t xml:space="preserve">	</w:t>
+        </w:r>
+      </w:ins>
+      <w:ins w:id="860" w:author="PR Preview" w:date="2026-01-01T00:00:00Z">
+        <w:r>
+          <w:t xml:space="preserve">M. D. Hoffman and A. Gelman,</w:t>
+        </w:r>
+      </w:ins>
+      <w:ins w:id="861" w:author="PR Preview" w:date="2026-01-01T00:00:00Z">
+        <w:r>
+          <w:t xml:space="preserve"> </w:t>
+        </w:r>
+      </w:ins>
+      <w:ins w:id="862" w:author="PR Preview" w:date="2026-01-01T00:00:00Z">
+        <w:r>
+          <w:t xml:space="preserve">“The</w:t>
+        </w:r>
+      </w:ins>
       <w:ins w:id="863" w:author="PR Preview" w:date="2026-01-01T00:00:00Z">
         <w:r>
-          <w:t xml:space="preserve">[5]</w:t>
+          <w:t xml:space="preserve"> </w:t>
         </w:r>
       </w:ins>
       <w:ins w:id="864" w:author="PR Preview" w:date="2026-01-01T00:00:00Z">
         <w:r>
-          <w:t xml:space="preserve"> </w:t>
+          <w:t xml:space="preserve">No-U-Turn</w:t>
         </w:r>
       </w:ins>
       <w:ins w:id="865" w:author="PR Preview" w:date="2026-01-01T00:00:00Z">
         <w:r>
-          <w:t xml:space="preserve">	</w:t>
+          <w:t xml:space="preserve"> </w:t>
         </w:r>
       </w:ins>
       <w:ins w:id="866" w:author="PR Preview" w:date="2026-01-01T00:00:00Z">
         <w:r>
-          <w:t xml:space="preserve">M. D. Hoffman and A. Gelman,</w:t>
+          <w:t xml:space="preserve">sampler: Adaptively setting path lengths in</w:t>
         </w:r>
       </w:ins>
       <w:ins w:id="867" w:author="PR Preview" w:date="2026-01-01T00:00:00Z">
@@ -19513,50 +19508,20 @@
       </w:ins>
       <w:ins w:id="868" w:author="PR Preview" w:date="2026-01-01T00:00:00Z">
         <w:r>
-          <w:t xml:space="preserve">“The</w:t>
+          <w:t xml:space="preserve">Hamiltonian Monte Carlo</w:t>
         </w:r>
       </w:ins>
       <w:ins w:id="869" w:author="PR Preview" w:date="2026-01-01T00:00:00Z">
         <w:r>
-          <w:t xml:space="preserve"> </w:t>
+          <w:t xml:space="preserve">,”</w:t>
         </w:r>
       </w:ins>
       <w:ins w:id="870" w:author="PR Preview" w:date="2026-01-01T00:00:00Z">
         <w:r>
-          <w:t xml:space="preserve">No-U-Turn</w:t>
+          <w:t xml:space="preserve"> </w:t>
         </w:r>
       </w:ins>
       <w:ins w:id="871" w:author="PR Preview" w:date="2026-01-01T00:00:00Z">
-        <w:r>
-          <w:t xml:space="preserve"> </w:t>
-        </w:r>
-      </w:ins>
-      <w:ins w:id="872" w:author="PR Preview" w:date="2026-01-01T00:00:00Z">
-        <w:r>
-          <w:t xml:space="preserve">sampler: Adaptively setting path lengths in</w:t>
-        </w:r>
-      </w:ins>
-      <w:ins w:id="873" w:author="PR Preview" w:date="2026-01-01T00:00:00Z">
-        <w:r>
-          <w:t xml:space="preserve"> </w:t>
-        </w:r>
-      </w:ins>
-      <w:ins w:id="874" w:author="PR Preview" w:date="2026-01-01T00:00:00Z">
-        <w:r>
-          <w:t xml:space="preserve">Hamiltonian Monte Carlo</w:t>
-        </w:r>
-      </w:ins>
-      <w:ins w:id="875" w:author="PR Preview" w:date="2026-01-01T00:00:00Z">
-        <w:r>
-          <w:t xml:space="preserve">,”</w:t>
-        </w:r>
-      </w:ins>
-      <w:ins w:id="876" w:author="PR Preview" w:date="2026-01-01T00:00:00Z">
-        <w:r>
-          <w:t xml:space="preserve"> </w:t>
-        </w:r>
-      </w:ins>
-      <w:ins w:id="877" w:author="PR Preview" w:date="2026-01-01T00:00:00Z">
         <w:r>
           <w:rPr>
             <w:i/>
@@ -19565,18 +19530,18 @@
           <w:t xml:space="preserve">Journal of Machine Learning Research</w:t>
         </w:r>
       </w:ins>
-      <w:ins w:id="878" w:author="PR Preview" w:date="2026-01-01T00:00:00Z">
+      <w:ins w:id="872" w:author="PR Preview" w:date="2026-01-01T00:00:00Z">
         <w:r>
           <w:t xml:space="preserve">, vol. 15, no. 47, pp. 1593–1623, 2014, Available:</w:t>
         </w:r>
       </w:ins>
-      <w:ins w:id="879" w:author="PR Preview" w:date="2026-01-01T00:00:00Z">
+      <w:ins w:id="873" w:author="PR Preview" w:date="2026-01-01T00:00:00Z">
         <w:r>
           <w:t xml:space="preserve"> </w:t>
         </w:r>
       </w:ins>
       <w:hyperlink r:id="rId61">
-        <w:ins w:id="880" w:author="PR Preview" w:date="2026-01-01T00:00:00Z">
+        <w:ins w:id="874" w:author="PR Preview" w:date="2026-01-01T00:00:00Z">
           <w:r>
             <w:rPr>
               <w:rStyle w:val="Hyperlink"/>
@@ -19592,32 +19557,32 @@
       <w:pPr>
         <w:pStyle w:val="Bibliography"/>
       </w:pPr>
-      <w:ins w:id="881" w:author="PR Preview" w:date="2026-01-01T00:00:00Z">
+      <w:ins w:id="875" w:author="PR Preview" w:date="2026-01-01T00:00:00Z">
         <w:r>
           <w:t xml:space="preserve">[6]</w:t>
         </w:r>
       </w:ins>
-      <w:ins w:id="882" w:author="PR Preview" w:date="2026-01-01T00:00:00Z">
-        <w:r>
-          <w:t xml:space="preserve"> </w:t>
-        </w:r>
-      </w:ins>
-      <w:ins w:id="883" w:author="PR Preview" w:date="2026-01-01T00:00:00Z">
+      <w:ins w:id="876" w:author="PR Preview" w:date="2026-01-01T00:00:00Z">
+        <w:r>
+          <w:t xml:space="preserve"> </w:t>
+        </w:r>
+      </w:ins>
+      <w:ins w:id="877" w:author="PR Preview" w:date="2026-01-01T00:00:00Z">
         <w:r>
           <w:t xml:space="preserve">	</w:t>
         </w:r>
       </w:ins>
-      <w:ins w:id="884" w:author="PR Preview" w:date="2026-01-01T00:00:00Z">
+      <w:ins w:id="878" w:author="PR Preview" w:date="2026-01-01T00:00:00Z">
         <w:r>
           <w:t xml:space="preserve">Stan Development Team,</w:t>
         </w:r>
       </w:ins>
-      <w:ins w:id="885" w:author="PR Preview" w:date="2026-01-01T00:00:00Z">
-        <w:r>
-          <w:t xml:space="preserve"> </w:t>
-        </w:r>
-      </w:ins>
-      <w:ins w:id="886" w:author="PR Preview" w:date="2026-01-01T00:00:00Z">
+      <w:ins w:id="879" w:author="PR Preview" w:date="2026-01-01T00:00:00Z">
+        <w:r>
+          <w:t xml:space="preserve"> </w:t>
+        </w:r>
+      </w:ins>
+      <w:ins w:id="880" w:author="PR Preview" w:date="2026-01-01T00:00:00Z">
         <w:r>
           <w:rPr>
             <w:i/>
@@ -19626,18 +19591,18 @@
           <w:t xml:space="preserve">Stan user’s guide</w:t>
         </w:r>
       </w:ins>
-      <w:ins w:id="887" w:author="PR Preview" w:date="2026-01-01T00:00:00Z">
+      <w:ins w:id="881" w:author="PR Preview" w:date="2026-01-01T00:00:00Z">
         <w:r>
           <w:t xml:space="preserve">. 2026. Available:</w:t>
         </w:r>
       </w:ins>
-      <w:ins w:id="888" w:author="PR Preview" w:date="2026-01-01T00:00:00Z">
+      <w:ins w:id="882" w:author="PR Preview" w:date="2026-01-01T00:00:00Z">
         <w:r>
           <w:t xml:space="preserve"> </w:t>
         </w:r>
       </w:ins>
       <w:hyperlink r:id="rId63">
-        <w:ins w:id="889" w:author="PR Preview" w:date="2026-01-01T00:00:00Z">
+        <w:ins w:id="883" w:author="PR Preview" w:date="2026-01-01T00:00:00Z">
           <w:r>
             <w:rPr>
               <w:rStyle w:val="Hyperlink"/>
@@ -19653,78 +19618,78 @@
       <w:pPr>
         <w:pStyle w:val="Bibliography"/>
       </w:pPr>
+      <w:ins w:id="884" w:author="PR Preview" w:date="2026-01-01T00:00:00Z">
+        <w:r>
+          <w:t xml:space="preserve">[7]</w:t>
+        </w:r>
+      </w:ins>
+      <w:ins w:id="885" w:author="PR Preview" w:date="2026-01-01T00:00:00Z">
+        <w:r>
+          <w:t xml:space="preserve"> </w:t>
+        </w:r>
+      </w:ins>
+      <w:ins w:id="886" w:author="PR Preview" w:date="2026-01-01T00:00:00Z">
+        <w:r>
+          <w:t xml:space="preserve">	</w:t>
+        </w:r>
+      </w:ins>
+      <w:ins w:id="887" w:author="PR Preview" w:date="2026-01-01T00:00:00Z">
+        <w:r>
+          <w:t xml:space="preserve">Wikipedia contributors,</w:t>
+        </w:r>
+      </w:ins>
+      <w:ins w:id="888" w:author="PR Preview" w:date="2026-01-01T00:00:00Z">
+        <w:r>
+          <w:t xml:space="preserve"> </w:t>
+        </w:r>
+      </w:ins>
+      <w:ins w:id="889" w:author="PR Preview" w:date="2026-01-01T00:00:00Z">
+        <w:r>
+          <w:t xml:space="preserve">“Bayesian hierarchical modeling —</w:t>
+        </w:r>
+      </w:ins>
       <w:ins w:id="890" w:author="PR Preview" w:date="2026-01-01T00:00:00Z">
         <w:r>
-          <w:t xml:space="preserve">[7]</w:t>
+          <w:t xml:space="preserve"> </w:t>
         </w:r>
       </w:ins>
       <w:ins w:id="891" w:author="PR Preview" w:date="2026-01-01T00:00:00Z">
         <w:r>
-          <w:t xml:space="preserve"> </w:t>
+          <w:t xml:space="preserve">Wikipedia</w:t>
         </w:r>
       </w:ins>
       <w:ins w:id="892" w:author="PR Preview" w:date="2026-01-01T00:00:00Z">
         <w:r>
-          <w:t xml:space="preserve">	</w:t>
+          <w:t xml:space="preserve">,</w:t>
         </w:r>
       </w:ins>
       <w:ins w:id="893" w:author="PR Preview" w:date="2026-01-01T00:00:00Z">
         <w:r>
-          <w:t xml:space="preserve">Wikipedia contributors,</w:t>
+          <w:t xml:space="preserve"> </w:t>
         </w:r>
       </w:ins>
       <w:ins w:id="894" w:author="PR Preview" w:date="2026-01-01T00:00:00Z">
         <w:r>
-          <w:t xml:space="preserve"> </w:t>
+          <w:t xml:space="preserve">the free encyclopedia.”</w:t>
         </w:r>
       </w:ins>
       <w:ins w:id="895" w:author="PR Preview" w:date="2026-01-01T00:00:00Z">
         <w:r>
-          <w:t xml:space="preserve">“Bayesian hierarchical modeling —</w:t>
+          <w:t xml:space="preserve"> </w:t>
         </w:r>
       </w:ins>
       <w:ins w:id="896" w:author="PR Preview" w:date="2026-01-01T00:00:00Z">
         <w:r>
-          <w:t xml:space="preserve"> </w:t>
+          <w:t xml:space="preserve">2026. Available:</w:t>
         </w:r>
       </w:ins>
       <w:ins w:id="897" w:author="PR Preview" w:date="2026-01-01T00:00:00Z">
         <w:r>
-          <w:t xml:space="preserve">Wikipedia</w:t>
-        </w:r>
-      </w:ins>
-      <w:ins w:id="898" w:author="PR Preview" w:date="2026-01-01T00:00:00Z">
-        <w:r>
-          <w:t xml:space="preserve">,</w:t>
-        </w:r>
-      </w:ins>
-      <w:ins w:id="899" w:author="PR Preview" w:date="2026-01-01T00:00:00Z">
-        <w:r>
-          <w:t xml:space="preserve"> </w:t>
-        </w:r>
-      </w:ins>
-      <w:ins w:id="900" w:author="PR Preview" w:date="2026-01-01T00:00:00Z">
-        <w:r>
-          <w:t xml:space="preserve">the free encyclopedia.”</w:t>
-        </w:r>
-      </w:ins>
-      <w:ins w:id="901" w:author="PR Preview" w:date="2026-01-01T00:00:00Z">
-        <w:r>
-          <w:t xml:space="preserve"> </w:t>
-        </w:r>
-      </w:ins>
-      <w:ins w:id="902" w:author="PR Preview" w:date="2026-01-01T00:00:00Z">
-        <w:r>
-          <w:t xml:space="preserve">2026. Available:</w:t>
-        </w:r>
-      </w:ins>
-      <w:ins w:id="903" w:author="PR Preview" w:date="2026-01-01T00:00:00Z">
-        <w:r>
           <w:t xml:space="preserve"> </w:t>
         </w:r>
       </w:ins>
       <w:hyperlink r:id="rId65">
-        <w:ins w:id="904" w:author="PR Preview" w:date="2026-01-01T00:00:00Z">
+        <w:ins w:id="898" w:author="PR Preview" w:date="2026-01-01T00:00:00Z">
           <w:r>
             <w:rPr>
               <w:rStyle w:val="Hyperlink"/>
@@ -19740,42 +19705,42 @@
       <w:pPr>
         <w:pStyle w:val="Bibliography"/>
       </w:pPr>
+      <w:ins w:id="899" w:author="PR Preview" w:date="2026-01-01T00:00:00Z">
+        <w:r>
+          <w:t xml:space="preserve">[8]</w:t>
+        </w:r>
+      </w:ins>
+      <w:ins w:id="900" w:author="PR Preview" w:date="2026-01-01T00:00:00Z">
+        <w:r>
+          <w:t xml:space="preserve"> </w:t>
+        </w:r>
+      </w:ins>
+      <w:ins w:id="901" w:author="PR Preview" w:date="2026-01-01T00:00:00Z">
+        <w:r>
+          <w:t xml:space="preserve">	</w:t>
+        </w:r>
+      </w:ins>
+      <w:ins w:id="902" w:author="PR Preview" w:date="2026-01-01T00:00:00Z">
+        <w:r>
+          <w:t xml:space="preserve">G. Schwarz,</w:t>
+        </w:r>
+      </w:ins>
+      <w:ins w:id="903" w:author="PR Preview" w:date="2026-01-01T00:00:00Z">
+        <w:r>
+          <w:t xml:space="preserve"> </w:t>
+        </w:r>
+      </w:ins>
+      <w:ins w:id="904" w:author="PR Preview" w:date="2026-01-01T00:00:00Z">
+        <w:r>
+          <w:t xml:space="preserve">“Estimating the dimension of a model,”</w:t>
+        </w:r>
+      </w:ins>
       <w:ins w:id="905" w:author="PR Preview" w:date="2026-01-01T00:00:00Z">
         <w:r>
-          <w:t xml:space="preserve">[8]</w:t>
+          <w:t xml:space="preserve"> </w:t>
         </w:r>
       </w:ins>
       <w:ins w:id="906" w:author="PR Preview" w:date="2026-01-01T00:00:00Z">
-        <w:r>
-          <w:t xml:space="preserve"> </w:t>
-        </w:r>
-      </w:ins>
-      <w:ins w:id="907" w:author="PR Preview" w:date="2026-01-01T00:00:00Z">
-        <w:r>
-          <w:t xml:space="preserve">	</w:t>
-        </w:r>
-      </w:ins>
-      <w:ins w:id="908" w:author="PR Preview" w:date="2026-01-01T00:00:00Z">
-        <w:r>
-          <w:t xml:space="preserve">G. Schwarz,</w:t>
-        </w:r>
-      </w:ins>
-      <w:ins w:id="909" w:author="PR Preview" w:date="2026-01-01T00:00:00Z">
-        <w:r>
-          <w:t xml:space="preserve"> </w:t>
-        </w:r>
-      </w:ins>
-      <w:ins w:id="910" w:author="PR Preview" w:date="2026-01-01T00:00:00Z">
-        <w:r>
-          <w:t xml:space="preserve">“Estimating the dimension of a model,”</w:t>
-        </w:r>
-      </w:ins>
-      <w:ins w:id="911" w:author="PR Preview" w:date="2026-01-01T00:00:00Z">
-        <w:r>
-          <w:t xml:space="preserve"> </w:t>
-        </w:r>
-      </w:ins>
-      <w:ins w:id="912" w:author="PR Preview" w:date="2026-01-01T00:00:00Z">
         <w:r>
           <w:rPr>
             <w:i/>
@@ -19784,18 +19749,18 @@
           <w:t xml:space="preserve">The Annals of Statistics</w:t>
         </w:r>
       </w:ins>
-      <w:ins w:id="913" w:author="PR Preview" w:date="2026-01-01T00:00:00Z">
+      <w:ins w:id="907" w:author="PR Preview" w:date="2026-01-01T00:00:00Z">
         <w:r>
           <w:t xml:space="preserve">, vol. 6, no. 2, pp. 461–464, 1978, doi:</w:t>
         </w:r>
       </w:ins>
-      <w:ins w:id="914" w:author="PR Preview" w:date="2026-01-01T00:00:00Z">
+      <w:ins w:id="908" w:author="PR Preview" w:date="2026-01-01T00:00:00Z">
         <w:r>
           <w:t xml:space="preserve"> </w:t>
         </w:r>
       </w:ins>
       <w:hyperlink r:id="rId67">
-        <w:ins w:id="915" w:author="PR Preview" w:date="2026-01-01T00:00:00Z">
+        <w:ins w:id="909" w:author="PR Preview" w:date="2026-01-01T00:00:00Z">
           <w:r>
             <w:rPr>
               <w:rStyle w:val="Hyperlink"/>
@@ -19804,7 +19769,7 @@
           </w:r>
         </w:ins>
       </w:hyperlink>
-      <w:ins w:id="916" w:author="PR Preview" w:date="2026-01-01T00:00:00Z">
+      <w:ins w:id="910" w:author="PR Preview" w:date="2026-01-01T00:00:00Z">
         <w:r>
           <w:t xml:space="preserve">.</w:t>
         </w:r>
@@ -19816,78 +19781,78 @@
       <w:pPr>
         <w:pStyle w:val="Bibliography"/>
       </w:pPr>
+      <w:ins w:id="911" w:author="PR Preview" w:date="2026-01-01T00:00:00Z">
+        <w:r>
+          <w:t xml:space="preserve">[9]</w:t>
+        </w:r>
+      </w:ins>
+      <w:ins w:id="912" w:author="PR Preview" w:date="2026-01-01T00:00:00Z">
+        <w:r>
+          <w:t xml:space="preserve"> </w:t>
+        </w:r>
+      </w:ins>
+      <w:ins w:id="913" w:author="PR Preview" w:date="2026-01-01T00:00:00Z">
+        <w:r>
+          <w:t xml:space="preserve">	</w:t>
+        </w:r>
+      </w:ins>
+      <w:ins w:id="914" w:author="PR Preview" w:date="2026-01-01T00:00:00Z">
+        <w:r>
+          <w:t xml:space="preserve">Wikipedia contributors,</w:t>
+        </w:r>
+      </w:ins>
+      <w:ins w:id="915" w:author="PR Preview" w:date="2026-01-01T00:00:00Z">
+        <w:r>
+          <w:t xml:space="preserve"> </w:t>
+        </w:r>
+      </w:ins>
+      <w:ins w:id="916" w:author="PR Preview" w:date="2026-01-01T00:00:00Z">
+        <w:r>
+          <w:t xml:space="preserve">“Bayesian information criterion —</w:t>
+        </w:r>
+      </w:ins>
       <w:ins w:id="917" w:author="PR Preview" w:date="2026-01-01T00:00:00Z">
         <w:r>
-          <w:t xml:space="preserve">[9]</w:t>
+          <w:t xml:space="preserve"> </w:t>
         </w:r>
       </w:ins>
       <w:ins w:id="918" w:author="PR Preview" w:date="2026-01-01T00:00:00Z">
         <w:r>
-          <w:t xml:space="preserve"> </w:t>
+          <w:t xml:space="preserve">Wikipedia</w:t>
         </w:r>
       </w:ins>
       <w:ins w:id="919" w:author="PR Preview" w:date="2026-01-01T00:00:00Z">
         <w:r>
-          <w:t xml:space="preserve">	</w:t>
+          <w:t xml:space="preserve">,</w:t>
         </w:r>
       </w:ins>
       <w:ins w:id="920" w:author="PR Preview" w:date="2026-01-01T00:00:00Z">
         <w:r>
-          <w:t xml:space="preserve">Wikipedia contributors,</w:t>
+          <w:t xml:space="preserve"> </w:t>
         </w:r>
       </w:ins>
       <w:ins w:id="921" w:author="PR Preview" w:date="2026-01-01T00:00:00Z">
         <w:r>
-          <w:t xml:space="preserve"> </w:t>
+          <w:t xml:space="preserve">the free encyclopedia.”</w:t>
         </w:r>
       </w:ins>
       <w:ins w:id="922" w:author="PR Preview" w:date="2026-01-01T00:00:00Z">
         <w:r>
-          <w:t xml:space="preserve">“Bayesian information criterion —</w:t>
+          <w:t xml:space="preserve"> </w:t>
         </w:r>
       </w:ins>
       <w:ins w:id="923" w:author="PR Preview" w:date="2026-01-01T00:00:00Z">
         <w:r>
-          <w:t xml:space="preserve"> </w:t>
+          <w:t xml:space="preserve">2026. Available:</w:t>
         </w:r>
       </w:ins>
       <w:ins w:id="924" w:author="PR Preview" w:date="2026-01-01T00:00:00Z">
         <w:r>
-          <w:t xml:space="preserve">Wikipedia</w:t>
-        </w:r>
-      </w:ins>
-      <w:ins w:id="925" w:author="PR Preview" w:date="2026-01-01T00:00:00Z">
-        <w:r>
-          <w:t xml:space="preserve">,</w:t>
-        </w:r>
-      </w:ins>
-      <w:ins w:id="926" w:author="PR Preview" w:date="2026-01-01T00:00:00Z">
-        <w:r>
-          <w:t xml:space="preserve"> </w:t>
-        </w:r>
-      </w:ins>
-      <w:ins w:id="927" w:author="PR Preview" w:date="2026-01-01T00:00:00Z">
-        <w:r>
-          <w:t xml:space="preserve">the free encyclopedia.”</w:t>
-        </w:r>
-      </w:ins>
-      <w:ins w:id="928" w:author="PR Preview" w:date="2026-01-01T00:00:00Z">
-        <w:r>
-          <w:t xml:space="preserve"> </w:t>
-        </w:r>
-      </w:ins>
-      <w:ins w:id="929" w:author="PR Preview" w:date="2026-01-01T00:00:00Z">
-        <w:r>
-          <w:t xml:space="preserve">2026. Available:</w:t>
-        </w:r>
-      </w:ins>
-      <w:ins w:id="930" w:author="PR Preview" w:date="2026-01-01T00:00:00Z">
-        <w:r>
           <w:t xml:space="preserve"> </w:t>
         </w:r>
       </w:ins>
       <w:hyperlink r:id="rId69">
-        <w:ins w:id="931" w:author="PR Preview" w:date="2026-01-01T00:00:00Z">
+        <w:ins w:id="925" w:author="PR Preview" w:date="2026-01-01T00:00:00Z">
           <w:r>
             <w:rPr>
               <w:rStyle w:val="Hyperlink"/>
